--- a/backtest_lab/reports/backtest_performance_comparison_report.docx
+++ b/backtest_lab/reports/backtest_performance_comparison_report.docx
@@ -398,7 +398,7 @@
               <w:rPr>
                 <w:sz w:val="16"/>
               </w:rPr>
-              <w:t>3,698</w:t>
+              <w:t>304</w:t>
             </w:r>
           </w:p>
         </w:tc>
@@ -421,7 +421,7 @@
               <w:rPr>
                 <w:sz w:val="16"/>
               </w:rPr>
-              <w:t>3,364</w:t>
+              <w:t>286</w:t>
             </w:r>
           </w:p>
         </w:tc>
@@ -444,7 +444,7 @@
               <w:rPr>
                 <w:sz w:val="16"/>
               </w:rPr>
-              <w:t>3,050</w:t>
+              <w:t>250</w:t>
             </w:r>
           </w:p>
         </w:tc>
@@ -467,7 +467,7 @@
               <w:rPr>
                 <w:sz w:val="16"/>
               </w:rPr>
-              <w:t>2,436</w:t>
+              <w:t>218</w:t>
             </w:r>
           </w:p>
         </w:tc>
@@ -490,7 +490,7 @@
               <w:rPr>
                 <w:sz w:val="16"/>
               </w:rPr>
-              <w:t>30</w:t>
+              <w:t>5</w:t>
             </w:r>
           </w:p>
         </w:tc>
@@ -513,7 +513,7 @@
               <w:rPr>
                 <w:sz w:val="16"/>
               </w:rPr>
-              <w:t>24</w:t>
+              <w:t>10</w:t>
             </w:r>
           </w:p>
         </w:tc>
@@ -590,7 +590,7 @@
               <w:rPr>
                 <w:sz w:val="16"/>
               </w:rPr>
-              <w:t>1,928</w:t>
+              <w:t>20</w:t>
             </w:r>
           </w:p>
         </w:tc>
@@ -614,7 +614,7 @@
               <w:rPr>
                 <w:sz w:val="16"/>
               </w:rPr>
-              <w:t>1,748</w:t>
+              <w:t>20</w:t>
             </w:r>
           </w:p>
         </w:tc>
@@ -638,7 +638,7 @@
               <w:rPr>
                 <w:sz w:val="16"/>
               </w:rPr>
-              <w:t>1,576</w:t>
+              <w:t>0</w:t>
             </w:r>
           </w:p>
         </w:tc>
@@ -662,7 +662,7 @@
               <w:rPr>
                 <w:sz w:val="16"/>
               </w:rPr>
-              <w:t>1,292</w:t>
+              <w:t>0</w:t>
             </w:r>
           </w:p>
         </w:tc>
@@ -686,7 +686,7 @@
               <w:rPr>
                 <w:sz w:val="16"/>
               </w:rPr>
-              <w:t>15</w:t>
+              <w:t>1</w:t>
             </w:r>
           </w:p>
         </w:tc>
@@ -710,7 +710,7 @@
               <w:rPr>
                 <w:sz w:val="16"/>
               </w:rPr>
-              <w:t>24</w:t>
+              <w:t>0</w:t>
             </w:r>
           </w:p>
         </w:tc>
@@ -734,7 +734,7 @@
         <w:pStyle w:val="ListBullet"/>
       </w:pPr>
       <w:r>
-        <w:t>A-F: ag3_qg2_ay2_qc4_vr2_vd2 leads with 2.68%, 8.35%, and 10.22% average returns at 6m/1y/2y; combined rank score 4.67.</w:t>
+        <w:t>A-F: ag5_qg5_ay2_qc2_vr2_vd3 leads with -10.53%, -1.50%, and 10.18% average returns at 6m/1y/2y; combined rank score 1.67.</w:t>
       </w:r>
     </w:p>
     <w:p>
@@ -742,7 +742,7 @@
         <w:pStyle w:val="ListBullet"/>
       </w:pPr>
       <w:r>
-        <w:t>A-H: ag2_qg2_ay3_qc2_vr2_vd2 leads with 2.87%, 14.60%, and 10.03% average returns at 6m/1y/2y; combined rank score 3.33.</w:t>
+        <w:t>A-H: no set meets the completed-sample threshold at all horizons.</w:t>
       </w:r>
     </w:p>
     <w:p>
@@ -760,7 +760,7 @@
     </w:p>
     <w:p>
       <w:r>
-        <w:t>Minimum completed observations per horizon: 30. Lower combined rank score is better. N is shown as 6m/1y/2y.</w:t>
+        <w:t>Minimum completed observations per horizon: 5. Lower combined rank score is better. N is shown as 6m/1y/2y.</w:t>
       </w:r>
     </w:p>
     <w:tbl>
@@ -1041,7 +1041,7 @@
               <w:rPr>
                 <w:sz w:val="16"/>
               </w:rPr>
-              <w:t>ag3_qg2_ay2_qc4_vr2_vd2</w:t>
+              <w:t>ag5_qg5_ay2_qc2_vr2_vd3</w:t>
             </w:r>
           </w:p>
         </w:tc>
@@ -1065,7 +1065,7 @@
               <w:rPr>
                 <w:sz w:val="16"/>
               </w:rPr>
-              <w:t>54/51/41</w:t>
+              <w:t>11/9/7</w:t>
             </w:r>
           </w:p>
         </w:tc>
@@ -1089,7 +1089,7 @@
               <w:rPr>
                 <w:sz w:val="16"/>
               </w:rPr>
-              <w:t>2.68%</w:t>
+              <w:t>-10.53%</w:t>
             </w:r>
           </w:p>
         </w:tc>
@@ -1113,7 +1113,7 @@
               <w:rPr>
                 <w:sz w:val="16"/>
               </w:rPr>
-              <w:t>8.35%</w:t>
+              <w:t>-1.50%</w:t>
             </w:r>
           </w:p>
         </w:tc>
@@ -1137,7 +1137,7 @@
               <w:rPr>
                 <w:sz w:val="16"/>
               </w:rPr>
-              <w:t>10.22%</w:t>
+              <w:t>10.18%</w:t>
             </w:r>
           </w:p>
         </w:tc>
@@ -1161,7 +1161,7 @@
               <w:rPr>
                 <w:sz w:val="16"/>
               </w:rPr>
-              <w:t>4/2/8</w:t>
+              <w:t>1/1/3</w:t>
             </w:r>
           </w:p>
         </w:tc>
@@ -1185,7 +1185,7 @@
               <w:rPr>
                 <w:sz w:val="16"/>
               </w:rPr>
-              <w:t>4.67</w:t>
+              <w:t>1.67</w:t>
             </w:r>
           </w:p>
         </w:tc>
@@ -1238,7 +1238,7 @@
               <w:rPr>
                 <w:sz w:val="16"/>
               </w:rPr>
-              <w:t>ag2_qg2_ay2_qc4_vr2_vd2</w:t>
+              <w:t>ag5_qg5_ay3_qc2_vr2_vd2</w:t>
             </w:r>
           </w:p>
         </w:tc>
@@ -1262,7 +1262,7 @@
               <w:rPr>
                 <w:sz w:val="16"/>
               </w:rPr>
-              <w:t>56/53/43</w:t>
+              <w:t>7/6/5</w:t>
             </w:r>
           </w:p>
         </w:tc>
@@ -1286,7 +1286,7 @@
               <w:rPr>
                 <w:sz w:val="16"/>
               </w:rPr>
-              <w:t>2.75%</w:t>
+              <w:t>-12.15%</w:t>
             </w:r>
           </w:p>
         </w:tc>
@@ -1310,7 +1310,7 @@
               <w:rPr>
                 <w:sz w:val="16"/>
               </w:rPr>
-              <w:t>8.52%</w:t>
+              <w:t>-2.07%</w:t>
             </w:r>
           </w:p>
         </w:tc>
@@ -1334,7 +1334,7 @@
               <w:rPr>
                 <w:sz w:val="16"/>
               </w:rPr>
-              <w:t>9.51%</w:t>
+              <w:t>9.56%</w:t>
             </w:r>
           </w:p>
         </w:tc>
@@ -1358,7 +1358,7 @@
               <w:rPr>
                 <w:sz w:val="16"/>
               </w:rPr>
-              <w:t>3/1/13</w:t>
+              <w:t>6/3/4</w:t>
             </w:r>
           </w:p>
         </w:tc>
@@ -1382,7 +1382,7 @@
               <w:rPr>
                 <w:sz w:val="16"/>
               </w:rPr>
-              <w:t>5.67</w:t>
+              <w:t>4.33</w:t>
             </w:r>
           </w:p>
         </w:tc>
@@ -1433,7 +1433,7 @@
               <w:rPr>
                 <w:sz w:val="16"/>
               </w:rPr>
-              <w:t>ag3_qg2_ay2_qc4_vr2_vd3</w:t>
+              <w:t>ag5_qg5_ay3_qc3_vr2_vd2</w:t>
             </w:r>
           </w:p>
         </w:tc>
@@ -1456,7 +1456,7 @@
               <w:rPr>
                 <w:sz w:val="16"/>
               </w:rPr>
-              <w:t>46/44/36</w:t>
+              <w:t>6/6/5</w:t>
             </w:r>
           </w:p>
         </w:tc>
@@ -1479,7 +1479,7 @@
               <w:rPr>
                 <w:sz w:val="16"/>
               </w:rPr>
-              <w:t>2.89%</w:t>
+              <w:t>-11.03%</w:t>
             </w:r>
           </w:p>
         </w:tc>
@@ -1502,7 +1502,7 @@
               <w:rPr>
                 <w:sz w:val="16"/>
               </w:rPr>
-              <w:t>5.84%</w:t>
+              <w:t>-2.07%</w:t>
             </w:r>
           </w:p>
         </w:tc>
@@ -1525,7 +1525,7 @@
               <w:rPr>
                 <w:sz w:val="16"/>
               </w:rPr>
-              <w:t>10.82%</w:t>
+              <w:t>9.56%</w:t>
             </w:r>
           </w:p>
         </w:tc>
@@ -1548,7 +1548,7 @@
               <w:rPr>
                 <w:sz w:val="16"/>
               </w:rPr>
-              <w:t>2/14/3</w:t>
+              <w:t>2/5/6</w:t>
             </w:r>
           </w:p>
         </w:tc>
@@ -1571,7 +1571,7 @@
               <w:rPr>
                 <w:sz w:val="16"/>
               </w:rPr>
-              <w:t>6.33</w:t>
+              <w:t>4.33</w:t>
             </w:r>
           </w:p>
         </w:tc>
@@ -1624,7 +1624,7 @@
               <w:rPr>
                 <w:sz w:val="16"/>
               </w:rPr>
-              <w:t>ag2_qg2_ay2_qc2_vr2_vd3</w:t>
+              <w:t>ag5_qg5_ay2_qc2_vr2_vd2</w:t>
             </w:r>
           </w:p>
         </w:tc>
@@ -1648,7 +1648,7 @@
               <w:rPr>
                 <w:sz w:val="16"/>
               </w:rPr>
-              <w:t>71/62/49</w:t>
+              <w:t>12/10/8</w:t>
             </w:r>
           </w:p>
         </w:tc>
@@ -1672,7 +1672,7 @@
               <w:rPr>
                 <w:sz w:val="16"/>
               </w:rPr>
-              <w:t>0.49%</w:t>
+              <w:t>-11.27%</w:t>
             </w:r>
           </w:p>
         </w:tc>
@@ -1696,7 +1696,7 @@
               <w:rPr>
                 <w:sz w:val="16"/>
               </w:rPr>
-              <w:t>7.28%</w:t>
+              <w:t>-1.54%</w:t>
             </w:r>
           </w:p>
         </w:tc>
@@ -1720,7 +1720,7 @@
               <w:rPr>
                 <w:sz w:val="16"/>
               </w:rPr>
-              <w:t>13.32%</w:t>
+              <w:t>9.07%</w:t>
             </w:r>
           </w:p>
         </w:tc>
@@ -1744,7 +1744,7 @@
               <w:rPr>
                 <w:sz w:val="16"/>
               </w:rPr>
-              <w:t>13/6/1</w:t>
+              <w:t>4/2/8</w:t>
             </w:r>
           </w:p>
         </w:tc>
@@ -1768,7 +1768,7 @@
               <w:rPr>
                 <w:sz w:val="16"/>
               </w:rPr>
-              <w:t>6.67</w:t>
+              <w:t>4.67</w:t>
             </w:r>
           </w:p>
         </w:tc>
@@ -1819,7 +1819,7 @@
               <w:rPr>
                 <w:sz w:val="16"/>
               </w:rPr>
-              <w:t>ag2_qg2_ay2_qc4_vr2_vd3</w:t>
+              <w:t>ag5_qg5_ay2_qc3_vr2_vd3</w:t>
             </w:r>
           </w:p>
         </w:tc>
@@ -1842,7 +1842,7 @@
               <w:rPr>
                 <w:sz w:val="16"/>
               </w:rPr>
-              <w:t>48/46/38</w:t>
+              <w:t>8/7/6</w:t>
             </w:r>
           </w:p>
         </w:tc>
@@ -1865,7 +1865,7 @@
               <w:rPr>
                 <w:sz w:val="16"/>
               </w:rPr>
-              <w:t>2.96%</w:t>
+              <w:t>-11.92%</w:t>
             </w:r>
           </w:p>
         </w:tc>
@@ -1888,7 +1888,7 @@
               <w:rPr>
                 <w:sz w:val="16"/>
               </w:rPr>
-              <w:t>6.14%</w:t>
+              <w:t>-4.85%</w:t>
             </w:r>
           </w:p>
         </w:tc>
@@ -1911,7 +1911,7 @@
               <w:rPr>
                 <w:sz w:val="16"/>
               </w:rPr>
-              <w:t>9.99%</w:t>
+              <w:t>13.02%</w:t>
             </w:r>
           </w:p>
         </w:tc>
@@ -1934,7 +1934,7 @@
               <w:rPr>
                 <w:sz w:val="16"/>
               </w:rPr>
-              <w:t>1/10/9</w:t>
+              <w:t>5/8/1</w:t>
             </w:r>
           </w:p>
         </w:tc>
@@ -1957,7 +1957,7 @@
               <w:rPr>
                 <w:sz w:val="16"/>
               </w:rPr>
-              <w:t>6.67</w:t>
+              <w:t>4.67</w:t>
             </w:r>
           </w:p>
         </w:tc>
@@ -2010,7 +2010,7 @@
               <w:rPr>
                 <w:sz w:val="16"/>
               </w:rPr>
-              <w:t>ag2_qg2_ay2_qc2_vr2_vd2</w:t>
+              <w:t>ag5_qg5_ay3_qc2_vr2_vd3</w:t>
             </w:r>
           </w:p>
         </w:tc>
@@ -2034,7 +2034,7 @@
               <w:rPr>
                 <w:sz w:val="16"/>
               </w:rPr>
-              <w:t>83/73/58</w:t>
+              <w:t>7/6/5</w:t>
             </w:r>
           </w:p>
         </w:tc>
@@ -2058,7 +2058,7 @@
               <w:rPr>
                 <w:sz w:val="16"/>
               </w:rPr>
-              <w:t>0.23%</w:t>
+              <w:t>-12.15%</w:t>
             </w:r>
           </w:p>
         </w:tc>
@@ -2082,7 +2082,7 @@
               <w:rPr>
                 <w:sz w:val="16"/>
               </w:rPr>
-              <w:t>6.92%</w:t>
+              <w:t>-2.07%</w:t>
             </w:r>
           </w:p>
         </w:tc>
@@ -2106,7 +2106,7 @@
               <w:rPr>
                 <w:sz w:val="16"/>
               </w:rPr>
-              <w:t>12.56%</w:t>
+              <w:t>9.56%</w:t>
             </w:r>
           </w:p>
         </w:tc>
@@ -2130,7 +2130,7 @@
               <w:rPr>
                 <w:sz w:val="16"/>
               </w:rPr>
-              <w:t>16/7/2</w:t>
+              <w:t>7/4/5</w:t>
             </w:r>
           </w:p>
         </w:tc>
@@ -2154,7 +2154,7 @@
               <w:rPr>
                 <w:sz w:val="16"/>
               </w:rPr>
-              <w:t>8.33</w:t>
+              <w:t>5.33</w:t>
             </w:r>
           </w:p>
         </w:tc>
@@ -2205,7 +2205,7 @@
               <w:rPr>
                 <w:sz w:val="16"/>
               </w:rPr>
-              <w:t>ag2_qg2_ay2_qc3_vr2_vd2</w:t>
+              <w:t>ag5_qg5_ay3_qc3_vr2_vd3</w:t>
             </w:r>
           </w:p>
         </w:tc>
@@ -2228,7 +2228,7 @@
               <w:rPr>
                 <w:sz w:val="16"/>
               </w:rPr>
-              <w:t>72/65/51</w:t>
+              <w:t>6/6/5</w:t>
             </w:r>
           </w:p>
         </w:tc>
@@ -2251,7 +2251,7 @@
               <w:rPr>
                 <w:sz w:val="16"/>
               </w:rPr>
-              <w:t>0.92%</w:t>
+              <w:t>-11.03%</w:t>
             </w:r>
           </w:p>
         </w:tc>
@@ -2274,7 +2274,7 @@
               <w:rPr>
                 <w:sz w:val="16"/>
               </w:rPr>
-              <w:t>7.38%</w:t>
+              <w:t>-2.07%</w:t>
             </w:r>
           </w:p>
         </w:tc>
@@ -2297,7 +2297,7 @@
               <w:rPr>
                 <w:sz w:val="16"/>
               </w:rPr>
-              <w:t>9.41%</w:t>
+              <w:t>9.56%</w:t>
             </w:r>
           </w:p>
         </w:tc>
@@ -2320,7 +2320,7 @@
               <w:rPr>
                 <w:sz w:val="16"/>
               </w:rPr>
-              <w:t>10/5/14</w:t>
+              <w:t>3/6/7</w:t>
             </w:r>
           </w:p>
         </w:tc>
@@ -2343,7 +2343,7 @@
               <w:rPr>
                 <w:sz w:val="16"/>
               </w:rPr>
-              <w:t>9.67</w:t>
+              <w:t>5.33</w:t>
             </w:r>
           </w:p>
         </w:tc>
@@ -2396,7 +2396,7 @@
               <w:rPr>
                 <w:sz w:val="16"/>
               </w:rPr>
-              <w:t>ag2_qg2_ay2_qc3_vr2_vd3</w:t>
+              <w:t>ag5_qg5_ay2_qc3_vr2_vd2</w:t>
             </w:r>
           </w:p>
         </w:tc>
@@ -2420,7 +2420,7 @@
               <w:rPr>
                 <w:sz w:val="16"/>
               </w:rPr>
-              <w:t>59/53/42</w:t>
+              <w:t>9/8/7</w:t>
             </w:r>
           </w:p>
         </w:tc>
@@ -2444,7 +2444,7 @@
               <w:rPr>
                 <w:sz w:val="16"/>
               </w:rPr>
-              <w:t>1.44%</w:t>
+              <w:t>-12.75%</w:t>
             </w:r>
           </w:p>
         </w:tc>
@@ -2468,7 +2468,7 @@
               <w:rPr>
                 <w:sz w:val="16"/>
               </w:rPr>
-              <w:t>5.95%</w:t>
+              <w:t>-4.49%</w:t>
             </w:r>
           </w:p>
         </w:tc>
@@ -2492,7 +2492,7 @@
               <w:rPr>
                 <w:sz w:val="16"/>
               </w:rPr>
-              <w:t>9.83%</w:t>
+              <w:t>11.34%</w:t>
             </w:r>
           </w:p>
         </w:tc>
@@ -2516,7 +2516,7 @@
               <w:rPr>
                 <w:sz w:val="16"/>
               </w:rPr>
-              <w:t>9/12/10</w:t>
+              <w:t>8/7/2</w:t>
             </w:r>
           </w:p>
         </w:tc>
@@ -2540,7 +2540,7 @@
               <w:rPr>
                 <w:sz w:val="16"/>
               </w:rPr>
-              <w:t>10.33</w:t>
+              <w:t>5.67</w:t>
             </w:r>
           </w:p>
         </w:tc>
@@ -2591,7 +2591,7 @@
               <w:rPr>
                 <w:sz w:val="16"/>
               </w:rPr>
-              <w:t>ag2_qg3_ay2_qc4_vr2_vd2</w:t>
+              <w:t>ag5_qg10_ay2_qc2_vr2_vd2</w:t>
             </w:r>
           </w:p>
         </w:tc>
@@ -2614,7 +2614,7 @@
               <w:rPr>
                 <w:sz w:val="16"/>
               </w:rPr>
-              <w:t>51/48/39</w:t>
+              <w:t>7/5/5</w:t>
             </w:r>
           </w:p>
         </w:tc>
@@ -2637,7 +2637,7 @@
               <w:rPr>
                 <w:sz w:val="16"/>
               </w:rPr>
-              <w:t>1.97%</w:t>
+              <w:t>-14.71%</w:t>
             </w:r>
           </w:p>
         </w:tc>
@@ -2660,7 +2660,7 @@
               <w:rPr>
                 <w:sz w:val="16"/>
               </w:rPr>
-              <w:t>8.00%</w:t>
+              <w:t>-7.61%</w:t>
             </w:r>
           </w:p>
         </w:tc>
@@ -2683,7 +2683,7 @@
               <w:rPr>
                 <w:sz w:val="16"/>
               </w:rPr>
-              <w:t>8.77%</w:t>
+              <w:t>-4.98%</w:t>
             </w:r>
           </w:p>
         </w:tc>
@@ -2706,7 +2706,7 @@
               <w:rPr>
                 <w:sz w:val="16"/>
               </w:rPr>
-              <w:t>7/3/21</w:t>
+              <w:t>9/9/10</w:t>
             </w:r>
           </w:p>
         </w:tc>
@@ -2729,7 +2729,7 @@
               <w:rPr>
                 <w:sz w:val="16"/>
               </w:rPr>
-              <w:t>10.33</w:t>
+              <w:t>9.33</w:t>
             </w:r>
           </w:p>
         </w:tc>
@@ -2782,7 +2782,7 @@
               <w:rPr>
                 <w:sz w:val="16"/>
               </w:rPr>
-              <w:t>ag3_qg3_ay2_qc4_vr2_vd2</w:t>
+              <w:t>ag10_qg5_ay2_qc2_vr2_vd2</w:t>
             </w:r>
           </w:p>
         </w:tc>
@@ -2806,7 +2806,7 @@
               <w:rPr>
                 <w:sz w:val="16"/>
               </w:rPr>
-              <w:t>50/47/38</w:t>
+              <w:t>7/6/5</w:t>
             </w:r>
           </w:p>
         </w:tc>
@@ -2830,7 +2830,7 @@
               <w:rPr>
                 <w:sz w:val="16"/>
               </w:rPr>
-              <w:t>1.95%</w:t>
+              <w:t>-17.86%</w:t>
             </w:r>
           </w:p>
         </w:tc>
@@ -2854,7 +2854,7 @@
               <w:rPr>
                 <w:sz w:val="16"/>
               </w:rPr>
-              <w:t>7.86%</w:t>
+              <w:t>-8.60%</w:t>
             </w:r>
           </w:p>
         </w:tc>
@@ -2878,7 +2878,7 @@
               <w:rPr>
                 <w:sz w:val="16"/>
               </w:rPr>
-              <w:t>8.61%</w:t>
+              <w:t>0.23%</w:t>
             </w:r>
           </w:p>
         </w:tc>
@@ -2902,7 +2902,7 @@
               <w:rPr>
                 <w:sz w:val="16"/>
               </w:rPr>
-              <w:t>8/4/22</w:t>
+              <w:t>10/10/9</w:t>
             </w:r>
           </w:p>
         </w:tc>
@@ -2926,7 +2926,7 @@
               <w:rPr>
                 <w:sz w:val="16"/>
               </w:rPr>
-              <w:t>11.33</w:t>
+              <w:t>9.67</w:t>
             </w:r>
           </w:p>
         </w:tc>
@@ -2947,7 +2947,7 @@
     </w:p>
     <w:p>
       <w:r>
-        <w:t>Ranked by average 6 months return among sets with at least 30 completed observations.</w:t>
+        <w:t>Ranked by average 6 months return among sets with at least 5 completed observations.</w:t>
       </w:r>
     </w:p>
     <w:tbl>
@@ -3174,7 +3174,7 @@
               <w:rPr>
                 <w:sz w:val="16"/>
               </w:rPr>
-              <w:t>ag2_qg2_ay2_qc2_vr3_vd2</w:t>
+              <w:t>ag5_qg5_ay2_qc2_vr3_vd2</w:t>
             </w:r>
           </w:p>
         </w:tc>
@@ -3198,7 +3198,7 @@
               <w:rPr>
                 <w:sz w:val="16"/>
               </w:rPr>
-              <w:t>33</w:t>
+              <w:t>5</w:t>
             </w:r>
           </w:p>
         </w:tc>
@@ -3222,7 +3222,7 @@
               <w:rPr>
                 <w:sz w:val="16"/>
               </w:rPr>
-              <w:t>5.92%</w:t>
+              <w:t>-3.77%</w:t>
             </w:r>
           </w:p>
         </w:tc>
@@ -3246,7 +3246,7 @@
               <w:rPr>
                 <w:sz w:val="16"/>
               </w:rPr>
-              <w:t>6.38%</w:t>
+              <w:t>0.79%</w:t>
             </w:r>
           </w:p>
         </w:tc>
@@ -3270,7 +3270,7 @@
               <w:rPr>
                 <w:sz w:val="16"/>
               </w:rPr>
-              <w:t>72.73%</w:t>
+              <w:t>60.00%</w:t>
             </w:r>
           </w:p>
         </w:tc>
@@ -3323,7 +3323,7 @@
               <w:rPr>
                 <w:sz w:val="16"/>
               </w:rPr>
-              <w:t>ag2_qg3_ay2_qc2_vr3_vd2</w:t>
+              <w:t>ag5_qg5_ay2_qc2_vr2_vd3</w:t>
             </w:r>
           </w:p>
         </w:tc>
@@ -3347,7 +3347,7 @@
               <w:rPr>
                 <w:sz w:val="16"/>
               </w:rPr>
-              <w:t>30</w:t>
+              <w:t>11</w:t>
             </w:r>
           </w:p>
         </w:tc>
@@ -3371,7 +3371,7 @@
               <w:rPr>
                 <w:sz w:val="16"/>
               </w:rPr>
-              <w:t>4.93%</w:t>
+              <w:t>-10.53%</w:t>
             </w:r>
           </w:p>
         </w:tc>
@@ -3395,7 +3395,7 @@
               <w:rPr>
                 <w:sz w:val="16"/>
               </w:rPr>
-              <w:t>5.94%</w:t>
+              <w:t>-12.21%</w:t>
             </w:r>
           </w:p>
         </w:tc>
@@ -3419,7 +3419,7 @@
               <w:rPr>
                 <w:sz w:val="16"/>
               </w:rPr>
-              <w:t>70.00%</w:t>
+              <w:t>27.27%</w:t>
             </w:r>
           </w:p>
         </w:tc>
@@ -3470,7 +3470,7 @@
               <w:rPr>
                 <w:sz w:val="16"/>
               </w:rPr>
-              <w:t>ag3_qg2_ay2_qc2_vr3_vd2</w:t>
+              <w:t>ag5_qg5_ay3_qc3_vr2_vd2</w:t>
             </w:r>
           </w:p>
         </w:tc>
@@ -3493,7 +3493,7 @@
               <w:rPr>
                 <w:sz w:val="16"/>
               </w:rPr>
-              <w:t>31</w:t>
+              <w:t>6</w:t>
             </w:r>
           </w:p>
         </w:tc>
@@ -3516,7 +3516,7 @@
               <w:rPr>
                 <w:sz w:val="16"/>
               </w:rPr>
-              <w:t>4.09%</w:t>
+              <w:t>-11.03%</w:t>
             </w:r>
           </w:p>
         </w:tc>
@@ -3539,7 +3539,7 @@
               <w:rPr>
                 <w:sz w:val="16"/>
               </w:rPr>
-              <w:t>4.15%</w:t>
+              <w:t>-5.55%</w:t>
             </w:r>
           </w:p>
         </w:tc>
@@ -3562,7 +3562,7 @@
               <w:rPr>
                 <w:sz w:val="16"/>
               </w:rPr>
-              <w:t>67.74%</w:t>
+              <w:t>33.33%</w:t>
             </w:r>
           </w:p>
         </w:tc>
@@ -3615,7 +3615,7 @@
               <w:rPr>
                 <w:sz w:val="16"/>
               </w:rPr>
-              <w:t>ag2_qg2_ay2_qc4_vr2_vd3</w:t>
+              <w:t>ag5_qg5_ay3_qc3_vr2_vd3</w:t>
             </w:r>
           </w:p>
         </w:tc>
@@ -3639,7 +3639,7 @@
               <w:rPr>
                 <w:sz w:val="16"/>
               </w:rPr>
-              <w:t>48</w:t>
+              <w:t>6</w:t>
             </w:r>
           </w:p>
         </w:tc>
@@ -3663,7 +3663,7 @@
               <w:rPr>
                 <w:sz w:val="16"/>
               </w:rPr>
-              <w:t>2.96%</w:t>
+              <w:t>-11.03%</w:t>
             </w:r>
           </w:p>
         </w:tc>
@@ -3687,7 +3687,7 @@
               <w:rPr>
                 <w:sz w:val="16"/>
               </w:rPr>
-              <w:t>1.76%</w:t>
+              <w:t>-5.55%</w:t>
             </w:r>
           </w:p>
         </w:tc>
@@ -3711,7 +3711,7 @@
               <w:rPr>
                 <w:sz w:val="16"/>
               </w:rPr>
-              <w:t>56.25%</w:t>
+              <w:t>33.33%</w:t>
             </w:r>
           </w:p>
         </w:tc>
@@ -3762,7 +3762,7 @@
               <w:rPr>
                 <w:sz w:val="16"/>
               </w:rPr>
-              <w:t>ag3_qg2_ay2_qc4_vr2_vd3</w:t>
+              <w:t>ag5_qg5_ay2_qc2_vr2_vd2</w:t>
             </w:r>
           </w:p>
         </w:tc>
@@ -3785,7 +3785,7 @@
               <w:rPr>
                 <w:sz w:val="16"/>
               </w:rPr>
-              <w:t>46</w:t>
+              <w:t>12</w:t>
             </w:r>
           </w:p>
         </w:tc>
@@ -3808,7 +3808,7 @@
               <w:rPr>
                 <w:sz w:val="16"/>
               </w:rPr>
-              <w:t>2.89%</w:t>
+              <w:t>-11.27%</w:t>
             </w:r>
           </w:p>
         </w:tc>
@@ -3831,7 +3831,7 @@
               <w:rPr>
                 <w:sz w:val="16"/>
               </w:rPr>
-              <w:t>0.87%</w:t>
+              <w:t>-14.60%</w:t>
             </w:r>
           </w:p>
         </w:tc>
@@ -3854,7 +3854,7 @@
               <w:rPr>
                 <w:sz w:val="16"/>
               </w:rPr>
-              <w:t>54.35%</w:t>
+              <w:t>25.00%</w:t>
             </w:r>
           </w:p>
         </w:tc>
@@ -3907,7 +3907,7 @@
               <w:rPr>
                 <w:sz w:val="16"/>
               </w:rPr>
-              <w:t>ag2_qg2_ay2_qc4_vr2_vd2</w:t>
+              <w:t>ag5_qg10_ay2_qc3_vr2_vd2</w:t>
             </w:r>
           </w:p>
         </w:tc>
@@ -3931,7 +3931,7 @@
               <w:rPr>
                 <w:sz w:val="16"/>
               </w:rPr>
-              <w:t>56</w:t>
+              <w:t>5</w:t>
             </w:r>
           </w:p>
         </w:tc>
@@ -3955,7 +3955,7 @@
               <w:rPr>
                 <w:sz w:val="16"/>
               </w:rPr>
-              <w:t>2.75%</w:t>
+              <w:t>-11.68%</w:t>
             </w:r>
           </w:p>
         </w:tc>
@@ -3979,7 +3979,7 @@
               <w:rPr>
                 <w:sz w:val="16"/>
               </w:rPr>
-              <w:t>2.60%</w:t>
+              <w:t>-12.21%</w:t>
             </w:r>
           </w:p>
         </w:tc>
@@ -4003,7 +4003,7 @@
               <w:rPr>
                 <w:sz w:val="16"/>
               </w:rPr>
-              <w:t>57.14%</w:t>
+              <w:t>20.00%</w:t>
             </w:r>
           </w:p>
         </w:tc>
@@ -4054,7 +4054,7 @@
               <w:rPr>
                 <w:sz w:val="16"/>
               </w:rPr>
-              <w:t>ag3_qg2_ay2_qc4_vr2_vd2</w:t>
+              <w:t>ag5_qg5_ay2_qc3_vr2_vd3</w:t>
             </w:r>
           </w:p>
         </w:tc>
@@ -4077,7 +4077,7 @@
               <w:rPr>
                 <w:sz w:val="16"/>
               </w:rPr>
-              <w:t>54</w:t>
+              <w:t>8</w:t>
             </w:r>
           </w:p>
         </w:tc>
@@ -4100,7 +4100,7 @@
               <w:rPr>
                 <w:sz w:val="16"/>
               </w:rPr>
-              <w:t>2.68%</w:t>
+              <w:t>-11.92%</w:t>
             </w:r>
           </w:p>
         </w:tc>
@@ -4123,7 +4123,7 @@
               <w:rPr>
                 <w:sz w:val="16"/>
               </w:rPr>
-              <w:t>2.05%</w:t>
+              <w:t>-10.08%</w:t>
             </w:r>
           </w:p>
         </w:tc>
@@ -4146,7 +4146,7 @@
               <w:rPr>
                 <w:sz w:val="16"/>
               </w:rPr>
-              <w:t>55.56%</w:t>
+              <w:t>25.00%</w:t>
             </w:r>
           </w:p>
         </w:tc>
@@ -4199,7 +4199,7 @@
               <w:rPr>
                 <w:sz w:val="16"/>
               </w:rPr>
-              <w:t>ag2_qg3_ay3_qc2_vr2_vd3</w:t>
+              <w:t>ag5_qg5_ay3_qc2_vr2_vd2</w:t>
             </w:r>
           </w:p>
         </w:tc>
@@ -4223,7 +4223,7 @@
               <w:rPr>
                 <w:sz w:val="16"/>
               </w:rPr>
-              <w:t>36</w:t>
+              <w:t>7</w:t>
             </w:r>
           </w:p>
         </w:tc>
@@ -4247,7 +4247,7 @@
               <w:rPr>
                 <w:sz w:val="16"/>
               </w:rPr>
-              <w:t>2.42%</w:t>
+              <w:t>-12.15%</w:t>
             </w:r>
           </w:p>
         </w:tc>
@@ -4271,7 +4271,7 @@
               <w:rPr>
                 <w:sz w:val="16"/>
               </w:rPr>
-              <w:t>0.49%</w:t>
+              <w:t>-7.96%</w:t>
             </w:r>
           </w:p>
         </w:tc>
@@ -4295,7 +4295,7 @@
               <w:rPr>
                 <w:sz w:val="16"/>
               </w:rPr>
-              <w:t>52.78%</w:t>
+              <w:t>28.57%</w:t>
             </w:r>
           </w:p>
         </w:tc>
@@ -4346,7 +4346,7 @@
               <w:rPr>
                 <w:sz w:val="16"/>
               </w:rPr>
-              <w:t>ag2_qg3_ay3_qc2_vr2_vd2</w:t>
+              <w:t>ag5_qg5_ay3_qc2_vr2_vd3</w:t>
             </w:r>
           </w:p>
         </w:tc>
@@ -4369,7 +4369,7 @@
               <w:rPr>
                 <w:sz w:val="16"/>
               </w:rPr>
-              <w:t>41</w:t>
+              <w:t>7</w:t>
             </w:r>
           </w:p>
         </w:tc>
@@ -4392,7 +4392,7 @@
               <w:rPr>
                 <w:sz w:val="16"/>
               </w:rPr>
-              <w:t>2.17%</w:t>
+              <w:t>-12.15%</w:t>
             </w:r>
           </w:p>
         </w:tc>
@@ -4415,7 +4415,7 @@
               <w:rPr>
                 <w:sz w:val="16"/>
               </w:rPr>
-              <w:t>1.49%</w:t>
+              <w:t>-7.96%</w:t>
             </w:r>
           </w:p>
         </w:tc>
@@ -4438,7 +4438,7 @@
               <w:rPr>
                 <w:sz w:val="16"/>
               </w:rPr>
-              <w:t>53.66%</w:t>
+              <w:t>28.57%</w:t>
             </w:r>
           </w:p>
         </w:tc>
@@ -4491,7 +4491,7 @@
               <w:rPr>
                 <w:sz w:val="16"/>
               </w:rPr>
-              <w:t>ag3_qg2_ay3_qc3_vr2_vd3</w:t>
+              <w:t>ag5_qg5_ay2_qc3_vr2_vd2</w:t>
             </w:r>
           </w:p>
         </w:tc>
@@ -4515,7 +4515,7 @@
               <w:rPr>
                 <w:sz w:val="16"/>
               </w:rPr>
-              <w:t>30</w:t>
+              <w:t>9</w:t>
             </w:r>
           </w:p>
         </w:tc>
@@ -4539,7 +4539,7 @@
               <w:rPr>
                 <w:sz w:val="16"/>
               </w:rPr>
-              <w:t>2.09%</w:t>
+              <w:t>-12.75%</w:t>
             </w:r>
           </w:p>
         </w:tc>
@@ -4563,7 +4563,7 @@
               <w:rPr>
                 <w:sz w:val="16"/>
               </w:rPr>
-              <w:t>0.49%</w:t>
+              <w:t>-12.21%</w:t>
             </w:r>
           </w:p>
         </w:tc>
@@ -4587,7 +4587,7 @@
               <w:rPr>
                 <w:sz w:val="16"/>
               </w:rPr>
-              <w:t>53.33%</w:t>
+              <w:t>22.22%</w:t>
             </w:r>
           </w:p>
         </w:tc>
@@ -4608,7 +4608,7 @@
     </w:p>
     <w:p>
       <w:r>
-        <w:t>Ranked by average 1 year return among sets with at least 30 completed observations.</w:t>
+        <w:t>Ranked by average 1 year return among sets with at least 5 completed observations.</w:t>
       </w:r>
     </w:p>
     <w:tbl>
@@ -4835,7 +4835,7 @@
               <w:rPr>
                 <w:sz w:val="16"/>
               </w:rPr>
-              <w:t>ag2_qg3_ay3_qc2_vr2_vd2</w:t>
+              <w:t>ag5_qg5_ay2_qc2_vr2_vd3</w:t>
             </w:r>
           </w:p>
         </w:tc>
@@ -4859,7 +4859,7 @@
               <w:rPr>
                 <w:sz w:val="16"/>
               </w:rPr>
-              <w:t>35</w:t>
+              <w:t>9</w:t>
             </w:r>
           </w:p>
         </w:tc>
@@ -4883,7 +4883,7 @@
               <w:rPr>
                 <w:sz w:val="16"/>
               </w:rPr>
-              <w:t>14.34%</w:t>
+              <w:t>-1.50%</w:t>
             </w:r>
           </w:p>
         </w:tc>
@@ -4907,7 +4907,7 @@
               <w:rPr>
                 <w:sz w:val="16"/>
               </w:rPr>
-              <w:t>9.71%</w:t>
+              <w:t>-0.98%</w:t>
             </w:r>
           </w:p>
         </w:tc>
@@ -4931,7 +4931,7 @@
               <w:rPr>
                 <w:sz w:val="16"/>
               </w:rPr>
-              <w:t>62.86%</w:t>
+              <w:t>44.44%</w:t>
             </w:r>
           </w:p>
         </w:tc>
@@ -4984,7 +4984,7 @@
               <w:rPr>
                 <w:sz w:val="16"/>
               </w:rPr>
-              <w:t>ag3_qg3_ay3_qc2_vr2_vd2</w:t>
+              <w:t>ag5_qg5_ay2_qc2_vr2_vd2</w:t>
             </w:r>
           </w:p>
         </w:tc>
@@ -5008,7 +5008,7 @@
               <w:rPr>
                 <w:sz w:val="16"/>
               </w:rPr>
-              <w:t>33</w:t>
+              <w:t>10</w:t>
             </w:r>
           </w:p>
         </w:tc>
@@ -5032,7 +5032,7 @@
               <w:rPr>
                 <w:sz w:val="16"/>
               </w:rPr>
-              <w:t>13.99%</w:t>
+              <w:t>-1.54%</w:t>
             </w:r>
           </w:p>
         </w:tc>
@@ -5056,7 +5056,7 @@
               <w:rPr>
                 <w:sz w:val="16"/>
               </w:rPr>
-              <w:t>9.25%</w:t>
+              <w:t>-1.45%</w:t>
             </w:r>
           </w:p>
         </w:tc>
@@ -5080,7 +5080,7 @@
               <w:rPr>
                 <w:sz w:val="16"/>
               </w:rPr>
-              <w:t>60.61%</w:t>
+              <w:t>40.00%</w:t>
             </w:r>
           </w:p>
         </w:tc>
@@ -5131,7 +5131,7 @@
               <w:rPr>
                 <w:sz w:val="16"/>
               </w:rPr>
-              <w:t>ag2_qg2_ay3_qc2_vr2_vd2</w:t>
+              <w:t>ag5_qg5_ay3_qc2_vr2_vd2</w:t>
             </w:r>
           </w:p>
         </w:tc>
@@ -5154,7 +5154,7 @@
               <w:rPr>
                 <w:sz w:val="16"/>
               </w:rPr>
-              <w:t>40</w:t>
+              <w:t>6</w:t>
             </w:r>
           </w:p>
         </w:tc>
@@ -5177,7 +5177,7 @@
               <w:rPr>
                 <w:sz w:val="16"/>
               </w:rPr>
-              <w:t>13.94%</w:t>
+              <w:t>-2.07%</w:t>
             </w:r>
           </w:p>
         </w:tc>
@@ -5200,7 +5200,7 @@
               <w:rPr>
                 <w:sz w:val="16"/>
               </w:rPr>
-              <w:t>11.50%</w:t>
+              <w:t>-0.14%</w:t>
             </w:r>
           </w:p>
         </w:tc>
@@ -5223,7 +5223,7 @@
               <w:rPr>
                 <w:sz w:val="16"/>
               </w:rPr>
-              <w:t>65.00%</w:t>
+              <w:t>50.00%</w:t>
             </w:r>
           </w:p>
         </w:tc>
@@ -5276,7 +5276,7 @@
               <w:rPr>
                 <w:sz w:val="16"/>
               </w:rPr>
-              <w:t>ag3_qg2_ay3_qc2_vr2_vd2</w:t>
+              <w:t>ag5_qg5_ay3_qc2_vr2_vd3</w:t>
             </w:r>
           </w:p>
         </w:tc>
@@ -5300,7 +5300,7 @@
               <w:rPr>
                 <w:sz w:val="16"/>
               </w:rPr>
-              <w:t>36</w:t>
+              <w:t>6</w:t>
             </w:r>
           </w:p>
         </w:tc>
@@ -5324,7 +5324,7 @@
               <w:rPr>
                 <w:sz w:val="16"/>
               </w:rPr>
-              <w:t>13.91%</w:t>
+              <w:t>-2.07%</w:t>
             </w:r>
           </w:p>
         </w:tc>
@@ -5348,7 +5348,7 @@
               <w:rPr>
                 <w:sz w:val="16"/>
               </w:rPr>
-              <w:t>9.48%</w:t>
+              <w:t>-0.14%</w:t>
             </w:r>
           </w:p>
         </w:tc>
@@ -5372,7 +5372,7 @@
               <w:rPr>
                 <w:sz w:val="16"/>
               </w:rPr>
-              <w:t>63.89%</w:t>
+              <w:t>50.00%</w:t>
             </w:r>
           </w:p>
         </w:tc>
@@ -5423,7 +5423,7 @@
               <w:rPr>
                 <w:sz w:val="16"/>
               </w:rPr>
-              <w:t>ag2_qg3_ay3_qc2_vr2_vd3</w:t>
+              <w:t>ag5_qg5_ay3_qc3_vr2_vd2</w:t>
             </w:r>
           </w:p>
         </w:tc>
@@ -5446,7 +5446,7 @@
               <w:rPr>
                 <w:sz w:val="16"/>
               </w:rPr>
-              <w:t>30</w:t>
+              <w:t>6</w:t>
             </w:r>
           </w:p>
         </w:tc>
@@ -5469,7 +5469,7 @@
               <w:rPr>
                 <w:sz w:val="16"/>
               </w:rPr>
-              <w:t>13.43%</w:t>
+              <w:t>-2.07%</w:t>
             </w:r>
           </w:p>
         </w:tc>
@@ -5492,7 +5492,7 @@
               <w:rPr>
                 <w:sz w:val="16"/>
               </w:rPr>
-              <w:t>9.48%</w:t>
+              <w:t>-0.14%</w:t>
             </w:r>
           </w:p>
         </w:tc>
@@ -5515,7 +5515,7 @@
               <w:rPr>
                 <w:sz w:val="16"/>
               </w:rPr>
-              <w:t>60.00%</w:t>
+              <w:t>50.00%</w:t>
             </w:r>
           </w:p>
         </w:tc>
@@ -5568,7 +5568,7 @@
               <w:rPr>
                 <w:sz w:val="16"/>
               </w:rPr>
-              <w:t>ag2_qg2_ay3_qc2_vr2_vd3</w:t>
+              <w:t>ag5_qg5_ay3_qc3_vr2_vd3</w:t>
             </w:r>
           </w:p>
         </w:tc>
@@ -5592,7 +5592,7 @@
               <w:rPr>
                 <w:sz w:val="16"/>
               </w:rPr>
-              <w:t>34</w:t>
+              <w:t>6</w:t>
             </w:r>
           </w:p>
         </w:tc>
@@ -5616,7 +5616,7 @@
               <w:rPr>
                 <w:sz w:val="16"/>
               </w:rPr>
-              <w:t>12.94%</w:t>
+              <w:t>-2.07%</w:t>
             </w:r>
           </w:p>
         </w:tc>
@@ -5640,7 +5640,7 @@
               <w:rPr>
                 <w:sz w:val="16"/>
               </w:rPr>
-              <w:t>9.48%</w:t>
+              <w:t>-0.14%</w:t>
             </w:r>
           </w:p>
         </w:tc>
@@ -5664,7 +5664,7 @@
               <w:rPr>
                 <w:sz w:val="16"/>
               </w:rPr>
-              <w:t>61.76%</w:t>
+              <w:t>50.00%</w:t>
             </w:r>
           </w:p>
         </w:tc>
@@ -5715,7 +5715,7 @@
               <w:rPr>
                 <w:sz w:val="16"/>
               </w:rPr>
-              <w:t>ag3_qg2_ay3_qc2_vr2_vd3</w:t>
+              <w:t>ag10_qg5_ay2_qc3_vr2_vd2</w:t>
             </w:r>
           </w:p>
         </w:tc>
@@ -5738,7 +5738,7 @@
               <w:rPr>
                 <w:sz w:val="16"/>
               </w:rPr>
-              <w:t>30</w:t>
+              <w:t>5</w:t>
             </w:r>
           </w:p>
         </w:tc>
@@ -5761,7 +5761,7 @@
               <w:rPr>
                 <w:sz w:val="16"/>
               </w:rPr>
-              <w:t>12.79%</w:t>
+              <w:t>-4.34%</w:t>
             </w:r>
           </w:p>
         </w:tc>
@@ -5784,7 +5784,7 @@
               <w:rPr>
                 <w:sz w:val="16"/>
               </w:rPr>
-              <w:t>8.11%</w:t>
+              <w:t>-0.98%</w:t>
             </w:r>
           </w:p>
         </w:tc>
@@ -5807,7 +5807,7 @@
               <w:rPr>
                 <w:sz w:val="16"/>
               </w:rPr>
-              <w:t>60.00%</w:t>
+              <w:t>40.00%</w:t>
             </w:r>
           </w:p>
         </w:tc>
@@ -5860,7 +5860,7 @@
               <w:rPr>
                 <w:sz w:val="16"/>
               </w:rPr>
-              <w:t>ag3_qg2_ay3_qc3_vr2_vd2</w:t>
+              <w:t>ag5_qg5_ay2_qc3_vr2_vd2</w:t>
             </w:r>
           </w:p>
         </w:tc>
@@ -5884,7 +5884,7 @@
               <w:rPr>
                 <w:sz w:val="16"/>
               </w:rPr>
-              <w:t>33</w:t>
+              <w:t>8</w:t>
             </w:r>
           </w:p>
         </w:tc>
@@ -5908,7 +5908,7 @@
               <w:rPr>
                 <w:sz w:val="16"/>
               </w:rPr>
-              <w:t>11.44%</w:t>
+              <w:t>-4.49%</w:t>
             </w:r>
           </w:p>
         </w:tc>
@@ -5932,7 +5932,7 @@
               <w:rPr>
                 <w:sz w:val="16"/>
               </w:rPr>
-              <w:t>9.25%</w:t>
+              <w:t>-1.45%</w:t>
             </w:r>
           </w:p>
         </w:tc>
@@ -5956,7 +5956,7 @@
               <w:rPr>
                 <w:sz w:val="16"/>
               </w:rPr>
-              <w:t>63.64%</w:t>
+              <w:t>37.50%</w:t>
             </w:r>
           </w:p>
         </w:tc>
@@ -6007,7 +6007,7 @@
               <w:rPr>
                 <w:sz w:val="16"/>
               </w:rPr>
-              <w:t>ag2_qg3_ay3_qc3_vr2_vd2</w:t>
+              <w:t>ag5_qg5_ay2_qc3_vr2_vd3</w:t>
             </w:r>
           </w:p>
         </w:tc>
@@ -6030,7 +6030,7 @@
               <w:rPr>
                 <w:sz w:val="16"/>
               </w:rPr>
-              <w:t>31</w:t>
+              <w:t>7</w:t>
             </w:r>
           </w:p>
         </w:tc>
@@ -6053,7 +6053,7 @@
               <w:rPr>
                 <w:sz w:val="16"/>
               </w:rPr>
-              <w:t>11.18%</w:t>
+              <w:t>-4.85%</w:t>
             </w:r>
           </w:p>
         </w:tc>
@@ -6076,7 +6076,7 @@
               <w:rPr>
                 <w:sz w:val="16"/>
               </w:rPr>
-              <w:t>9.25%</w:t>
+              <w:t>-0.98%</w:t>
             </w:r>
           </w:p>
         </w:tc>
@@ -6099,7 +6099,7 @@
               <w:rPr>
                 <w:sz w:val="16"/>
               </w:rPr>
-              <w:t>61.29%</w:t>
+              <w:t>42.86%</w:t>
             </w:r>
           </w:p>
         </w:tc>
@@ -6152,7 +6152,7 @@
               <w:rPr>
                 <w:sz w:val="16"/>
               </w:rPr>
-              <w:t>ag2_qg2_ay3_qc3_vr2_vd2</w:t>
+              <w:t>ag5_qg10_ay2_qc2_vr2_vd2</w:t>
             </w:r>
           </w:p>
         </w:tc>
@@ -6176,7 +6176,7 @@
               <w:rPr>
                 <w:sz w:val="16"/>
               </w:rPr>
-              <w:t>36</w:t>
+              <w:t>5</w:t>
             </w:r>
           </w:p>
         </w:tc>
@@ -6200,7 +6200,7 @@
               <w:rPr>
                 <w:sz w:val="16"/>
               </w:rPr>
-              <w:t>10.67%</w:t>
+              <w:t>-7.61%</w:t>
             </w:r>
           </w:p>
         </w:tc>
@@ -6224,7 +6224,7 @@
               <w:rPr>
                 <w:sz w:val="16"/>
               </w:rPr>
-              <w:t>11.27%</w:t>
+              <w:t>-1.91%</w:t>
             </w:r>
           </w:p>
         </w:tc>
@@ -6248,7 +6248,7 @@
               <w:rPr>
                 <w:sz w:val="16"/>
               </w:rPr>
-              <w:t>63.89%</w:t>
+              <w:t>20.00%</w:t>
             </w:r>
           </w:p>
         </w:tc>
@@ -6269,7 +6269,7 @@
     </w:p>
     <w:p>
       <w:r>
-        <w:t>Ranked by average 2 years return among sets with at least 30 completed observations.</w:t>
+        <w:t>Ranked by average 2 years return among sets with at least 5 completed observations.</w:t>
       </w:r>
     </w:p>
     <w:tbl>
@@ -6496,7 +6496,7 @@
               <w:rPr>
                 <w:sz w:val="16"/>
               </w:rPr>
-              <w:t>ag2_qg2_ay2_qc2_vr2_vd3</w:t>
+              <w:t>ag5_qg5_ay2_qc3_vr2_vd3</w:t>
             </w:r>
           </w:p>
         </w:tc>
@@ -6520,7 +6520,7 @@
               <w:rPr>
                 <w:sz w:val="16"/>
               </w:rPr>
-              <w:t>49</w:t>
+              <w:t>6</w:t>
             </w:r>
           </w:p>
         </w:tc>
@@ -6544,7 +6544,7 @@
               <w:rPr>
                 <w:sz w:val="16"/>
               </w:rPr>
-              <w:t>13.32%</w:t>
+              <w:t>13.02%</w:t>
             </w:r>
           </w:p>
         </w:tc>
@@ -6568,7 +6568,7 @@
               <w:rPr>
                 <w:sz w:val="16"/>
               </w:rPr>
-              <w:t>5.89%</w:t>
+              <w:t>7.87%</w:t>
             </w:r>
           </w:p>
         </w:tc>
@@ -6592,7 +6592,7 @@
               <w:rPr>
                 <w:sz w:val="16"/>
               </w:rPr>
-              <w:t>59.18%</w:t>
+              <w:t>50.00%</w:t>
             </w:r>
           </w:p>
         </w:tc>
@@ -6645,7 +6645,7 @@
               <w:rPr>
                 <w:sz w:val="16"/>
               </w:rPr>
-              <w:t>ag2_qg2_ay2_qc2_vr2_vd2</w:t>
+              <w:t>ag5_qg5_ay2_qc3_vr2_vd2</w:t>
             </w:r>
           </w:p>
         </w:tc>
@@ -6669,7 +6669,7 @@
               <w:rPr>
                 <w:sz w:val="16"/>
               </w:rPr>
-              <w:t>58</w:t>
+              <w:t>7</w:t>
             </w:r>
           </w:p>
         </w:tc>
@@ -6693,7 +6693,7 @@
               <w:rPr>
                 <w:sz w:val="16"/>
               </w:rPr>
-              <w:t>12.56%</w:t>
+              <w:t>11.34%</w:t>
             </w:r>
           </w:p>
         </w:tc>
@@ -6717,7 +6717,7 @@
               <w:rPr>
                 <w:sz w:val="16"/>
               </w:rPr>
-              <w:t>7.78%</w:t>
+              <w:t>1.28%</w:t>
             </w:r>
           </w:p>
         </w:tc>
@@ -6741,7 +6741,7 @@
               <w:rPr>
                 <w:sz w:val="16"/>
               </w:rPr>
-              <w:t>60.34%</w:t>
+              <w:t>57.14%</w:t>
             </w:r>
           </w:p>
         </w:tc>
@@ -6792,7 +6792,7 @@
               <w:rPr>
                 <w:sz w:val="16"/>
               </w:rPr>
-              <w:t>ag3_qg2_ay2_qc4_vr2_vd3</w:t>
+              <w:t>ag5_qg5_ay2_qc2_vr2_vd3</w:t>
             </w:r>
           </w:p>
         </w:tc>
@@ -6815,7 +6815,7 @@
               <w:rPr>
                 <w:sz w:val="16"/>
               </w:rPr>
-              <w:t>36</w:t>
+              <w:t>7</w:t>
             </w:r>
           </w:p>
         </w:tc>
@@ -6838,7 +6838,7 @@
               <w:rPr>
                 <w:sz w:val="16"/>
               </w:rPr>
-              <w:t>10.82%</w:t>
+              <w:t>10.18%</w:t>
             </w:r>
           </w:p>
         </w:tc>
@@ -6861,7 +6861,7 @@
               <w:rPr>
                 <w:sz w:val="16"/>
               </w:rPr>
-              <w:t>5.75%</w:t>
+              <w:t>-1.46%</w:t>
             </w:r>
           </w:p>
         </w:tc>
@@ -6884,7 +6884,7 @@
               <w:rPr>
                 <w:sz w:val="16"/>
               </w:rPr>
-              <w:t>55.56%</w:t>
+              <w:t>42.86%</w:t>
             </w:r>
           </w:p>
         </w:tc>
@@ -6937,7 +6937,7 @@
               <w:rPr>
                 <w:sz w:val="16"/>
               </w:rPr>
-              <w:t>ag3_qg2_ay2_qc2_vr2_vd3</w:t>
+              <w:t>ag5_qg5_ay3_qc2_vr2_vd2</w:t>
             </w:r>
           </w:p>
         </w:tc>
@@ -6961,7 +6961,7 @@
               <w:rPr>
                 <w:sz w:val="16"/>
               </w:rPr>
-              <w:t>46</w:t>
+              <w:t>5</w:t>
             </w:r>
           </w:p>
         </w:tc>
@@ -6985,7 +6985,7 @@
               <w:rPr>
                 <w:sz w:val="16"/>
               </w:rPr>
-              <w:t>10.80%</w:t>
+              <w:t>9.56%</w:t>
             </w:r>
           </w:p>
         </w:tc>
@@ -7009,7 +7009,7 @@
               <w:rPr>
                 <w:sz w:val="16"/>
               </w:rPr>
-              <w:t>4.65%</w:t>
+              <w:t>-1.46%</w:t>
             </w:r>
           </w:p>
         </w:tc>
@@ -7033,7 +7033,7 @@
               <w:rPr>
                 <w:sz w:val="16"/>
               </w:rPr>
-              <w:t>56.52%</w:t>
+              <w:t>40.00%</w:t>
             </w:r>
           </w:p>
         </w:tc>
@@ -7084,7 +7084,7 @@
               <w:rPr>
                 <w:sz w:val="16"/>
               </w:rPr>
-              <w:t>ag2_qg3_ay2_qc2_vr2_vd3</w:t>
+              <w:t>ag5_qg5_ay3_qc2_vr2_vd3</w:t>
             </w:r>
           </w:p>
         </w:tc>
@@ -7107,7 +7107,7 @@
               <w:rPr>
                 <w:sz w:val="16"/>
               </w:rPr>
-              <w:t>46</w:t>
+              <w:t>5</w:t>
             </w:r>
           </w:p>
         </w:tc>
@@ -7130,7 +7130,7 @@
               <w:rPr>
                 <w:sz w:val="16"/>
               </w:rPr>
-              <w:t>10.59%</w:t>
+              <w:t>9.56%</w:t>
             </w:r>
           </w:p>
         </w:tc>
@@ -7153,7 +7153,7 @@
               <w:rPr>
                 <w:sz w:val="16"/>
               </w:rPr>
-              <w:t>4.65%</w:t>
+              <w:t>-1.46%</w:t>
             </w:r>
           </w:p>
         </w:tc>
@@ -7176,7 +7176,7 @@
               <w:rPr>
                 <w:sz w:val="16"/>
               </w:rPr>
-              <w:t>56.52%</w:t>
+              <w:t>40.00%</w:t>
             </w:r>
           </w:p>
         </w:tc>
@@ -7229,7 +7229,7 @@
               <w:rPr>
                 <w:sz w:val="16"/>
               </w:rPr>
-              <w:t>ag3_qg3_ay2_qc2_vr2_vd3</w:t>
+              <w:t>ag5_qg5_ay3_qc3_vr2_vd2</w:t>
             </w:r>
           </w:p>
         </w:tc>
@@ -7253,7 +7253,7 @@
               <w:rPr>
                 <w:sz w:val="16"/>
               </w:rPr>
-              <w:t>43</w:t>
+              <w:t>5</w:t>
             </w:r>
           </w:p>
         </w:tc>
@@ -7277,7 +7277,7 @@
               <w:rPr>
                 <w:sz w:val="16"/>
               </w:rPr>
-              <w:t>10.48%</w:t>
+              <w:t>9.56%</w:t>
             </w:r>
           </w:p>
         </w:tc>
@@ -7301,7 +7301,7 @@
               <w:rPr>
                 <w:sz w:val="16"/>
               </w:rPr>
-              <w:t>3.69%</w:t>
+              <w:t>-1.46%</w:t>
             </w:r>
           </w:p>
         </w:tc>
@@ -7325,7 +7325,7 @@
               <w:rPr>
                 <w:sz w:val="16"/>
               </w:rPr>
-              <w:t>55.81%</w:t>
+              <w:t>40.00%</w:t>
             </w:r>
           </w:p>
         </w:tc>
@@ -7376,7 +7376,7 @@
               <w:rPr>
                 <w:sz w:val="16"/>
               </w:rPr>
-              <w:t>ag3_qg2_ay2_qc2_vr2_vd2</w:t>
+              <w:t>ag5_qg5_ay3_qc3_vr2_vd3</w:t>
             </w:r>
           </w:p>
         </w:tc>
@@ -7399,7 +7399,7 @@
               <w:rPr>
                 <w:sz w:val="16"/>
               </w:rPr>
-              <w:t>55</w:t>
+              <w:t>5</w:t>
             </w:r>
           </w:p>
         </w:tc>
@@ -7422,7 +7422,7 @@
               <w:rPr>
                 <w:sz w:val="16"/>
               </w:rPr>
-              <w:t>10.42%</w:t>
+              <w:t>9.56%</w:t>
             </w:r>
           </w:p>
         </w:tc>
@@ -7445,7 +7445,7 @@
               <w:rPr>
                 <w:sz w:val="16"/>
               </w:rPr>
-              <w:t>5.89%</w:t>
+              <w:t>-1.46%</w:t>
             </w:r>
           </w:p>
         </w:tc>
@@ -7468,7 +7468,7 @@
               <w:rPr>
                 <w:sz w:val="16"/>
               </w:rPr>
-              <w:t>58.18%</w:t>
+              <w:t>40.00%</w:t>
             </w:r>
           </w:p>
         </w:tc>
@@ -7521,7 +7521,7 @@
               <w:rPr>
                 <w:sz w:val="16"/>
               </w:rPr>
-              <w:t>ag3_qg2_ay2_qc4_vr2_vd2</w:t>
+              <w:t>ag5_qg5_ay2_qc2_vr2_vd2</w:t>
             </w:r>
           </w:p>
         </w:tc>
@@ -7545,7 +7545,7 @@
               <w:rPr>
                 <w:sz w:val="16"/>
               </w:rPr>
-              <w:t>41</w:t>
+              <w:t>8</w:t>
             </w:r>
           </w:p>
         </w:tc>
@@ -7569,7 +7569,7 @@
               <w:rPr>
                 <w:sz w:val="16"/>
               </w:rPr>
-              <w:t>10.22%</w:t>
+              <w:t>9.07%</w:t>
             </w:r>
           </w:p>
         </w:tc>
@@ -7593,7 +7593,7 @@
               <w:rPr>
                 <w:sz w:val="16"/>
               </w:rPr>
-              <w:t>5.89%</w:t>
+              <w:t>-0.09%</w:t>
             </w:r>
           </w:p>
         </w:tc>
@@ -7617,7 +7617,7 @@
               <w:rPr>
                 <w:sz w:val="16"/>
               </w:rPr>
-              <w:t>56.10%</w:t>
+              <w:t>50.00%</w:t>
             </w:r>
           </w:p>
         </w:tc>
@@ -7668,7 +7668,7 @@
               <w:rPr>
                 <w:sz w:val="16"/>
               </w:rPr>
-              <w:t>ag2_qg2_ay2_qc4_vr2_vd3</w:t>
+              <w:t>ag10_qg5_ay2_qc2_vr2_vd2</w:t>
             </w:r>
           </w:p>
         </w:tc>
@@ -7691,7 +7691,7 @@
               <w:rPr>
                 <w:sz w:val="16"/>
               </w:rPr>
-              <w:t>38</w:t>
+              <w:t>5</w:t>
             </w:r>
           </w:p>
         </w:tc>
@@ -7714,7 +7714,7 @@
               <w:rPr>
                 <w:sz w:val="16"/>
               </w:rPr>
-              <w:t>9.99%</w:t>
+              <w:t>0.23%</w:t>
             </w:r>
           </w:p>
         </w:tc>
@@ -7737,7 +7737,7 @@
               <w:rPr>
                 <w:sz w:val="16"/>
               </w:rPr>
-              <w:t>5.75%</w:t>
+              <w:t>-1.46%</w:t>
             </w:r>
           </w:p>
         </w:tc>
@@ -7760,7 +7760,7 @@
               <w:rPr>
                 <w:sz w:val="16"/>
               </w:rPr>
-              <w:t>55.26%</w:t>
+              <w:t>40.00%</w:t>
             </w:r>
           </w:p>
         </w:tc>
@@ -7813,7 +7813,7 @@
               <w:rPr>
                 <w:sz w:val="16"/>
               </w:rPr>
-              <w:t>ag2_qg2_ay2_qc3_vr2_vd3</w:t>
+              <w:t>ag5_qg10_ay2_qc2_vr2_vd2</w:t>
             </w:r>
           </w:p>
         </w:tc>
@@ -7837,7 +7837,7 @@
               <w:rPr>
                 <w:sz w:val="16"/>
               </w:rPr>
-              <w:t>42</w:t>
+              <w:t>5</w:t>
             </w:r>
           </w:p>
         </w:tc>
@@ -7861,7 +7861,7 @@
               <w:rPr>
                 <w:sz w:val="16"/>
               </w:rPr>
-              <w:t>9.83%</w:t>
+              <w:t>-4.98%</w:t>
             </w:r>
           </w:p>
         </w:tc>
@@ -7885,7 +7885,7 @@
               <w:rPr>
                 <w:sz w:val="16"/>
               </w:rPr>
-              <w:t>5.75%</w:t>
+              <w:t>-6.85%</w:t>
             </w:r>
           </w:p>
         </w:tc>
@@ -7909,7 +7909,7 @@
               <w:rPr>
                 <w:sz w:val="16"/>
               </w:rPr>
-              <w:t>54.76%</w:t>
+              <w:t>20.00%</w:t>
             </w:r>
           </w:p>
         </w:tc>
@@ -7935,7 +7935,7 @@
     </w:p>
     <w:p>
       <w:r>
-        <w:t>Minimum completed observations per horizon: 15. Lower combined rank score is better. N is shown as 6m/1y/2y.</w:t>
+        <w:t>Minimum completed observations per horizon: 1. Lower combined rank score is better. N is shown as 6m/1y/2y.</w:t>
       </w:r>
     </w:p>
     <w:tbl>
@@ -8168,1944 +8168,6 @@
           </w:p>
         </w:tc>
       </w:tr>
-      <w:tr>
-        <w:trPr>
-          <w:cantSplit/>
-        </w:trPr>
-        <w:tc>
-          <w:tcPr>
-            <w:tcW w:type="dxa" w:w="576"/>
-            <w:vAlign w:val="center"/>
-            <w:tcMar>
-              <w:top w:w="80" w:type="dxa"/>
-              <w:start w:w="120" w:type="dxa"/>
-              <w:bottom w:w="80" w:type="dxa"/>
-              <w:end w:w="120" w:type="dxa"/>
-            </w:tcMar>
-            <w:shd w:fill="E8F3EC"/>
-          </w:tcPr>
-          <w:p>
-            <w:pPr>
-              <w:jc w:val="center"/>
-            </w:pPr>
-            <w:r>
-              <w:rPr>
-                <w:sz w:val="16"/>
-              </w:rPr>
-              <w:t>1</w:t>
-            </w:r>
-          </w:p>
-        </w:tc>
-        <w:tc>
-          <w:tcPr>
-            <w:tcW w:type="dxa" w:w="2376"/>
-            <w:vAlign w:val="center"/>
-            <w:tcMar>
-              <w:top w:w="80" w:type="dxa"/>
-              <w:start w:w="120" w:type="dxa"/>
-              <w:bottom w:w="80" w:type="dxa"/>
-              <w:end w:w="120" w:type="dxa"/>
-            </w:tcMar>
-            <w:shd w:fill="E8F3EC"/>
-          </w:tcPr>
-          <w:p>
-            <w:pPr>
-              <w:jc w:val="left"/>
-            </w:pPr>
-            <w:r>
-              <w:rPr>
-                <w:sz w:val="16"/>
-              </w:rPr>
-              <w:t>ag2_qg2_ay3_qc2_vr2_vd2</w:t>
-            </w:r>
-          </w:p>
-        </w:tc>
-        <w:tc>
-          <w:tcPr>
-            <w:tcW w:type="dxa" w:w="1224"/>
-            <w:vAlign w:val="center"/>
-            <w:tcMar>
-              <w:top w:w="80" w:type="dxa"/>
-              <w:start w:w="120" w:type="dxa"/>
-              <w:bottom w:w="80" w:type="dxa"/>
-              <w:end w:w="120" w:type="dxa"/>
-            </w:tcMar>
-            <w:shd w:fill="E8F3EC"/>
-          </w:tcPr>
-          <w:p>
-            <w:pPr>
-              <w:jc w:val="center"/>
-            </w:pPr>
-            <w:r>
-              <w:rPr>
-                <w:sz w:val="16"/>
-              </w:rPr>
-              <w:t>22/20/15</w:t>
-            </w:r>
-          </w:p>
-        </w:tc>
-        <w:tc>
-          <w:tcPr>
-            <w:tcW w:type="dxa" w:w="1008"/>
-            <w:vAlign w:val="center"/>
-            <w:tcMar>
-              <w:top w:w="80" w:type="dxa"/>
-              <w:start w:w="120" w:type="dxa"/>
-              <w:bottom w:w="80" w:type="dxa"/>
-              <w:end w:w="120" w:type="dxa"/>
-            </w:tcMar>
-            <w:shd w:fill="E8F3EC"/>
-          </w:tcPr>
-          <w:p>
-            <w:pPr>
-              <w:jc w:val="center"/>
-            </w:pPr>
-            <w:r>
-              <w:rPr>
-                <w:sz w:val="16"/>
-              </w:rPr>
-              <w:t>2.87%</w:t>
-            </w:r>
-          </w:p>
-        </w:tc>
-        <w:tc>
-          <w:tcPr>
-            <w:tcW w:type="dxa" w:w="1008"/>
-            <w:vAlign w:val="center"/>
-            <w:tcMar>
-              <w:top w:w="80" w:type="dxa"/>
-              <w:start w:w="120" w:type="dxa"/>
-              <w:bottom w:w="80" w:type="dxa"/>
-              <w:end w:w="120" w:type="dxa"/>
-            </w:tcMar>
-            <w:shd w:fill="E8F3EC"/>
-          </w:tcPr>
-          <w:p>
-            <w:pPr>
-              <w:jc w:val="center"/>
-            </w:pPr>
-            <w:r>
-              <w:rPr>
-                <w:sz w:val="16"/>
-              </w:rPr>
-              <w:t>14.60%</w:t>
-            </w:r>
-          </w:p>
-        </w:tc>
-        <w:tc>
-          <w:tcPr>
-            <w:tcW w:type="dxa" w:w="1008"/>
-            <w:vAlign w:val="center"/>
-            <w:tcMar>
-              <w:top w:w="80" w:type="dxa"/>
-              <w:start w:w="120" w:type="dxa"/>
-              <w:bottom w:w="80" w:type="dxa"/>
-              <w:end w:w="120" w:type="dxa"/>
-            </w:tcMar>
-            <w:shd w:fill="E8F3EC"/>
-          </w:tcPr>
-          <w:p>
-            <w:pPr>
-              <w:jc w:val="center"/>
-            </w:pPr>
-            <w:r>
-              <w:rPr>
-                <w:sz w:val="16"/>
-              </w:rPr>
-              <w:t>10.03%</w:t>
-            </w:r>
-          </w:p>
-        </w:tc>
-        <w:tc>
-          <w:tcPr>
-            <w:tcW w:type="dxa" w:w="1440"/>
-            <w:vAlign w:val="center"/>
-            <w:tcMar>
-              <w:top w:w="80" w:type="dxa"/>
-              <w:start w:w="120" w:type="dxa"/>
-              <w:bottom w:w="80" w:type="dxa"/>
-              <w:end w:w="120" w:type="dxa"/>
-            </w:tcMar>
-            <w:shd w:fill="E8F3EC"/>
-          </w:tcPr>
-          <w:p>
-            <w:pPr>
-              <w:jc w:val="center"/>
-            </w:pPr>
-            <w:r>
-              <w:rPr>
-                <w:sz w:val="16"/>
-              </w:rPr>
-              <w:t>8/1/1</w:t>
-            </w:r>
-          </w:p>
-        </w:tc>
-        <w:tc>
-          <w:tcPr>
-            <w:tcW w:type="dxa" w:w="936"/>
-            <w:vAlign w:val="center"/>
-            <w:tcMar>
-              <w:top w:w="80" w:type="dxa"/>
-              <w:start w:w="120" w:type="dxa"/>
-              <w:bottom w:w="80" w:type="dxa"/>
-              <w:end w:w="120" w:type="dxa"/>
-            </w:tcMar>
-            <w:shd w:fill="E8F3EC"/>
-          </w:tcPr>
-          <w:p>
-            <w:pPr>
-              <w:jc w:val="center"/>
-            </w:pPr>
-            <w:r>
-              <w:rPr>
-                <w:sz w:val="16"/>
-              </w:rPr>
-              <w:t>3.33</w:t>
-            </w:r>
-          </w:p>
-        </w:tc>
-      </w:tr>
-      <w:tr>
-        <w:trPr>
-          <w:cantSplit/>
-        </w:trPr>
-        <w:tc>
-          <w:tcPr>
-            <w:tcW w:type="dxa" w:w="576"/>
-            <w:vAlign w:val="center"/>
-            <w:tcMar>
-              <w:top w:w="80" w:type="dxa"/>
-              <w:start w:w="120" w:type="dxa"/>
-              <w:bottom w:w="80" w:type="dxa"/>
-              <w:end w:w="120" w:type="dxa"/>
-            </w:tcMar>
-            <w:shd w:fill="F2F4F7"/>
-          </w:tcPr>
-          <w:p>
-            <w:pPr>
-              <w:jc w:val="center"/>
-            </w:pPr>
-            <w:r>
-              <w:rPr>
-                <w:sz w:val="16"/>
-              </w:rPr>
-              <w:t>2</w:t>
-            </w:r>
-          </w:p>
-        </w:tc>
-        <w:tc>
-          <w:tcPr>
-            <w:tcW w:type="dxa" w:w="2376"/>
-            <w:vAlign w:val="center"/>
-            <w:tcMar>
-              <w:top w:w="80" w:type="dxa"/>
-              <w:start w:w="120" w:type="dxa"/>
-              <w:bottom w:w="80" w:type="dxa"/>
-              <w:end w:w="120" w:type="dxa"/>
-            </w:tcMar>
-            <w:shd w:fill="F2F4F7"/>
-          </w:tcPr>
-          <w:p>
-            <w:pPr>
-              <w:jc w:val="left"/>
-            </w:pPr>
-            <w:r>
-              <w:rPr>
-                <w:sz w:val="16"/>
-              </w:rPr>
-              <w:t>ag3_qg2_ay2_qc4_vr2_vd2</w:t>
-            </w:r>
-          </w:p>
-        </w:tc>
-        <w:tc>
-          <w:tcPr>
-            <w:tcW w:type="dxa" w:w="1224"/>
-            <w:vAlign w:val="center"/>
-            <w:tcMar>
-              <w:top w:w="80" w:type="dxa"/>
-              <w:start w:w="120" w:type="dxa"/>
-              <w:bottom w:w="80" w:type="dxa"/>
-              <w:end w:w="120" w:type="dxa"/>
-            </w:tcMar>
-            <w:shd w:fill="F2F4F7"/>
-          </w:tcPr>
-          <w:p>
-            <w:pPr>
-              <w:jc w:val="center"/>
-            </w:pPr>
-            <w:r>
-              <w:rPr>
-                <w:sz w:val="16"/>
-              </w:rPr>
-              <w:t>27/25/17</w:t>
-            </w:r>
-          </w:p>
-        </w:tc>
-        <w:tc>
-          <w:tcPr>
-            <w:tcW w:type="dxa" w:w="1008"/>
-            <w:vAlign w:val="center"/>
-            <w:tcMar>
-              <w:top w:w="80" w:type="dxa"/>
-              <w:start w:w="120" w:type="dxa"/>
-              <w:bottom w:w="80" w:type="dxa"/>
-              <w:end w:w="120" w:type="dxa"/>
-            </w:tcMar>
-            <w:shd w:fill="F2F4F7"/>
-          </w:tcPr>
-          <w:p>
-            <w:pPr>
-              <w:jc w:val="center"/>
-            </w:pPr>
-            <w:r>
-              <w:rPr>
-                <w:sz w:val="16"/>
-              </w:rPr>
-              <w:t>3.68%</w:t>
-            </w:r>
-          </w:p>
-        </w:tc>
-        <w:tc>
-          <w:tcPr>
-            <w:tcW w:type="dxa" w:w="1008"/>
-            <w:vAlign w:val="center"/>
-            <w:tcMar>
-              <w:top w:w="80" w:type="dxa"/>
-              <w:start w:w="120" w:type="dxa"/>
-              <w:bottom w:w="80" w:type="dxa"/>
-              <w:end w:w="120" w:type="dxa"/>
-            </w:tcMar>
-            <w:shd w:fill="F2F4F7"/>
-          </w:tcPr>
-          <w:p>
-            <w:pPr>
-              <w:jc w:val="center"/>
-            </w:pPr>
-            <w:r>
-              <w:rPr>
-                <w:sz w:val="16"/>
-              </w:rPr>
-              <w:t>11.28%</w:t>
-            </w:r>
-          </w:p>
-        </w:tc>
-        <w:tc>
-          <w:tcPr>
-            <w:tcW w:type="dxa" w:w="1008"/>
-            <w:vAlign w:val="center"/>
-            <w:tcMar>
-              <w:top w:w="80" w:type="dxa"/>
-              <w:start w:w="120" w:type="dxa"/>
-              <w:bottom w:w="80" w:type="dxa"/>
-              <w:end w:w="120" w:type="dxa"/>
-            </w:tcMar>
-            <w:shd w:fill="F2F4F7"/>
-          </w:tcPr>
-          <w:p>
-            <w:pPr>
-              <w:jc w:val="center"/>
-            </w:pPr>
-            <w:r>
-              <w:rPr>
-                <w:sz w:val="16"/>
-              </w:rPr>
-              <w:t>5.70%</w:t>
-            </w:r>
-          </w:p>
-        </w:tc>
-        <w:tc>
-          <w:tcPr>
-            <w:tcW w:type="dxa" w:w="1440"/>
-            <w:vAlign w:val="center"/>
-            <w:tcMar>
-              <w:top w:w="80" w:type="dxa"/>
-              <w:start w:w="120" w:type="dxa"/>
-              <w:bottom w:w="80" w:type="dxa"/>
-              <w:end w:w="120" w:type="dxa"/>
-            </w:tcMar>
-            <w:shd w:fill="F2F4F7"/>
-          </w:tcPr>
-          <w:p>
-            <w:pPr>
-              <w:jc w:val="center"/>
-            </w:pPr>
-            <w:r>
-              <w:rPr>
-                <w:sz w:val="16"/>
-              </w:rPr>
-              <w:t>4/4/12</w:t>
-            </w:r>
-          </w:p>
-        </w:tc>
-        <w:tc>
-          <w:tcPr>
-            <w:tcW w:type="dxa" w:w="936"/>
-            <w:vAlign w:val="center"/>
-            <w:tcMar>
-              <w:top w:w="80" w:type="dxa"/>
-              <w:start w:w="120" w:type="dxa"/>
-              <w:bottom w:w="80" w:type="dxa"/>
-              <w:end w:w="120" w:type="dxa"/>
-            </w:tcMar>
-            <w:shd w:fill="F2F4F7"/>
-          </w:tcPr>
-          <w:p>
-            <w:pPr>
-              <w:jc w:val="center"/>
-            </w:pPr>
-            <w:r>
-              <w:rPr>
-                <w:sz w:val="16"/>
-              </w:rPr>
-              <w:t>6.67</w:t>
-            </w:r>
-          </w:p>
-        </w:tc>
-      </w:tr>
-      <w:tr>
-        <w:trPr>
-          <w:cantSplit/>
-        </w:trPr>
-        <w:tc>
-          <w:tcPr>
-            <w:tcW w:type="dxa" w:w="576"/>
-            <w:vAlign w:val="center"/>
-            <w:tcMar>
-              <w:top w:w="80" w:type="dxa"/>
-              <w:start w:w="120" w:type="dxa"/>
-              <w:bottom w:w="80" w:type="dxa"/>
-              <w:end w:w="120" w:type="dxa"/>
-            </w:tcMar>
-          </w:tcPr>
-          <w:p>
-            <w:pPr>
-              <w:jc w:val="center"/>
-            </w:pPr>
-            <w:r>
-              <w:rPr>
-                <w:sz w:val="16"/>
-              </w:rPr>
-              <w:t>3</w:t>
-            </w:r>
-          </w:p>
-        </w:tc>
-        <w:tc>
-          <w:tcPr>
-            <w:tcW w:type="dxa" w:w="2376"/>
-            <w:vAlign w:val="center"/>
-            <w:tcMar>
-              <w:top w:w="80" w:type="dxa"/>
-              <w:start w:w="120" w:type="dxa"/>
-              <w:bottom w:w="80" w:type="dxa"/>
-              <w:end w:w="120" w:type="dxa"/>
-            </w:tcMar>
-          </w:tcPr>
-          <w:p>
-            <w:pPr>
-              <w:jc w:val="left"/>
-            </w:pPr>
-            <w:r>
-              <w:rPr>
-                <w:sz w:val="16"/>
-              </w:rPr>
-              <w:t>ag2_qg2_ay2_qc4_vr2_vd2</w:t>
-            </w:r>
-          </w:p>
-        </w:tc>
-        <w:tc>
-          <w:tcPr>
-            <w:tcW w:type="dxa" w:w="1224"/>
-            <w:vAlign w:val="center"/>
-            <w:tcMar>
-              <w:top w:w="80" w:type="dxa"/>
-              <w:start w:w="120" w:type="dxa"/>
-              <w:bottom w:w="80" w:type="dxa"/>
-              <w:end w:w="120" w:type="dxa"/>
-            </w:tcMar>
-          </w:tcPr>
-          <w:p>
-            <w:pPr>
-              <w:jc w:val="center"/>
-            </w:pPr>
-            <w:r>
-              <w:rPr>
-                <w:sz w:val="16"/>
-              </w:rPr>
-              <w:t>29/27/19</w:t>
-            </w:r>
-          </w:p>
-        </w:tc>
-        <w:tc>
-          <w:tcPr>
-            <w:tcW w:type="dxa" w:w="1008"/>
-            <w:vAlign w:val="center"/>
-            <w:tcMar>
-              <w:top w:w="80" w:type="dxa"/>
-              <w:start w:w="120" w:type="dxa"/>
-              <w:bottom w:w="80" w:type="dxa"/>
-              <w:end w:w="120" w:type="dxa"/>
-            </w:tcMar>
-          </w:tcPr>
-          <w:p>
-            <w:pPr>
-              <w:jc w:val="center"/>
-            </w:pPr>
-            <w:r>
-              <w:rPr>
-                <w:sz w:val="16"/>
-              </w:rPr>
-              <w:t>3.69%</w:t>
-            </w:r>
-          </w:p>
-        </w:tc>
-        <w:tc>
-          <w:tcPr>
-            <w:tcW w:type="dxa" w:w="1008"/>
-            <w:vAlign w:val="center"/>
-            <w:tcMar>
-              <w:top w:w="80" w:type="dxa"/>
-              <w:start w:w="120" w:type="dxa"/>
-              <w:bottom w:w="80" w:type="dxa"/>
-              <w:end w:w="120" w:type="dxa"/>
-            </w:tcMar>
-          </w:tcPr>
-          <w:p>
-            <w:pPr>
-              <w:jc w:val="center"/>
-            </w:pPr>
-            <w:r>
-              <w:rPr>
-                <w:sz w:val="16"/>
-              </w:rPr>
-              <w:t>11.42%</w:t>
-            </w:r>
-          </w:p>
-        </w:tc>
-        <w:tc>
-          <w:tcPr>
-            <w:tcW w:type="dxa" w:w="1008"/>
-            <w:vAlign w:val="center"/>
-            <w:tcMar>
-              <w:top w:w="80" w:type="dxa"/>
-              <w:start w:w="120" w:type="dxa"/>
-              <w:bottom w:w="80" w:type="dxa"/>
-              <w:end w:w="120" w:type="dxa"/>
-            </w:tcMar>
-          </w:tcPr>
-          <w:p>
-            <w:pPr>
-              <w:jc w:val="center"/>
-            </w:pPr>
-            <w:r>
-              <w:rPr>
-                <w:sz w:val="16"/>
-              </w:rPr>
-              <w:t>4.38%</w:t>
-            </w:r>
-          </w:p>
-        </w:tc>
-        <w:tc>
-          <w:tcPr>
-            <w:tcW w:type="dxa" w:w="1440"/>
-            <w:vAlign w:val="center"/>
-            <w:tcMar>
-              <w:top w:w="80" w:type="dxa"/>
-              <w:start w:w="120" w:type="dxa"/>
-              <w:bottom w:w="80" w:type="dxa"/>
-              <w:end w:w="120" w:type="dxa"/>
-            </w:tcMar>
-          </w:tcPr>
-          <w:p>
-            <w:pPr>
-              <w:jc w:val="center"/>
-            </w:pPr>
-            <w:r>
-              <w:rPr>
-                <w:sz w:val="16"/>
-              </w:rPr>
-              <w:t>3/2/18</w:t>
-            </w:r>
-          </w:p>
-        </w:tc>
-        <w:tc>
-          <w:tcPr>
-            <w:tcW w:type="dxa" w:w="936"/>
-            <w:vAlign w:val="center"/>
-            <w:tcMar>
-              <w:top w:w="80" w:type="dxa"/>
-              <w:start w:w="120" w:type="dxa"/>
-              <w:bottom w:w="80" w:type="dxa"/>
-              <w:end w:w="120" w:type="dxa"/>
-            </w:tcMar>
-          </w:tcPr>
-          <w:p>
-            <w:pPr>
-              <w:jc w:val="center"/>
-            </w:pPr>
-            <w:r>
-              <w:rPr>
-                <w:sz w:val="16"/>
-              </w:rPr>
-              <w:t>7.67</w:t>
-            </w:r>
-          </w:p>
-        </w:tc>
-      </w:tr>
-      <w:tr>
-        <w:trPr>
-          <w:cantSplit/>
-        </w:trPr>
-        <w:tc>
-          <w:tcPr>
-            <w:tcW w:type="dxa" w:w="576"/>
-            <w:vAlign w:val="center"/>
-            <w:tcMar>
-              <w:top w:w="80" w:type="dxa"/>
-              <w:start w:w="120" w:type="dxa"/>
-              <w:bottom w:w="80" w:type="dxa"/>
-              <w:end w:w="120" w:type="dxa"/>
-            </w:tcMar>
-            <w:shd w:fill="F2F4F7"/>
-          </w:tcPr>
-          <w:p>
-            <w:pPr>
-              <w:jc w:val="center"/>
-            </w:pPr>
-            <w:r>
-              <w:rPr>
-                <w:sz w:val="16"/>
-              </w:rPr>
-              <w:t>4</w:t>
-            </w:r>
-          </w:p>
-        </w:tc>
-        <w:tc>
-          <w:tcPr>
-            <w:tcW w:type="dxa" w:w="2376"/>
-            <w:vAlign w:val="center"/>
-            <w:tcMar>
-              <w:top w:w="80" w:type="dxa"/>
-              <w:start w:w="120" w:type="dxa"/>
-              <w:bottom w:w="80" w:type="dxa"/>
-              <w:end w:w="120" w:type="dxa"/>
-            </w:tcMar>
-            <w:shd w:fill="F2F4F7"/>
-          </w:tcPr>
-          <w:p>
-            <w:pPr>
-              <w:jc w:val="left"/>
-            </w:pPr>
-            <w:r>
-              <w:rPr>
-                <w:sz w:val="16"/>
-              </w:rPr>
-              <w:t>ag3_qg2_ay2_qc4_vr2_vd3</w:t>
-            </w:r>
-          </w:p>
-        </w:tc>
-        <w:tc>
-          <w:tcPr>
-            <w:tcW w:type="dxa" w:w="1224"/>
-            <w:vAlign w:val="center"/>
-            <w:tcMar>
-              <w:top w:w="80" w:type="dxa"/>
-              <w:start w:w="120" w:type="dxa"/>
-              <w:bottom w:w="80" w:type="dxa"/>
-              <w:end w:w="120" w:type="dxa"/>
-            </w:tcMar>
-            <w:shd w:fill="F2F4F7"/>
-          </w:tcPr>
-          <w:p>
-            <w:pPr>
-              <w:jc w:val="center"/>
-            </w:pPr>
-            <w:r>
-              <w:rPr>
-                <w:sz w:val="16"/>
-              </w:rPr>
-              <w:t>22/21/15</w:t>
-            </w:r>
-          </w:p>
-        </w:tc>
-        <w:tc>
-          <w:tcPr>
-            <w:tcW w:type="dxa" w:w="1008"/>
-            <w:vAlign w:val="center"/>
-            <w:tcMar>
-              <w:top w:w="80" w:type="dxa"/>
-              <w:start w:w="120" w:type="dxa"/>
-              <w:bottom w:w="80" w:type="dxa"/>
-              <w:end w:w="120" w:type="dxa"/>
-            </w:tcMar>
-            <w:shd w:fill="F2F4F7"/>
-          </w:tcPr>
-          <w:p>
-            <w:pPr>
-              <w:jc w:val="center"/>
-            </w:pPr>
-            <w:r>
-              <w:rPr>
-                <w:sz w:val="16"/>
-              </w:rPr>
-              <w:t>3.14%</w:t>
-            </w:r>
-          </w:p>
-        </w:tc>
-        <w:tc>
-          <w:tcPr>
-            <w:tcW w:type="dxa" w:w="1008"/>
-            <w:vAlign w:val="center"/>
-            <w:tcMar>
-              <w:top w:w="80" w:type="dxa"/>
-              <w:start w:w="120" w:type="dxa"/>
-              <w:bottom w:w="80" w:type="dxa"/>
-              <w:end w:w="120" w:type="dxa"/>
-            </w:tcMar>
-            <w:shd w:fill="F2F4F7"/>
-          </w:tcPr>
-          <w:p>
-            <w:pPr>
-              <w:jc w:val="center"/>
-            </w:pPr>
-            <w:r>
-              <w:rPr>
-                <w:sz w:val="16"/>
-              </w:rPr>
-              <w:t>7.33%</w:t>
-            </w:r>
-          </w:p>
-        </w:tc>
-        <w:tc>
-          <w:tcPr>
-            <w:tcW w:type="dxa" w:w="1008"/>
-            <w:vAlign w:val="center"/>
-            <w:tcMar>
-              <w:top w:w="80" w:type="dxa"/>
-              <w:start w:w="120" w:type="dxa"/>
-              <w:bottom w:w="80" w:type="dxa"/>
-              <w:end w:w="120" w:type="dxa"/>
-            </w:tcMar>
-            <w:shd w:fill="F2F4F7"/>
-          </w:tcPr>
-          <w:p>
-            <w:pPr>
-              <w:jc w:val="center"/>
-            </w:pPr>
-            <w:r>
-              <w:rPr>
-                <w:sz w:val="16"/>
-              </w:rPr>
-              <w:t>6.97%</w:t>
-            </w:r>
-          </w:p>
-        </w:tc>
-        <w:tc>
-          <w:tcPr>
-            <w:tcW w:type="dxa" w:w="1440"/>
-            <w:vAlign w:val="center"/>
-            <w:tcMar>
-              <w:top w:w="80" w:type="dxa"/>
-              <w:start w:w="120" w:type="dxa"/>
-              <w:bottom w:w="80" w:type="dxa"/>
-              <w:end w:w="120" w:type="dxa"/>
-            </w:tcMar>
-            <w:shd w:fill="F2F4F7"/>
-          </w:tcPr>
-          <w:p>
-            <w:pPr>
-              <w:jc w:val="center"/>
-            </w:pPr>
-            <w:r>
-              <w:rPr>
-                <w:sz w:val="16"/>
-              </w:rPr>
-              <w:t>7/14/3</w:t>
-            </w:r>
-          </w:p>
-        </w:tc>
-        <w:tc>
-          <w:tcPr>
-            <w:tcW w:type="dxa" w:w="936"/>
-            <w:vAlign w:val="center"/>
-            <w:tcMar>
-              <w:top w:w="80" w:type="dxa"/>
-              <w:start w:w="120" w:type="dxa"/>
-              <w:bottom w:w="80" w:type="dxa"/>
-              <w:end w:w="120" w:type="dxa"/>
-            </w:tcMar>
-            <w:shd w:fill="F2F4F7"/>
-          </w:tcPr>
-          <w:p>
-            <w:pPr>
-              <w:jc w:val="center"/>
-            </w:pPr>
-            <w:r>
-              <w:rPr>
-                <w:sz w:val="16"/>
-              </w:rPr>
-              <w:t>8.00</w:t>
-            </w:r>
-          </w:p>
-        </w:tc>
-      </w:tr>
-      <w:tr>
-        <w:trPr>
-          <w:cantSplit/>
-        </w:trPr>
-        <w:tc>
-          <w:tcPr>
-            <w:tcW w:type="dxa" w:w="576"/>
-            <w:vAlign w:val="center"/>
-            <w:tcMar>
-              <w:top w:w="80" w:type="dxa"/>
-              <w:start w:w="120" w:type="dxa"/>
-              <w:bottom w:w="80" w:type="dxa"/>
-              <w:end w:w="120" w:type="dxa"/>
-            </w:tcMar>
-          </w:tcPr>
-          <w:p>
-            <w:pPr>
-              <w:jc w:val="center"/>
-            </w:pPr>
-            <w:r>
-              <w:rPr>
-                <w:sz w:val="16"/>
-              </w:rPr>
-              <w:t>5</w:t>
-            </w:r>
-          </w:p>
-        </w:tc>
-        <w:tc>
-          <w:tcPr>
-            <w:tcW w:type="dxa" w:w="2376"/>
-            <w:vAlign w:val="center"/>
-            <w:tcMar>
-              <w:top w:w="80" w:type="dxa"/>
-              <w:start w:w="120" w:type="dxa"/>
-              <w:bottom w:w="80" w:type="dxa"/>
-              <w:end w:w="120" w:type="dxa"/>
-            </w:tcMar>
-          </w:tcPr>
-          <w:p>
-            <w:pPr>
-              <w:jc w:val="left"/>
-            </w:pPr>
-            <w:r>
-              <w:rPr>
-                <w:sz w:val="16"/>
-              </w:rPr>
-              <w:t>ag2_qg3_ay2_qc4_vr2_vd2</w:t>
-            </w:r>
-          </w:p>
-        </w:tc>
-        <w:tc>
-          <w:tcPr>
-            <w:tcW w:type="dxa" w:w="1224"/>
-            <w:vAlign w:val="center"/>
-            <w:tcMar>
-              <w:top w:w="80" w:type="dxa"/>
-              <w:start w:w="120" w:type="dxa"/>
-              <w:bottom w:w="80" w:type="dxa"/>
-              <w:end w:w="120" w:type="dxa"/>
-            </w:tcMar>
-          </w:tcPr>
-          <w:p>
-            <w:pPr>
-              <w:jc w:val="center"/>
-            </w:pPr>
-            <w:r>
-              <w:rPr>
-                <w:sz w:val="16"/>
-              </w:rPr>
-              <w:t>27/25/17</w:t>
-            </w:r>
-          </w:p>
-        </w:tc>
-        <w:tc>
-          <w:tcPr>
-            <w:tcW w:type="dxa" w:w="1008"/>
-            <w:vAlign w:val="center"/>
-            <w:tcMar>
-              <w:top w:w="80" w:type="dxa"/>
-              <w:start w:w="120" w:type="dxa"/>
-              <w:bottom w:w="80" w:type="dxa"/>
-              <w:end w:w="120" w:type="dxa"/>
-            </w:tcMar>
-          </w:tcPr>
-          <w:p>
-            <w:pPr>
-              <w:jc w:val="center"/>
-            </w:pPr>
-            <w:r>
-              <w:rPr>
-                <w:sz w:val="16"/>
-              </w:rPr>
-              <w:t>3.81%</w:t>
-            </w:r>
-          </w:p>
-        </w:tc>
-        <w:tc>
-          <w:tcPr>
-            <w:tcW w:type="dxa" w:w="1008"/>
-            <w:vAlign w:val="center"/>
-            <w:tcMar>
-              <w:top w:w="80" w:type="dxa"/>
-              <w:start w:w="120" w:type="dxa"/>
-              <w:bottom w:w="80" w:type="dxa"/>
-              <w:end w:w="120" w:type="dxa"/>
-            </w:tcMar>
-          </w:tcPr>
-          <w:p>
-            <w:pPr>
-              <w:jc w:val="center"/>
-            </w:pPr>
-            <w:r>
-              <w:rPr>
-                <w:sz w:val="16"/>
-              </w:rPr>
-              <w:t>11.35%</w:t>
-            </w:r>
-          </w:p>
-        </w:tc>
-        <w:tc>
-          <w:tcPr>
-            <w:tcW w:type="dxa" w:w="1008"/>
-            <w:vAlign w:val="center"/>
-            <w:tcMar>
-              <w:top w:w="80" w:type="dxa"/>
-              <w:start w:w="120" w:type="dxa"/>
-              <w:bottom w:w="80" w:type="dxa"/>
-              <w:end w:w="120" w:type="dxa"/>
-            </w:tcMar>
-          </w:tcPr>
-          <w:p>
-            <w:pPr>
-              <w:jc w:val="center"/>
-            </w:pPr>
-            <w:r>
-              <w:rPr>
-                <w:sz w:val="16"/>
-              </w:rPr>
-              <w:t>3.82%</w:t>
-            </w:r>
-          </w:p>
-        </w:tc>
-        <w:tc>
-          <w:tcPr>
-            <w:tcW w:type="dxa" w:w="1440"/>
-            <w:vAlign w:val="center"/>
-            <w:tcMar>
-              <w:top w:w="80" w:type="dxa"/>
-              <w:start w:w="120" w:type="dxa"/>
-              <w:bottom w:w="80" w:type="dxa"/>
-              <w:end w:w="120" w:type="dxa"/>
-            </w:tcMar>
-          </w:tcPr>
-          <w:p>
-            <w:pPr>
-              <w:jc w:val="center"/>
-            </w:pPr>
-            <w:r>
-              <w:rPr>
-                <w:sz w:val="16"/>
-              </w:rPr>
-              <w:t>2/3/21</w:t>
-            </w:r>
-          </w:p>
-        </w:tc>
-        <w:tc>
-          <w:tcPr>
-            <w:tcW w:type="dxa" w:w="936"/>
-            <w:vAlign w:val="center"/>
-            <w:tcMar>
-              <w:top w:w="80" w:type="dxa"/>
-              <w:start w:w="120" w:type="dxa"/>
-              <w:bottom w:w="80" w:type="dxa"/>
-              <w:end w:w="120" w:type="dxa"/>
-            </w:tcMar>
-          </w:tcPr>
-          <w:p>
-            <w:pPr>
-              <w:jc w:val="center"/>
-            </w:pPr>
-            <w:r>
-              <w:rPr>
-                <w:sz w:val="16"/>
-              </w:rPr>
-              <w:t>8.67</w:t>
-            </w:r>
-          </w:p>
-        </w:tc>
-      </w:tr>
-      <w:tr>
-        <w:trPr>
-          <w:cantSplit/>
-        </w:trPr>
-        <w:tc>
-          <w:tcPr>
-            <w:tcW w:type="dxa" w:w="576"/>
-            <w:vAlign w:val="center"/>
-            <w:tcMar>
-              <w:top w:w="80" w:type="dxa"/>
-              <w:start w:w="120" w:type="dxa"/>
-              <w:bottom w:w="80" w:type="dxa"/>
-              <w:end w:w="120" w:type="dxa"/>
-            </w:tcMar>
-            <w:shd w:fill="F2F4F7"/>
-          </w:tcPr>
-          <w:p>
-            <w:pPr>
-              <w:jc w:val="center"/>
-            </w:pPr>
-            <w:r>
-              <w:rPr>
-                <w:sz w:val="16"/>
-              </w:rPr>
-              <w:t>6</w:t>
-            </w:r>
-          </w:p>
-        </w:tc>
-        <w:tc>
-          <w:tcPr>
-            <w:tcW w:type="dxa" w:w="2376"/>
-            <w:vAlign w:val="center"/>
-            <w:tcMar>
-              <w:top w:w="80" w:type="dxa"/>
-              <w:start w:w="120" w:type="dxa"/>
-              <w:bottom w:w="80" w:type="dxa"/>
-              <w:end w:w="120" w:type="dxa"/>
-            </w:tcMar>
-            <w:shd w:fill="F2F4F7"/>
-          </w:tcPr>
-          <w:p>
-            <w:pPr>
-              <w:jc w:val="left"/>
-            </w:pPr>
-            <w:r>
-              <w:rPr>
-                <w:sz w:val="16"/>
-              </w:rPr>
-              <w:t>ag2_qg2_ay2_qc2_vr2_vd2</w:t>
-            </w:r>
-          </w:p>
-        </w:tc>
-        <w:tc>
-          <w:tcPr>
-            <w:tcW w:type="dxa" w:w="1224"/>
-            <w:vAlign w:val="center"/>
-            <w:tcMar>
-              <w:top w:w="80" w:type="dxa"/>
-              <w:start w:w="120" w:type="dxa"/>
-              <w:bottom w:w="80" w:type="dxa"/>
-              <w:end w:w="120" w:type="dxa"/>
-            </w:tcMar>
-            <w:shd w:fill="F2F4F7"/>
-          </w:tcPr>
-          <w:p>
-            <w:pPr>
-              <w:jc w:val="center"/>
-            </w:pPr>
-            <w:r>
-              <w:rPr>
-                <w:sz w:val="16"/>
-              </w:rPr>
-              <w:t>42/37/28</w:t>
-            </w:r>
-          </w:p>
-        </w:tc>
-        <w:tc>
-          <w:tcPr>
-            <w:tcW w:type="dxa" w:w="1008"/>
-            <w:vAlign w:val="center"/>
-            <w:tcMar>
-              <w:top w:w="80" w:type="dxa"/>
-              <w:start w:w="120" w:type="dxa"/>
-              <w:bottom w:w="80" w:type="dxa"/>
-              <w:end w:w="120" w:type="dxa"/>
-            </w:tcMar>
-            <w:shd w:fill="F2F4F7"/>
-          </w:tcPr>
-          <w:p>
-            <w:pPr>
-              <w:jc w:val="center"/>
-            </w:pPr>
-            <w:r>
-              <w:rPr>
-                <w:sz w:val="16"/>
-              </w:rPr>
-              <w:t>2.44%</w:t>
-            </w:r>
-          </w:p>
-        </w:tc>
-        <w:tc>
-          <w:tcPr>
-            <w:tcW w:type="dxa" w:w="1008"/>
-            <w:vAlign w:val="center"/>
-            <w:tcMar>
-              <w:top w:w="80" w:type="dxa"/>
-              <w:start w:w="120" w:type="dxa"/>
-              <w:bottom w:w="80" w:type="dxa"/>
-              <w:end w:w="120" w:type="dxa"/>
-            </w:tcMar>
-            <w:shd w:fill="F2F4F7"/>
-          </w:tcPr>
-          <w:p>
-            <w:pPr>
-              <w:jc w:val="center"/>
-            </w:pPr>
-            <w:r>
-              <w:rPr>
-                <w:sz w:val="16"/>
-              </w:rPr>
-              <w:t>7.83%</w:t>
-            </w:r>
-          </w:p>
-        </w:tc>
-        <w:tc>
-          <w:tcPr>
-            <w:tcW w:type="dxa" w:w="1008"/>
-            <w:vAlign w:val="center"/>
-            <w:tcMar>
-              <w:top w:w="80" w:type="dxa"/>
-              <w:start w:w="120" w:type="dxa"/>
-              <w:bottom w:w="80" w:type="dxa"/>
-              <w:end w:w="120" w:type="dxa"/>
-            </w:tcMar>
-            <w:shd w:fill="F2F4F7"/>
-          </w:tcPr>
-          <w:p>
-            <w:pPr>
-              <w:jc w:val="center"/>
-            </w:pPr>
-            <w:r>
-              <w:rPr>
-                <w:sz w:val="16"/>
-              </w:rPr>
-              <w:t>6.68%</w:t>
-            </w:r>
-          </w:p>
-        </w:tc>
-        <w:tc>
-          <w:tcPr>
-            <w:tcW w:type="dxa" w:w="1440"/>
-            <w:vAlign w:val="center"/>
-            <w:tcMar>
-              <w:top w:w="80" w:type="dxa"/>
-              <w:start w:w="120" w:type="dxa"/>
-              <w:bottom w:w="80" w:type="dxa"/>
-              <w:end w:w="120" w:type="dxa"/>
-            </w:tcMar>
-            <w:shd w:fill="F2F4F7"/>
-          </w:tcPr>
-          <w:p>
-            <w:pPr>
-              <w:jc w:val="center"/>
-            </w:pPr>
-            <w:r>
-              <w:rPr>
-                <w:sz w:val="16"/>
-              </w:rPr>
-              <w:t>14/7/6</w:t>
-            </w:r>
-          </w:p>
-        </w:tc>
-        <w:tc>
-          <w:tcPr>
-            <w:tcW w:type="dxa" w:w="936"/>
-            <w:vAlign w:val="center"/>
-            <w:tcMar>
-              <w:top w:w="80" w:type="dxa"/>
-              <w:start w:w="120" w:type="dxa"/>
-              <w:bottom w:w="80" w:type="dxa"/>
-              <w:end w:w="120" w:type="dxa"/>
-            </w:tcMar>
-            <w:shd w:fill="F2F4F7"/>
-          </w:tcPr>
-          <w:p>
-            <w:pPr>
-              <w:jc w:val="center"/>
-            </w:pPr>
-            <w:r>
-              <w:rPr>
-                <w:sz w:val="16"/>
-              </w:rPr>
-              <w:t>9.00</w:t>
-            </w:r>
-          </w:p>
-        </w:tc>
-      </w:tr>
-      <w:tr>
-        <w:trPr>
-          <w:cantSplit/>
-        </w:trPr>
-        <w:tc>
-          <w:tcPr>
-            <w:tcW w:type="dxa" w:w="576"/>
-            <w:vAlign w:val="center"/>
-            <w:tcMar>
-              <w:top w:w="80" w:type="dxa"/>
-              <w:start w:w="120" w:type="dxa"/>
-              <w:bottom w:w="80" w:type="dxa"/>
-              <w:end w:w="120" w:type="dxa"/>
-            </w:tcMar>
-          </w:tcPr>
-          <w:p>
-            <w:pPr>
-              <w:jc w:val="center"/>
-            </w:pPr>
-            <w:r>
-              <w:rPr>
-                <w:sz w:val="16"/>
-              </w:rPr>
-              <w:t>7</w:t>
-            </w:r>
-          </w:p>
-        </w:tc>
-        <w:tc>
-          <w:tcPr>
-            <w:tcW w:type="dxa" w:w="2376"/>
-            <w:vAlign w:val="center"/>
-            <w:tcMar>
-              <w:top w:w="80" w:type="dxa"/>
-              <w:start w:w="120" w:type="dxa"/>
-              <w:bottom w:w="80" w:type="dxa"/>
-              <w:end w:w="120" w:type="dxa"/>
-            </w:tcMar>
-          </w:tcPr>
-          <w:p>
-            <w:pPr>
-              <w:jc w:val="left"/>
-            </w:pPr>
-            <w:r>
-              <w:rPr>
-                <w:sz w:val="16"/>
-              </w:rPr>
-              <w:t>ag2_qg2_ay2_qc4_vr2_vd3</w:t>
-            </w:r>
-          </w:p>
-        </w:tc>
-        <w:tc>
-          <w:tcPr>
-            <w:tcW w:type="dxa" w:w="1224"/>
-            <w:vAlign w:val="center"/>
-            <w:tcMar>
-              <w:top w:w="80" w:type="dxa"/>
-              <w:start w:w="120" w:type="dxa"/>
-              <w:bottom w:w="80" w:type="dxa"/>
-              <w:end w:w="120" w:type="dxa"/>
-            </w:tcMar>
-          </w:tcPr>
-          <w:p>
-            <w:pPr>
-              <w:jc w:val="center"/>
-            </w:pPr>
-            <w:r>
-              <w:rPr>
-                <w:sz w:val="16"/>
-              </w:rPr>
-              <w:t>24/23/17</w:t>
-            </w:r>
-          </w:p>
-        </w:tc>
-        <w:tc>
-          <w:tcPr>
-            <w:tcW w:type="dxa" w:w="1008"/>
-            <w:vAlign w:val="center"/>
-            <w:tcMar>
-              <w:top w:w="80" w:type="dxa"/>
-              <w:start w:w="120" w:type="dxa"/>
-              <w:bottom w:w="80" w:type="dxa"/>
-              <w:end w:w="120" w:type="dxa"/>
-            </w:tcMar>
-          </w:tcPr>
-          <w:p>
-            <w:pPr>
-              <w:jc w:val="center"/>
-            </w:pPr>
-            <w:r>
-              <w:rPr>
-                <w:sz w:val="16"/>
-              </w:rPr>
-              <w:t>3.20%</w:t>
-            </w:r>
-          </w:p>
-        </w:tc>
-        <w:tc>
-          <w:tcPr>
-            <w:tcW w:type="dxa" w:w="1008"/>
-            <w:vAlign w:val="center"/>
-            <w:tcMar>
-              <w:top w:w="80" w:type="dxa"/>
-              <w:start w:w="120" w:type="dxa"/>
-              <w:bottom w:w="80" w:type="dxa"/>
-              <w:end w:w="120" w:type="dxa"/>
-            </w:tcMar>
-          </w:tcPr>
-          <w:p>
-            <w:pPr>
-              <w:jc w:val="center"/>
-            </w:pPr>
-            <w:r>
-              <w:rPr>
-                <w:sz w:val="16"/>
-              </w:rPr>
-              <w:t>7.83%</w:t>
-            </w:r>
-          </w:p>
-        </w:tc>
-        <w:tc>
-          <w:tcPr>
-            <w:tcW w:type="dxa" w:w="1008"/>
-            <w:vAlign w:val="center"/>
-            <w:tcMar>
-              <w:top w:w="80" w:type="dxa"/>
-              <w:start w:w="120" w:type="dxa"/>
-              <w:bottom w:w="80" w:type="dxa"/>
-              <w:end w:w="120" w:type="dxa"/>
-            </w:tcMar>
-          </w:tcPr>
-          <w:p>
-            <w:pPr>
-              <w:jc w:val="center"/>
-            </w:pPr>
-            <w:r>
-              <w:rPr>
-                <w:sz w:val="16"/>
-              </w:rPr>
-              <w:t>5.34%</w:t>
-            </w:r>
-          </w:p>
-        </w:tc>
-        <w:tc>
-          <w:tcPr>
-            <w:tcW w:type="dxa" w:w="1440"/>
-            <w:vAlign w:val="center"/>
-            <w:tcMar>
-              <w:top w:w="80" w:type="dxa"/>
-              <w:start w:w="120" w:type="dxa"/>
-              <w:bottom w:w="80" w:type="dxa"/>
-              <w:end w:w="120" w:type="dxa"/>
-            </w:tcMar>
-          </w:tcPr>
-          <w:p>
-            <w:pPr>
-              <w:jc w:val="center"/>
-            </w:pPr>
-            <w:r>
-              <w:rPr>
-                <w:sz w:val="16"/>
-              </w:rPr>
-              <w:t>6/8/13</w:t>
-            </w:r>
-          </w:p>
-        </w:tc>
-        <w:tc>
-          <w:tcPr>
-            <w:tcW w:type="dxa" w:w="936"/>
-            <w:vAlign w:val="center"/>
-            <w:tcMar>
-              <w:top w:w="80" w:type="dxa"/>
-              <w:start w:w="120" w:type="dxa"/>
-              <w:bottom w:w="80" w:type="dxa"/>
-              <w:end w:w="120" w:type="dxa"/>
-            </w:tcMar>
-          </w:tcPr>
-          <w:p>
-            <w:pPr>
-              <w:jc w:val="center"/>
-            </w:pPr>
-            <w:r>
-              <w:rPr>
-                <w:sz w:val="16"/>
-              </w:rPr>
-              <w:t>9.00</w:t>
-            </w:r>
-          </w:p>
-        </w:tc>
-      </w:tr>
-      <w:tr>
-        <w:trPr>
-          <w:cantSplit/>
-        </w:trPr>
-        <w:tc>
-          <w:tcPr>
-            <w:tcW w:type="dxa" w:w="576"/>
-            <w:vAlign w:val="center"/>
-            <w:tcMar>
-              <w:top w:w="80" w:type="dxa"/>
-              <w:start w:w="120" w:type="dxa"/>
-              <w:bottom w:w="80" w:type="dxa"/>
-              <w:end w:w="120" w:type="dxa"/>
-            </w:tcMar>
-            <w:shd w:fill="F2F4F7"/>
-          </w:tcPr>
-          <w:p>
-            <w:pPr>
-              <w:jc w:val="center"/>
-            </w:pPr>
-            <w:r>
-              <w:rPr>
-                <w:sz w:val="16"/>
-              </w:rPr>
-              <w:t>8</w:t>
-            </w:r>
-          </w:p>
-        </w:tc>
-        <w:tc>
-          <w:tcPr>
-            <w:tcW w:type="dxa" w:w="2376"/>
-            <w:vAlign w:val="center"/>
-            <w:tcMar>
-              <w:top w:w="80" w:type="dxa"/>
-              <w:start w:w="120" w:type="dxa"/>
-              <w:bottom w:w="80" w:type="dxa"/>
-              <w:end w:w="120" w:type="dxa"/>
-            </w:tcMar>
-            <w:shd w:fill="F2F4F7"/>
-          </w:tcPr>
-          <w:p>
-            <w:pPr>
-              <w:jc w:val="left"/>
-            </w:pPr>
-            <w:r>
-              <w:rPr>
-                <w:sz w:val="16"/>
-              </w:rPr>
-              <w:t>ag3_qg3_ay2_qc4_vr2_vd2</w:t>
-            </w:r>
-          </w:p>
-        </w:tc>
-        <w:tc>
-          <w:tcPr>
-            <w:tcW w:type="dxa" w:w="1224"/>
-            <w:vAlign w:val="center"/>
-            <w:tcMar>
-              <w:top w:w="80" w:type="dxa"/>
-              <w:start w:w="120" w:type="dxa"/>
-              <w:bottom w:w="80" w:type="dxa"/>
-              <w:end w:w="120" w:type="dxa"/>
-            </w:tcMar>
-            <w:shd w:fill="F2F4F7"/>
-          </w:tcPr>
-          <w:p>
-            <w:pPr>
-              <w:jc w:val="center"/>
-            </w:pPr>
-            <w:r>
-              <w:rPr>
-                <w:sz w:val="16"/>
-              </w:rPr>
-              <w:t>26/24/16</w:t>
-            </w:r>
-          </w:p>
-        </w:tc>
-        <w:tc>
-          <w:tcPr>
-            <w:tcW w:type="dxa" w:w="1008"/>
-            <w:vAlign w:val="center"/>
-            <w:tcMar>
-              <w:top w:w="80" w:type="dxa"/>
-              <w:start w:w="120" w:type="dxa"/>
-              <w:bottom w:w="80" w:type="dxa"/>
-              <w:end w:w="120" w:type="dxa"/>
-            </w:tcMar>
-            <w:shd w:fill="F2F4F7"/>
-          </w:tcPr>
-          <w:p>
-            <w:pPr>
-              <w:jc w:val="center"/>
-            </w:pPr>
-            <w:r>
-              <w:rPr>
-                <w:sz w:val="16"/>
-              </w:rPr>
-              <w:t>3.89%</w:t>
-            </w:r>
-          </w:p>
-        </w:tc>
-        <w:tc>
-          <w:tcPr>
-            <w:tcW w:type="dxa" w:w="1008"/>
-            <w:vAlign w:val="center"/>
-            <w:tcMar>
-              <w:top w:w="80" w:type="dxa"/>
-              <w:start w:w="120" w:type="dxa"/>
-              <w:bottom w:w="80" w:type="dxa"/>
-              <w:end w:w="120" w:type="dxa"/>
-            </w:tcMar>
-            <w:shd w:fill="F2F4F7"/>
-          </w:tcPr>
-          <w:p>
-            <w:pPr>
-              <w:jc w:val="center"/>
-            </w:pPr>
-            <w:r>
-              <w:rPr>
-                <w:sz w:val="16"/>
-              </w:rPr>
-              <w:t>11.11%</w:t>
-            </w:r>
-          </w:p>
-        </w:tc>
-        <w:tc>
-          <w:tcPr>
-            <w:tcW w:type="dxa" w:w="1008"/>
-            <w:vAlign w:val="center"/>
-            <w:tcMar>
-              <w:top w:w="80" w:type="dxa"/>
-              <w:start w:w="120" w:type="dxa"/>
-              <w:bottom w:w="80" w:type="dxa"/>
-              <w:end w:w="120" w:type="dxa"/>
-            </w:tcMar>
-            <w:shd w:fill="F2F4F7"/>
-          </w:tcPr>
-          <w:p>
-            <w:pPr>
-              <w:jc w:val="center"/>
-            </w:pPr>
-            <w:r>
-              <w:rPr>
-                <w:sz w:val="16"/>
-              </w:rPr>
-              <w:t>3.11%</w:t>
-            </w:r>
-          </w:p>
-        </w:tc>
-        <w:tc>
-          <w:tcPr>
-            <w:tcW w:type="dxa" w:w="1440"/>
-            <w:vAlign w:val="center"/>
-            <w:tcMar>
-              <w:top w:w="80" w:type="dxa"/>
-              <w:start w:w="120" w:type="dxa"/>
-              <w:bottom w:w="80" w:type="dxa"/>
-              <w:end w:w="120" w:type="dxa"/>
-            </w:tcMar>
-            <w:shd w:fill="F2F4F7"/>
-          </w:tcPr>
-          <w:p>
-            <w:pPr>
-              <w:jc w:val="center"/>
-            </w:pPr>
-            <w:r>
-              <w:rPr>
-                <w:sz w:val="16"/>
-              </w:rPr>
-              <w:t>1/5/24</w:t>
-            </w:r>
-          </w:p>
-        </w:tc>
-        <w:tc>
-          <w:tcPr>
-            <w:tcW w:type="dxa" w:w="936"/>
-            <w:vAlign w:val="center"/>
-            <w:tcMar>
-              <w:top w:w="80" w:type="dxa"/>
-              <w:start w:w="120" w:type="dxa"/>
-              <w:bottom w:w="80" w:type="dxa"/>
-              <w:end w:w="120" w:type="dxa"/>
-            </w:tcMar>
-            <w:shd w:fill="F2F4F7"/>
-          </w:tcPr>
-          <w:p>
-            <w:pPr>
-              <w:jc w:val="center"/>
-            </w:pPr>
-            <w:r>
-              <w:rPr>
-                <w:sz w:val="16"/>
-              </w:rPr>
-              <w:t>10.00</w:t>
-            </w:r>
-          </w:p>
-        </w:tc>
-      </w:tr>
-      <w:tr>
-        <w:trPr>
-          <w:cantSplit/>
-        </w:trPr>
-        <w:tc>
-          <w:tcPr>
-            <w:tcW w:type="dxa" w:w="576"/>
-            <w:vAlign w:val="center"/>
-            <w:tcMar>
-              <w:top w:w="80" w:type="dxa"/>
-              <w:start w:w="120" w:type="dxa"/>
-              <w:bottom w:w="80" w:type="dxa"/>
-              <w:end w:w="120" w:type="dxa"/>
-            </w:tcMar>
-          </w:tcPr>
-          <w:p>
-            <w:pPr>
-              <w:jc w:val="center"/>
-            </w:pPr>
-            <w:r>
-              <w:rPr>
-                <w:sz w:val="16"/>
-              </w:rPr>
-              <w:t>9</w:t>
-            </w:r>
-          </w:p>
-        </w:tc>
-        <w:tc>
-          <w:tcPr>
-            <w:tcW w:type="dxa" w:w="2376"/>
-            <w:vAlign w:val="center"/>
-            <w:tcMar>
-              <w:top w:w="80" w:type="dxa"/>
-              <w:start w:w="120" w:type="dxa"/>
-              <w:bottom w:w="80" w:type="dxa"/>
-              <w:end w:w="120" w:type="dxa"/>
-            </w:tcMar>
-          </w:tcPr>
-          <w:p>
-            <w:pPr>
-              <w:jc w:val="left"/>
-            </w:pPr>
-            <w:r>
-              <w:rPr>
-                <w:sz w:val="16"/>
-              </w:rPr>
-              <w:t>ag2_qg3_ay2_qc4_vr2_vd3</w:t>
-            </w:r>
-          </w:p>
-        </w:tc>
-        <w:tc>
-          <w:tcPr>
-            <w:tcW w:type="dxa" w:w="1224"/>
-            <w:vAlign w:val="center"/>
-            <w:tcMar>
-              <w:top w:w="80" w:type="dxa"/>
-              <w:start w:w="120" w:type="dxa"/>
-              <w:bottom w:w="80" w:type="dxa"/>
-              <w:end w:w="120" w:type="dxa"/>
-            </w:tcMar>
-          </w:tcPr>
-          <w:p>
-            <w:pPr>
-              <w:jc w:val="center"/>
-            </w:pPr>
-            <w:r>
-              <w:rPr>
-                <w:sz w:val="16"/>
-              </w:rPr>
-              <w:t>22/21/15</w:t>
-            </w:r>
-          </w:p>
-        </w:tc>
-        <w:tc>
-          <w:tcPr>
-            <w:tcW w:type="dxa" w:w="1008"/>
-            <w:vAlign w:val="center"/>
-            <w:tcMar>
-              <w:top w:w="80" w:type="dxa"/>
-              <w:start w:w="120" w:type="dxa"/>
-              <w:bottom w:w="80" w:type="dxa"/>
-              <w:end w:w="120" w:type="dxa"/>
-            </w:tcMar>
-          </w:tcPr>
-          <w:p>
-            <w:pPr>
-              <w:jc w:val="center"/>
-            </w:pPr>
-            <w:r>
-              <w:rPr>
-                <w:sz w:val="16"/>
-              </w:rPr>
-              <w:t>3.30%</w:t>
-            </w:r>
-          </w:p>
-        </w:tc>
-        <w:tc>
-          <w:tcPr>
-            <w:tcW w:type="dxa" w:w="1008"/>
-            <w:vAlign w:val="center"/>
-            <w:tcMar>
-              <w:top w:w="80" w:type="dxa"/>
-              <w:start w:w="120" w:type="dxa"/>
-              <w:bottom w:w="80" w:type="dxa"/>
-              <w:end w:w="120" w:type="dxa"/>
-            </w:tcMar>
-          </w:tcPr>
-          <w:p>
-            <w:pPr>
-              <w:jc w:val="center"/>
-            </w:pPr>
-            <w:r>
-              <w:rPr>
-                <w:sz w:val="16"/>
-              </w:rPr>
-              <w:t>7.41%</w:t>
-            </w:r>
-          </w:p>
-        </w:tc>
-        <w:tc>
-          <w:tcPr>
-            <w:tcW w:type="dxa" w:w="1008"/>
-            <w:vAlign w:val="center"/>
-            <w:tcMar>
-              <w:top w:w="80" w:type="dxa"/>
-              <w:start w:w="120" w:type="dxa"/>
-              <w:bottom w:w="80" w:type="dxa"/>
-              <w:end w:w="120" w:type="dxa"/>
-            </w:tcMar>
-          </w:tcPr>
-          <w:p>
-            <w:pPr>
-              <w:jc w:val="center"/>
-            </w:pPr>
-            <w:r>
-              <w:rPr>
-                <w:sz w:val="16"/>
-              </w:rPr>
-              <w:t>4.84%</w:t>
-            </w:r>
-          </w:p>
-        </w:tc>
-        <w:tc>
-          <w:tcPr>
-            <w:tcW w:type="dxa" w:w="1440"/>
-            <w:vAlign w:val="center"/>
-            <w:tcMar>
-              <w:top w:w="80" w:type="dxa"/>
-              <w:start w:w="120" w:type="dxa"/>
-              <w:bottom w:w="80" w:type="dxa"/>
-              <w:end w:w="120" w:type="dxa"/>
-            </w:tcMar>
-          </w:tcPr>
-          <w:p>
-            <w:pPr>
-              <w:jc w:val="center"/>
-            </w:pPr>
-            <w:r>
-              <w:rPr>
-                <w:sz w:val="16"/>
-              </w:rPr>
-              <w:t>5/11/15</w:t>
-            </w:r>
-          </w:p>
-        </w:tc>
-        <w:tc>
-          <w:tcPr>
-            <w:tcW w:type="dxa" w:w="936"/>
-            <w:vAlign w:val="center"/>
-            <w:tcMar>
-              <w:top w:w="80" w:type="dxa"/>
-              <w:start w:w="120" w:type="dxa"/>
-              <w:bottom w:w="80" w:type="dxa"/>
-              <w:end w:w="120" w:type="dxa"/>
-            </w:tcMar>
-          </w:tcPr>
-          <w:p>
-            <w:pPr>
-              <w:jc w:val="center"/>
-            </w:pPr>
-            <w:r>
-              <w:rPr>
-                <w:sz w:val="16"/>
-              </w:rPr>
-              <w:t>10.33</w:t>
-            </w:r>
-          </w:p>
-        </w:tc>
-      </w:tr>
-      <w:tr>
-        <w:trPr>
-          <w:cantSplit/>
-        </w:trPr>
-        <w:tc>
-          <w:tcPr>
-            <w:tcW w:type="dxa" w:w="576"/>
-            <w:vAlign w:val="center"/>
-            <w:tcMar>
-              <w:top w:w="80" w:type="dxa"/>
-              <w:start w:w="120" w:type="dxa"/>
-              <w:bottom w:w="80" w:type="dxa"/>
-              <w:end w:w="120" w:type="dxa"/>
-            </w:tcMar>
-            <w:shd w:fill="F2F4F7"/>
-          </w:tcPr>
-          <w:p>
-            <w:pPr>
-              <w:jc w:val="center"/>
-            </w:pPr>
-            <w:r>
-              <w:rPr>
-                <w:sz w:val="16"/>
-              </w:rPr>
-              <w:t>10</w:t>
-            </w:r>
-          </w:p>
-        </w:tc>
-        <w:tc>
-          <w:tcPr>
-            <w:tcW w:type="dxa" w:w="2376"/>
-            <w:vAlign w:val="center"/>
-            <w:tcMar>
-              <w:top w:w="80" w:type="dxa"/>
-              <w:start w:w="120" w:type="dxa"/>
-              <w:bottom w:w="80" w:type="dxa"/>
-              <w:end w:w="120" w:type="dxa"/>
-            </w:tcMar>
-            <w:shd w:fill="F2F4F7"/>
-          </w:tcPr>
-          <w:p>
-            <w:pPr>
-              <w:jc w:val="left"/>
-            </w:pPr>
-            <w:r>
-              <w:rPr>
-                <w:sz w:val="16"/>
-              </w:rPr>
-              <w:t>ag3_qg3_ay2_qc2_vr2_vd2</w:t>
-            </w:r>
-          </w:p>
-        </w:tc>
-        <w:tc>
-          <w:tcPr>
-            <w:tcW w:type="dxa" w:w="1224"/>
-            <w:vAlign w:val="center"/>
-            <w:tcMar>
-              <w:top w:w="80" w:type="dxa"/>
-              <w:start w:w="120" w:type="dxa"/>
-              <w:bottom w:w="80" w:type="dxa"/>
-              <w:end w:w="120" w:type="dxa"/>
-            </w:tcMar>
-            <w:shd w:fill="F2F4F7"/>
-          </w:tcPr>
-          <w:p>
-            <w:pPr>
-              <w:jc w:val="center"/>
-            </w:pPr>
-            <w:r>
-              <w:rPr>
-                <w:sz w:val="16"/>
-              </w:rPr>
-              <w:t>37/33/24</w:t>
-            </w:r>
-          </w:p>
-        </w:tc>
-        <w:tc>
-          <w:tcPr>
-            <w:tcW w:type="dxa" w:w="1008"/>
-            <w:vAlign w:val="center"/>
-            <w:tcMar>
-              <w:top w:w="80" w:type="dxa"/>
-              <w:start w:w="120" w:type="dxa"/>
-              <w:bottom w:w="80" w:type="dxa"/>
-              <w:end w:w="120" w:type="dxa"/>
-            </w:tcMar>
-            <w:shd w:fill="F2F4F7"/>
-          </w:tcPr>
-          <w:p>
-            <w:pPr>
-              <w:jc w:val="center"/>
-            </w:pPr>
-            <w:r>
-              <w:rPr>
-                <w:sz w:val="16"/>
-              </w:rPr>
-              <w:t>2.59%</w:t>
-            </w:r>
-          </w:p>
-        </w:tc>
-        <w:tc>
-          <w:tcPr>
-            <w:tcW w:type="dxa" w:w="1008"/>
-            <w:vAlign w:val="center"/>
-            <w:tcMar>
-              <w:top w:w="80" w:type="dxa"/>
-              <w:start w:w="120" w:type="dxa"/>
-              <w:bottom w:w="80" w:type="dxa"/>
-              <w:end w:w="120" w:type="dxa"/>
-            </w:tcMar>
-            <w:shd w:fill="F2F4F7"/>
-          </w:tcPr>
-          <w:p>
-            <w:pPr>
-              <w:jc w:val="center"/>
-            </w:pPr>
-            <w:r>
-              <w:rPr>
-                <w:sz w:val="16"/>
-              </w:rPr>
-              <w:t>7.35%</w:t>
-            </w:r>
-          </w:p>
-        </w:tc>
-        <w:tc>
-          <w:tcPr>
-            <w:tcW w:type="dxa" w:w="1008"/>
-            <w:vAlign w:val="center"/>
-            <w:tcMar>
-              <w:top w:w="80" w:type="dxa"/>
-              <w:start w:w="120" w:type="dxa"/>
-              <w:bottom w:w="80" w:type="dxa"/>
-              <w:end w:w="120" w:type="dxa"/>
-            </w:tcMar>
-            <w:shd w:fill="F2F4F7"/>
-          </w:tcPr>
-          <w:p>
-            <w:pPr>
-              <w:jc w:val="center"/>
-            </w:pPr>
-            <w:r>
-              <w:rPr>
-                <w:sz w:val="16"/>
-              </w:rPr>
-              <w:t>5.90%</w:t>
-            </w:r>
-          </w:p>
-        </w:tc>
-        <w:tc>
-          <w:tcPr>
-            <w:tcW w:type="dxa" w:w="1440"/>
-            <w:vAlign w:val="center"/>
-            <w:tcMar>
-              <w:top w:w="80" w:type="dxa"/>
-              <w:start w:w="120" w:type="dxa"/>
-              <w:bottom w:w="80" w:type="dxa"/>
-              <w:end w:w="120" w:type="dxa"/>
-            </w:tcMar>
-            <w:shd w:fill="F2F4F7"/>
-          </w:tcPr>
-          <w:p>
-            <w:pPr>
-              <w:jc w:val="center"/>
-            </w:pPr>
-            <w:r>
-              <w:rPr>
-                <w:sz w:val="16"/>
-              </w:rPr>
-              <w:t>11/12/10</w:t>
-            </w:r>
-          </w:p>
-        </w:tc>
-        <w:tc>
-          <w:tcPr>
-            <w:tcW w:type="dxa" w:w="936"/>
-            <w:vAlign w:val="center"/>
-            <w:tcMar>
-              <w:top w:w="80" w:type="dxa"/>
-              <w:start w:w="120" w:type="dxa"/>
-              <w:bottom w:w="80" w:type="dxa"/>
-              <w:end w:w="120" w:type="dxa"/>
-            </w:tcMar>
-            <w:shd w:fill="F2F4F7"/>
-          </w:tcPr>
-          <w:p>
-            <w:pPr>
-              <w:jc w:val="center"/>
-            </w:pPr>
-            <w:r>
-              <w:rPr>
-                <w:sz w:val="16"/>
-              </w:rPr>
-              <w:t>11.00</w:t>
-            </w:r>
-          </w:p>
-        </w:tc>
-      </w:tr>
     </w:tbl>
     <w:p>
       <w:pPr>
@@ -10122,7 +8184,7 @@
     </w:p>
     <w:p>
       <w:r>
-        <w:t>Ranked by average 6 months return among sets with at least 15 completed observations.</w:t>
+        <w:t>Ranked by average 6 months return among sets with at least 1 completed observations.</w:t>
       </w:r>
     </w:p>
     <w:tbl>
@@ -10349,7 +8411,7 @@
               <w:rPr>
                 <w:sz w:val="16"/>
               </w:rPr>
-              <w:t>ag2_qg3_ay3_qc4_vr2_vd2</w:t>
+              <w:t>ag5_qg5_ay2_qc2_vr2_vd2</w:t>
             </w:r>
           </w:p>
         </w:tc>
@@ -10373,7 +8435,7 @@
               <w:rPr>
                 <w:sz w:val="16"/>
               </w:rPr>
-              <w:t>15</w:t>
+              <w:t>1</w:t>
             </w:r>
           </w:p>
         </w:tc>
@@ -10397,7 +8459,7 @@
               <w:rPr>
                 <w:sz w:val="16"/>
               </w:rPr>
-              <w:t>7.57%</w:t>
+              <w:t>-15.69%</w:t>
             </w:r>
           </w:p>
         </w:tc>
@@ -10421,7 +8483,7 @@
               <w:rPr>
                 <w:sz w:val="16"/>
               </w:rPr>
-              <w:t>5.13%</w:t>
+              <w:t>-15.69%</w:t>
             </w:r>
           </w:p>
         </w:tc>
@@ -10445,7 +8507,7 @@
               <w:rPr>
                 <w:sz w:val="16"/>
               </w:rPr>
-              <w:t>66.67%</w:t>
+              <w:t>0.00%</w:t>
             </w:r>
           </w:p>
         </w:tc>
@@ -10498,7 +8560,7 @@
               <w:rPr>
                 <w:sz w:val="16"/>
               </w:rPr>
-              <w:t>ag3_qg2_ay3_qc4_vr2_vd2</w:t>
+              <w:t>ag5_qg5_ay2_qc2_vr2_vd3</w:t>
             </w:r>
           </w:p>
         </w:tc>
@@ -10522,7 +8584,7 @@
               <w:rPr>
                 <w:sz w:val="16"/>
               </w:rPr>
-              <w:t>15</w:t>
+              <w:t>1</w:t>
             </w:r>
           </w:p>
         </w:tc>
@@ -10546,7 +8608,7 @@
               <w:rPr>
                 <w:sz w:val="16"/>
               </w:rPr>
-              <w:t>7.33%</w:t>
+              <w:t>-15.69%</w:t>
             </w:r>
           </w:p>
         </w:tc>
@@ -10570,7 +8632,7 @@
               <w:rPr>
                 <w:sz w:val="16"/>
               </w:rPr>
-              <w:t>5.13%</w:t>
+              <w:t>-15.69%</w:t>
             </w:r>
           </w:p>
         </w:tc>
@@ -10594,7 +8656,7 @@
               <w:rPr>
                 <w:sz w:val="16"/>
               </w:rPr>
-              <w:t>60.00%</w:t>
+              <w:t>0.00%</w:t>
             </w:r>
           </w:p>
         </w:tc>
@@ -10645,7 +8707,7 @@
               <w:rPr>
                 <w:sz w:val="16"/>
               </w:rPr>
-              <w:t>ag2_qg2_ay3_qc4_vr2_vd2</w:t>
+              <w:t>ag5_qg5_ay2_qc2_vr3_vd2</w:t>
             </w:r>
           </w:p>
         </w:tc>
@@ -10668,7 +8730,7 @@
               <w:rPr>
                 <w:sz w:val="16"/>
               </w:rPr>
-              <w:t>16</w:t>
+              <w:t>1</w:t>
             </w:r>
           </w:p>
         </w:tc>
@@ -10691,7 +8753,7 @@
               <w:rPr>
                 <w:sz w:val="16"/>
               </w:rPr>
-              <w:t>6.98%</w:t>
+              <w:t>-15.69%</w:t>
             </w:r>
           </w:p>
         </w:tc>
@@ -10714,7 +8776,7 @@
               <w:rPr>
                 <w:sz w:val="16"/>
               </w:rPr>
-              <w:t>3.44%</w:t>
+              <w:t>-15.69%</w:t>
             </w:r>
           </w:p>
         </w:tc>
@@ -10737,7 +8799,7 @@
               <w:rPr>
                 <w:sz w:val="16"/>
               </w:rPr>
-              <w:t>62.50%</w:t>
+              <w:t>0.00%</w:t>
             </w:r>
           </w:p>
         </w:tc>
@@ -10790,7 +8852,7 @@
               <w:rPr>
                 <w:sz w:val="16"/>
               </w:rPr>
-              <w:t>ag3_qg3_ay3_qc3_vr2_vd2</w:t>
+              <w:t>ag5_qg5_ay2_qc2_vr3_vd3</w:t>
             </w:r>
           </w:p>
         </w:tc>
@@ -10814,7 +8876,7 @@
               <w:rPr>
                 <w:sz w:val="16"/>
               </w:rPr>
-              <w:t>16</w:t>
+              <w:t>1</w:t>
             </w:r>
           </w:p>
         </w:tc>
@@ -10838,7 +8900,7 @@
               <w:rPr>
                 <w:sz w:val="16"/>
               </w:rPr>
-              <w:t>6.33%</w:t>
+              <w:t>-15.69%</w:t>
             </w:r>
           </w:p>
         </w:tc>
@@ -10862,7 +8924,7 @@
               <w:rPr>
                 <w:sz w:val="16"/>
               </w:rPr>
-              <w:t>3.09%</w:t>
+              <w:t>-15.69%</w:t>
             </w:r>
           </w:p>
         </w:tc>
@@ -10886,7 +8948,7 @@
               <w:rPr>
                 <w:sz w:val="16"/>
               </w:rPr>
-              <w:t>62.50%</w:t>
+              <w:t>0.00%</w:t>
             </w:r>
           </w:p>
         </w:tc>
@@ -10937,7 +8999,7 @@
               <w:rPr>
                 <w:sz w:val="16"/>
               </w:rPr>
-              <w:t>ag3_qg2_ay3_qc3_vr2_vd2</w:t>
+              <w:t>ag5_qg5_ay2_qc2_vr4_vd2</w:t>
             </w:r>
           </w:p>
         </w:tc>
@@ -10960,7 +9022,7 @@
               <w:rPr>
                 <w:sz w:val="16"/>
               </w:rPr>
-              <w:t>17</w:t>
+              <w:t>1</w:t>
             </w:r>
           </w:p>
         </w:tc>
@@ -10983,7 +9045,7 @@
               <w:rPr>
                 <w:sz w:val="16"/>
               </w:rPr>
-              <w:t>6.18%</w:t>
+              <w:t>-15.69%</w:t>
             </w:r>
           </w:p>
         </w:tc>
@@ -11006,7 +9068,7 @@
               <w:rPr>
                 <w:sz w:val="16"/>
               </w:rPr>
-              <w:t>3.76%</w:t>
+              <w:t>-15.69%</w:t>
             </w:r>
           </w:p>
         </w:tc>
@@ -11029,7 +9091,7 @@
               <w:rPr>
                 <w:sz w:val="16"/>
               </w:rPr>
-              <w:t>64.71%</w:t>
+              <w:t>0.00%</w:t>
             </w:r>
           </w:p>
         </w:tc>
@@ -11082,7 +9144,7 @@
               <w:rPr>
                 <w:sz w:val="16"/>
               </w:rPr>
-              <w:t>ag2_qg3_ay3_qc3_vr2_vd2</w:t>
+              <w:t>ag5_qg5_ay3_qc2_vr2_vd2</w:t>
             </w:r>
           </w:p>
         </w:tc>
@@ -11106,7 +9168,7 @@
               <w:rPr>
                 <w:sz w:val="16"/>
               </w:rPr>
-              <w:t>17</w:t>
+              <w:t>1</w:t>
             </w:r>
           </w:p>
         </w:tc>
@@ -11130,7 +9192,7 @@
               <w:rPr>
                 <w:sz w:val="16"/>
               </w:rPr>
-              <w:t>6.06%</w:t>
+              <w:t>-15.69%</w:t>
             </w:r>
           </w:p>
         </w:tc>
@@ -11154,7 +9216,7 @@
               <w:rPr>
                 <w:sz w:val="16"/>
               </w:rPr>
-              <w:t>1.75%</w:t>
+              <w:t>-15.69%</w:t>
             </w:r>
           </w:p>
         </w:tc>
@@ -11178,7 +9240,7 @@
               <w:rPr>
                 <w:sz w:val="16"/>
               </w:rPr>
-              <w:t>64.71%</w:t>
+              <w:t>0.00%</w:t>
             </w:r>
           </w:p>
         </w:tc>
@@ -11229,7 +9291,7 @@
               <w:rPr>
                 <w:sz w:val="16"/>
               </w:rPr>
-              <w:t>ag3_qg3_ay3_qc2_vr2_vd2</w:t>
+              <w:t>ag5_qg5_ay3_qc2_vr2_vd3</w:t>
             </w:r>
           </w:p>
         </w:tc>
@@ -11252,7 +9314,7 @@
               <w:rPr>
                 <w:sz w:val="16"/>
               </w:rPr>
-              <w:t>18</w:t>
+              <w:t>1</w:t>
             </w:r>
           </w:p>
         </w:tc>
@@ -11275,7 +9337,7 @@
               <w:rPr>
                 <w:sz w:val="16"/>
               </w:rPr>
-              <w:t>5.45%</w:t>
+              <w:t>-15.69%</w:t>
             </w:r>
           </w:p>
         </w:tc>
@@ -11298,7 +9360,7 @@
               <w:rPr>
                 <w:sz w:val="16"/>
               </w:rPr>
-              <w:t>1.28%</w:t>
+              <w:t>-15.69%</w:t>
             </w:r>
           </w:p>
         </w:tc>
@@ -11321,7 +9383,7 @@
               <w:rPr>
                 <w:sz w:val="16"/>
               </w:rPr>
-              <w:t>55.56%</w:t>
+              <w:t>0.00%</w:t>
             </w:r>
           </w:p>
         </w:tc>
@@ -11374,7 +9436,7 @@
               <w:rPr>
                 <w:sz w:val="16"/>
               </w:rPr>
-              <w:t>ag3_qg2_ay3_qc2_vr2_vd2</w:t>
+              <w:t>ag5_qg5_ay3_qc2_vr3_vd2</w:t>
             </w:r>
           </w:p>
         </w:tc>
@@ -11398,7 +9460,7 @@
               <w:rPr>
                 <w:sz w:val="16"/>
               </w:rPr>
-              <w:t>19</w:t>
+              <w:t>1</w:t>
             </w:r>
           </w:p>
         </w:tc>
@@ -11422,7 +9484,7 @@
               <w:rPr>
                 <w:sz w:val="16"/>
               </w:rPr>
-              <w:t>5.36%</w:t>
+              <w:t>-15.69%</w:t>
             </w:r>
           </w:p>
         </w:tc>
@@ -11446,7 +9508,7 @@
               <w:rPr>
                 <w:sz w:val="16"/>
               </w:rPr>
-              <w:t>1.50%</w:t>
+              <w:t>-15.69%</w:t>
             </w:r>
           </w:p>
         </w:tc>
@@ -11470,7 +9532,7 @@
               <w:rPr>
                 <w:sz w:val="16"/>
               </w:rPr>
-              <w:t>57.89%</w:t>
+              <w:t>0.00%</w:t>
             </w:r>
           </w:p>
         </w:tc>
@@ -11521,7 +9583,7 @@
               <w:rPr>
                 <w:sz w:val="16"/>
               </w:rPr>
-              <w:t>ag2_qg3_ay3_qc2_vr2_vd2</w:t>
+              <w:t>ag5_qg5_ay3_qc2_vr3_vd3</w:t>
             </w:r>
           </w:p>
         </w:tc>
@@ -11544,7 +9606,7 @@
               <w:rPr>
                 <w:sz w:val="16"/>
               </w:rPr>
-              <w:t>20</w:t>
+              <w:t>1</w:t>
             </w:r>
           </w:p>
         </w:tc>
@@ -11567,7 +9629,7 @@
               <w:rPr>
                 <w:sz w:val="16"/>
               </w:rPr>
-              <w:t>4.71%</w:t>
+              <w:t>-15.69%</w:t>
             </w:r>
           </w:p>
         </w:tc>
@@ -11590,7 +9652,7 @@
               <w:rPr>
                 <w:sz w:val="16"/>
               </w:rPr>
-              <w:t>1.28%</w:t>
+              <w:t>-15.69%</w:t>
             </w:r>
           </w:p>
         </w:tc>
@@ -11613,7 +9675,7 @@
               <w:rPr>
                 <w:sz w:val="16"/>
               </w:rPr>
-              <w:t>55.00%</w:t>
+              <w:t>0.00%</w:t>
             </w:r>
           </w:p>
         </w:tc>
@@ -11666,7 +9728,7 @@
               <w:rPr>
                 <w:sz w:val="16"/>
               </w:rPr>
-              <w:t>ag2_qg2_ay2_qc2_vr3_vd2</w:t>
+              <w:t>ag5_qg5_ay3_qc2_vr4_vd2</w:t>
             </w:r>
           </w:p>
         </w:tc>
@@ -11690,7 +9752,7 @@
               <w:rPr>
                 <w:sz w:val="16"/>
               </w:rPr>
-              <w:t>16</w:t>
+              <w:t>1</w:t>
             </w:r>
           </w:p>
         </w:tc>
@@ -11714,7 +9776,7 @@
               <w:rPr>
                 <w:sz w:val="16"/>
               </w:rPr>
-              <w:t>4.47%</w:t>
+              <w:t>-15.69%</w:t>
             </w:r>
           </w:p>
         </w:tc>
@@ -11738,7 +9800,7 @@
               <w:rPr>
                 <w:sz w:val="16"/>
               </w:rPr>
-              <w:t>5.55%</w:t>
+              <w:t>-15.69%</w:t>
             </w:r>
           </w:p>
         </w:tc>
@@ -11762,7 +9824,7 @@
               <w:rPr>
                 <w:sz w:val="16"/>
               </w:rPr>
-              <w:t>62.50%</w:t>
+              <w:t>0.00%</w:t>
             </w:r>
           </w:p>
         </w:tc>
@@ -11783,7 +9845,7 @@
     </w:p>
     <w:p>
       <w:r>
-        <w:t>Ranked by average 1 year return among sets with at least 15 completed observations.</w:t>
+        <w:t>Ranked by average 1 year return among sets with at least 1 completed observations.</w:t>
       </w:r>
     </w:p>
     <w:tbl>
@@ -11962,1472 +10024,6 @@
           </w:p>
         </w:tc>
       </w:tr>
-      <w:tr>
-        <w:trPr>
-          <w:cantSplit/>
-        </w:trPr>
-        <w:tc>
-          <w:tcPr>
-            <w:tcW w:type="dxa" w:w="648"/>
-            <w:vAlign w:val="center"/>
-            <w:tcMar>
-              <w:top w:w="80" w:type="dxa"/>
-              <w:start w:w="120" w:type="dxa"/>
-              <w:bottom w:w="80" w:type="dxa"/>
-              <w:end w:w="120" w:type="dxa"/>
-            </w:tcMar>
-            <w:shd w:fill="E8F3EC"/>
-          </w:tcPr>
-          <w:p>
-            <w:pPr>
-              <w:jc w:val="center"/>
-            </w:pPr>
-            <w:r>
-              <w:rPr>
-                <w:sz w:val="16"/>
-              </w:rPr>
-              <w:t>1</w:t>
-            </w:r>
-          </w:p>
-        </w:tc>
-        <w:tc>
-          <w:tcPr>
-            <w:tcW w:type="dxa" w:w="3024"/>
-            <w:vAlign w:val="center"/>
-            <w:tcMar>
-              <w:top w:w="80" w:type="dxa"/>
-              <w:start w:w="120" w:type="dxa"/>
-              <w:bottom w:w="80" w:type="dxa"/>
-              <w:end w:w="120" w:type="dxa"/>
-            </w:tcMar>
-            <w:shd w:fill="E8F3EC"/>
-          </w:tcPr>
-          <w:p>
-            <w:pPr>
-              <w:jc w:val="left"/>
-            </w:pPr>
-            <w:r>
-              <w:rPr>
-                <w:sz w:val="16"/>
-              </w:rPr>
-              <w:t>ag2_qg3_ay3_qc4_vr2_vd2</w:t>
-            </w:r>
-          </w:p>
-        </w:tc>
-        <w:tc>
-          <w:tcPr>
-            <w:tcW w:type="dxa" w:w="792"/>
-            <w:vAlign w:val="center"/>
-            <w:tcMar>
-              <w:top w:w="80" w:type="dxa"/>
-              <w:start w:w="120" w:type="dxa"/>
-              <w:bottom w:w="80" w:type="dxa"/>
-              <w:end w:w="120" w:type="dxa"/>
-            </w:tcMar>
-            <w:shd w:fill="E8F3EC"/>
-          </w:tcPr>
-          <w:p>
-            <w:pPr>
-              <w:jc w:val="center"/>
-            </w:pPr>
-            <w:r>
-              <w:rPr>
-                <w:sz w:val="16"/>
-              </w:rPr>
-              <w:t>15</w:t>
-            </w:r>
-          </w:p>
-        </w:tc>
-        <w:tc>
-          <w:tcPr>
-            <w:tcW w:type="dxa" w:w="1224"/>
-            <w:vAlign w:val="center"/>
-            <w:tcMar>
-              <w:top w:w="80" w:type="dxa"/>
-              <w:start w:w="120" w:type="dxa"/>
-              <w:bottom w:w="80" w:type="dxa"/>
-              <w:end w:w="120" w:type="dxa"/>
-            </w:tcMar>
-            <w:shd w:fill="E8F3EC"/>
-          </w:tcPr>
-          <w:p>
-            <w:pPr>
-              <w:jc w:val="center"/>
-            </w:pPr>
-            <w:r>
-              <w:rPr>
-                <w:sz w:val="16"/>
-              </w:rPr>
-              <w:t>20.27%</w:t>
-            </w:r>
-          </w:p>
-        </w:tc>
-        <w:tc>
-          <w:tcPr>
-            <w:tcW w:type="dxa" w:w="1224"/>
-            <w:vAlign w:val="center"/>
-            <w:tcMar>
-              <w:top w:w="80" w:type="dxa"/>
-              <w:start w:w="120" w:type="dxa"/>
-              <w:bottom w:w="80" w:type="dxa"/>
-              <w:end w:w="120" w:type="dxa"/>
-            </w:tcMar>
-            <w:shd w:fill="E8F3EC"/>
-          </w:tcPr>
-          <w:p>
-            <w:pPr>
-              <w:jc w:val="center"/>
-            </w:pPr>
-            <w:r>
-              <w:rPr>
-                <w:sz w:val="16"/>
-              </w:rPr>
-              <w:t>17.11%</w:t>
-            </w:r>
-          </w:p>
-        </w:tc>
-        <w:tc>
-          <w:tcPr>
-            <w:tcW w:type="dxa" w:w="1224"/>
-            <w:vAlign w:val="center"/>
-            <w:tcMar>
-              <w:top w:w="80" w:type="dxa"/>
-              <w:start w:w="120" w:type="dxa"/>
-              <w:bottom w:w="80" w:type="dxa"/>
-              <w:end w:w="120" w:type="dxa"/>
-            </w:tcMar>
-            <w:shd w:fill="E8F3EC"/>
-          </w:tcPr>
-          <w:p>
-            <w:pPr>
-              <w:jc w:val="center"/>
-            </w:pPr>
-            <w:r>
-              <w:rPr>
-                <w:sz w:val="16"/>
-              </w:rPr>
-              <w:t>86.67%</w:t>
-            </w:r>
-          </w:p>
-        </w:tc>
-      </w:tr>
-      <w:tr>
-        <w:trPr>
-          <w:cantSplit/>
-        </w:trPr>
-        <w:tc>
-          <w:tcPr>
-            <w:tcW w:type="dxa" w:w="648"/>
-            <w:vAlign w:val="center"/>
-            <w:tcMar>
-              <w:top w:w="80" w:type="dxa"/>
-              <w:start w:w="120" w:type="dxa"/>
-              <w:bottom w:w="80" w:type="dxa"/>
-              <w:end w:w="120" w:type="dxa"/>
-            </w:tcMar>
-            <w:shd w:fill="F2F4F7"/>
-          </w:tcPr>
-          <w:p>
-            <w:pPr>
-              <w:jc w:val="center"/>
-            </w:pPr>
-            <w:r>
-              <w:rPr>
-                <w:sz w:val="16"/>
-              </w:rPr>
-              <w:t>2</w:t>
-            </w:r>
-          </w:p>
-        </w:tc>
-        <w:tc>
-          <w:tcPr>
-            <w:tcW w:type="dxa" w:w="3024"/>
-            <w:vAlign w:val="center"/>
-            <w:tcMar>
-              <w:top w:w="80" w:type="dxa"/>
-              <w:start w:w="120" w:type="dxa"/>
-              <w:bottom w:w="80" w:type="dxa"/>
-              <w:end w:w="120" w:type="dxa"/>
-            </w:tcMar>
-            <w:shd w:fill="F2F4F7"/>
-          </w:tcPr>
-          <w:p>
-            <w:pPr>
-              <w:jc w:val="left"/>
-            </w:pPr>
-            <w:r>
-              <w:rPr>
-                <w:sz w:val="16"/>
-              </w:rPr>
-              <w:t>ag3_qg2_ay3_qc4_vr2_vd2</w:t>
-            </w:r>
-          </w:p>
-        </w:tc>
-        <w:tc>
-          <w:tcPr>
-            <w:tcW w:type="dxa" w:w="792"/>
-            <w:vAlign w:val="center"/>
-            <w:tcMar>
-              <w:top w:w="80" w:type="dxa"/>
-              <w:start w:w="120" w:type="dxa"/>
-              <w:bottom w:w="80" w:type="dxa"/>
-              <w:end w:w="120" w:type="dxa"/>
-            </w:tcMar>
-            <w:shd w:fill="F2F4F7"/>
-          </w:tcPr>
-          <w:p>
-            <w:pPr>
-              <w:jc w:val="center"/>
-            </w:pPr>
-            <w:r>
-              <w:rPr>
-                <w:sz w:val="16"/>
-              </w:rPr>
-              <w:t>15</w:t>
-            </w:r>
-          </w:p>
-        </w:tc>
-        <w:tc>
-          <w:tcPr>
-            <w:tcW w:type="dxa" w:w="1224"/>
-            <w:vAlign w:val="center"/>
-            <w:tcMar>
-              <w:top w:w="80" w:type="dxa"/>
-              <w:start w:w="120" w:type="dxa"/>
-              <w:bottom w:w="80" w:type="dxa"/>
-              <w:end w:w="120" w:type="dxa"/>
-            </w:tcMar>
-            <w:shd w:fill="F2F4F7"/>
-          </w:tcPr>
-          <w:p>
-            <w:pPr>
-              <w:jc w:val="center"/>
-            </w:pPr>
-            <w:r>
-              <w:rPr>
-                <w:sz w:val="16"/>
-              </w:rPr>
-              <w:t>20.15%</w:t>
-            </w:r>
-          </w:p>
-        </w:tc>
-        <w:tc>
-          <w:tcPr>
-            <w:tcW w:type="dxa" w:w="1224"/>
-            <w:vAlign w:val="center"/>
-            <w:tcMar>
-              <w:top w:w="80" w:type="dxa"/>
-              <w:start w:w="120" w:type="dxa"/>
-              <w:bottom w:w="80" w:type="dxa"/>
-              <w:end w:w="120" w:type="dxa"/>
-            </w:tcMar>
-            <w:shd w:fill="F2F4F7"/>
-          </w:tcPr>
-          <w:p>
-            <w:pPr>
-              <w:jc w:val="center"/>
-            </w:pPr>
-            <w:r>
-              <w:rPr>
-                <w:sz w:val="16"/>
-              </w:rPr>
-              <w:t>15.33%</w:t>
-            </w:r>
-          </w:p>
-        </w:tc>
-        <w:tc>
-          <w:tcPr>
-            <w:tcW w:type="dxa" w:w="1224"/>
-            <w:vAlign w:val="center"/>
-            <w:tcMar>
-              <w:top w:w="80" w:type="dxa"/>
-              <w:start w:w="120" w:type="dxa"/>
-              <w:bottom w:w="80" w:type="dxa"/>
-              <w:end w:w="120" w:type="dxa"/>
-            </w:tcMar>
-            <w:shd w:fill="F2F4F7"/>
-          </w:tcPr>
-          <w:p>
-            <w:pPr>
-              <w:jc w:val="center"/>
-            </w:pPr>
-            <w:r>
-              <w:rPr>
-                <w:sz w:val="16"/>
-              </w:rPr>
-              <w:t>86.67%</w:t>
-            </w:r>
-          </w:p>
-        </w:tc>
-      </w:tr>
-      <w:tr>
-        <w:trPr>
-          <w:cantSplit/>
-        </w:trPr>
-        <w:tc>
-          <w:tcPr>
-            <w:tcW w:type="dxa" w:w="648"/>
-            <w:vAlign w:val="center"/>
-            <w:tcMar>
-              <w:top w:w="80" w:type="dxa"/>
-              <w:start w:w="120" w:type="dxa"/>
-              <w:bottom w:w="80" w:type="dxa"/>
-              <w:end w:w="120" w:type="dxa"/>
-            </w:tcMar>
-          </w:tcPr>
-          <w:p>
-            <w:pPr>
-              <w:jc w:val="center"/>
-            </w:pPr>
-            <w:r>
-              <w:rPr>
-                <w:sz w:val="16"/>
-              </w:rPr>
-              <w:t>3</w:t>
-            </w:r>
-          </w:p>
-        </w:tc>
-        <w:tc>
-          <w:tcPr>
-            <w:tcW w:type="dxa" w:w="3024"/>
-            <w:vAlign w:val="center"/>
-            <w:tcMar>
-              <w:top w:w="80" w:type="dxa"/>
-              <w:start w:w="120" w:type="dxa"/>
-              <w:bottom w:w="80" w:type="dxa"/>
-              <w:end w:w="120" w:type="dxa"/>
-            </w:tcMar>
-          </w:tcPr>
-          <w:p>
-            <w:pPr>
-              <w:jc w:val="left"/>
-            </w:pPr>
-            <w:r>
-              <w:rPr>
-                <w:sz w:val="16"/>
-              </w:rPr>
-              <w:t>ag2_qg2_ay3_qc4_vr2_vd2</w:t>
-            </w:r>
-          </w:p>
-        </w:tc>
-        <w:tc>
-          <w:tcPr>
-            <w:tcW w:type="dxa" w:w="792"/>
-            <w:vAlign w:val="center"/>
-            <w:tcMar>
-              <w:top w:w="80" w:type="dxa"/>
-              <w:start w:w="120" w:type="dxa"/>
-              <w:bottom w:w="80" w:type="dxa"/>
-              <w:end w:w="120" w:type="dxa"/>
-            </w:tcMar>
-          </w:tcPr>
-          <w:p>
-            <w:pPr>
-              <w:jc w:val="center"/>
-            </w:pPr>
-            <w:r>
-              <w:rPr>
-                <w:sz w:val="16"/>
-              </w:rPr>
-              <w:t>16</w:t>
-            </w:r>
-          </w:p>
-        </w:tc>
-        <w:tc>
-          <w:tcPr>
-            <w:tcW w:type="dxa" w:w="1224"/>
-            <w:vAlign w:val="center"/>
-            <w:tcMar>
-              <w:top w:w="80" w:type="dxa"/>
-              <w:start w:w="120" w:type="dxa"/>
-              <w:bottom w:w="80" w:type="dxa"/>
-              <w:end w:w="120" w:type="dxa"/>
-            </w:tcMar>
-          </w:tcPr>
-          <w:p>
-            <w:pPr>
-              <w:jc w:val="center"/>
-            </w:pPr>
-            <w:r>
-              <w:rPr>
-                <w:sz w:val="16"/>
-              </w:rPr>
-              <w:t>19.96%</w:t>
-            </w:r>
-          </w:p>
-        </w:tc>
-        <w:tc>
-          <w:tcPr>
-            <w:tcW w:type="dxa" w:w="1224"/>
-            <w:vAlign w:val="center"/>
-            <w:tcMar>
-              <w:top w:w="80" w:type="dxa"/>
-              <w:start w:w="120" w:type="dxa"/>
-              <w:bottom w:w="80" w:type="dxa"/>
-              <w:end w:w="120" w:type="dxa"/>
-            </w:tcMar>
-          </w:tcPr>
-          <w:p>
-            <w:pPr>
-              <w:jc w:val="center"/>
-            </w:pPr>
-            <w:r>
-              <w:rPr>
-                <w:sz w:val="16"/>
-              </w:rPr>
-              <w:t>16.22%</w:t>
-            </w:r>
-          </w:p>
-        </w:tc>
-        <w:tc>
-          <w:tcPr>
-            <w:tcW w:type="dxa" w:w="1224"/>
-            <w:vAlign w:val="center"/>
-            <w:tcMar>
-              <w:top w:w="80" w:type="dxa"/>
-              <w:start w:w="120" w:type="dxa"/>
-              <w:bottom w:w="80" w:type="dxa"/>
-              <w:end w:w="120" w:type="dxa"/>
-            </w:tcMar>
-          </w:tcPr>
-          <w:p>
-            <w:pPr>
-              <w:jc w:val="center"/>
-            </w:pPr>
-            <w:r>
-              <w:rPr>
-                <w:sz w:val="16"/>
-              </w:rPr>
-              <w:t>87.50%</w:t>
-            </w:r>
-          </w:p>
-        </w:tc>
-      </w:tr>
-      <w:tr>
-        <w:trPr>
-          <w:cantSplit/>
-        </w:trPr>
-        <w:tc>
-          <w:tcPr>
-            <w:tcW w:type="dxa" w:w="648"/>
-            <w:vAlign w:val="center"/>
-            <w:tcMar>
-              <w:top w:w="80" w:type="dxa"/>
-              <w:start w:w="120" w:type="dxa"/>
-              <w:bottom w:w="80" w:type="dxa"/>
-              <w:end w:w="120" w:type="dxa"/>
-            </w:tcMar>
-            <w:shd w:fill="F2F4F7"/>
-          </w:tcPr>
-          <w:p>
-            <w:pPr>
-              <w:jc w:val="center"/>
-            </w:pPr>
-            <w:r>
-              <w:rPr>
-                <w:sz w:val="16"/>
-              </w:rPr>
-              <w:t>4</w:t>
-            </w:r>
-          </w:p>
-        </w:tc>
-        <w:tc>
-          <w:tcPr>
-            <w:tcW w:type="dxa" w:w="3024"/>
-            <w:vAlign w:val="center"/>
-            <w:tcMar>
-              <w:top w:w="80" w:type="dxa"/>
-              <w:start w:w="120" w:type="dxa"/>
-              <w:bottom w:w="80" w:type="dxa"/>
-              <w:end w:w="120" w:type="dxa"/>
-            </w:tcMar>
-            <w:shd w:fill="F2F4F7"/>
-          </w:tcPr>
-          <w:p>
-            <w:pPr>
-              <w:jc w:val="left"/>
-            </w:pPr>
-            <w:r>
-              <w:rPr>
-                <w:sz w:val="16"/>
-              </w:rPr>
-              <w:t>ag3_qg2_ay3_qc3_vr2_vd2</w:t>
-            </w:r>
-          </w:p>
-        </w:tc>
-        <w:tc>
-          <w:tcPr>
-            <w:tcW w:type="dxa" w:w="792"/>
-            <w:vAlign w:val="center"/>
-            <w:tcMar>
-              <w:top w:w="80" w:type="dxa"/>
-              <w:start w:w="120" w:type="dxa"/>
-              <w:bottom w:w="80" w:type="dxa"/>
-              <w:end w:w="120" w:type="dxa"/>
-            </w:tcMar>
-            <w:shd w:fill="F2F4F7"/>
-          </w:tcPr>
-          <w:p>
-            <w:pPr>
-              <w:jc w:val="center"/>
-            </w:pPr>
-            <w:r>
-              <w:rPr>
-                <w:sz w:val="16"/>
-              </w:rPr>
-              <w:t>17</w:t>
-            </w:r>
-          </w:p>
-        </w:tc>
-        <w:tc>
-          <w:tcPr>
-            <w:tcW w:type="dxa" w:w="1224"/>
-            <w:vAlign w:val="center"/>
-            <w:tcMar>
-              <w:top w:w="80" w:type="dxa"/>
-              <w:start w:w="120" w:type="dxa"/>
-              <w:bottom w:w="80" w:type="dxa"/>
-              <w:end w:w="120" w:type="dxa"/>
-            </w:tcMar>
-            <w:shd w:fill="F2F4F7"/>
-          </w:tcPr>
-          <w:p>
-            <w:pPr>
-              <w:jc w:val="center"/>
-            </w:pPr>
-            <w:r>
-              <w:rPr>
-                <w:sz w:val="16"/>
-              </w:rPr>
-              <w:t>17.21%</w:t>
-            </w:r>
-          </w:p>
-        </w:tc>
-        <w:tc>
-          <w:tcPr>
-            <w:tcW w:type="dxa" w:w="1224"/>
-            <w:vAlign w:val="center"/>
-            <w:tcMar>
-              <w:top w:w="80" w:type="dxa"/>
-              <w:start w:w="120" w:type="dxa"/>
-              <w:bottom w:w="80" w:type="dxa"/>
-              <w:end w:w="120" w:type="dxa"/>
-            </w:tcMar>
-            <w:shd w:fill="F2F4F7"/>
-          </w:tcPr>
-          <w:p>
-            <w:pPr>
-              <w:jc w:val="center"/>
-            </w:pPr>
-            <w:r>
-              <w:rPr>
-                <w:sz w:val="16"/>
-              </w:rPr>
-              <w:t>15.33%</w:t>
-            </w:r>
-          </w:p>
-        </w:tc>
-        <w:tc>
-          <w:tcPr>
-            <w:tcW w:type="dxa" w:w="1224"/>
-            <w:vAlign w:val="center"/>
-            <w:tcMar>
-              <w:top w:w="80" w:type="dxa"/>
-              <w:start w:w="120" w:type="dxa"/>
-              <w:bottom w:w="80" w:type="dxa"/>
-              <w:end w:w="120" w:type="dxa"/>
-            </w:tcMar>
-            <w:shd w:fill="F2F4F7"/>
-          </w:tcPr>
-          <w:p>
-            <w:pPr>
-              <w:jc w:val="center"/>
-            </w:pPr>
-            <w:r>
-              <w:rPr>
-                <w:sz w:val="16"/>
-              </w:rPr>
-              <w:t>82.35%</w:t>
-            </w:r>
-          </w:p>
-        </w:tc>
-      </w:tr>
-      <w:tr>
-        <w:trPr>
-          <w:cantSplit/>
-        </w:trPr>
-        <w:tc>
-          <w:tcPr>
-            <w:tcW w:type="dxa" w:w="648"/>
-            <w:vAlign w:val="center"/>
-            <w:tcMar>
-              <w:top w:w="80" w:type="dxa"/>
-              <w:start w:w="120" w:type="dxa"/>
-              <w:bottom w:w="80" w:type="dxa"/>
-              <w:end w:w="120" w:type="dxa"/>
-            </w:tcMar>
-          </w:tcPr>
-          <w:p>
-            <w:pPr>
-              <w:jc w:val="center"/>
-            </w:pPr>
-            <w:r>
-              <w:rPr>
-                <w:sz w:val="16"/>
-              </w:rPr>
-              <w:t>5</w:t>
-            </w:r>
-          </w:p>
-        </w:tc>
-        <w:tc>
-          <w:tcPr>
-            <w:tcW w:type="dxa" w:w="3024"/>
-            <w:vAlign w:val="center"/>
-            <w:tcMar>
-              <w:top w:w="80" w:type="dxa"/>
-              <w:start w:w="120" w:type="dxa"/>
-              <w:bottom w:w="80" w:type="dxa"/>
-              <w:end w:w="120" w:type="dxa"/>
-            </w:tcMar>
-          </w:tcPr>
-          <w:p>
-            <w:pPr>
-              <w:jc w:val="left"/>
-            </w:pPr>
-            <w:r>
-              <w:rPr>
-                <w:sz w:val="16"/>
-              </w:rPr>
-              <w:t>ag3_qg2_ay3_qc2_vr2_vd2</w:t>
-            </w:r>
-          </w:p>
-        </w:tc>
-        <w:tc>
-          <w:tcPr>
-            <w:tcW w:type="dxa" w:w="792"/>
-            <w:vAlign w:val="center"/>
-            <w:tcMar>
-              <w:top w:w="80" w:type="dxa"/>
-              <w:start w:w="120" w:type="dxa"/>
-              <w:bottom w:w="80" w:type="dxa"/>
-              <w:end w:w="120" w:type="dxa"/>
-            </w:tcMar>
-          </w:tcPr>
-          <w:p>
-            <w:pPr>
-              <w:jc w:val="center"/>
-            </w:pPr>
-            <w:r>
-              <w:rPr>
-                <w:sz w:val="16"/>
-              </w:rPr>
-              <w:t>18</w:t>
-            </w:r>
-          </w:p>
-        </w:tc>
-        <w:tc>
-          <w:tcPr>
-            <w:tcW w:type="dxa" w:w="1224"/>
-            <w:vAlign w:val="center"/>
-            <w:tcMar>
-              <w:top w:w="80" w:type="dxa"/>
-              <w:start w:w="120" w:type="dxa"/>
-              <w:bottom w:w="80" w:type="dxa"/>
-              <w:end w:w="120" w:type="dxa"/>
-            </w:tcMar>
-          </w:tcPr>
-          <w:p>
-            <w:pPr>
-              <w:jc w:val="center"/>
-            </w:pPr>
-            <w:r>
-              <w:rPr>
-                <w:sz w:val="16"/>
-              </w:rPr>
-              <w:t>17.20%</w:t>
-            </w:r>
-          </w:p>
-        </w:tc>
-        <w:tc>
-          <w:tcPr>
-            <w:tcW w:type="dxa" w:w="1224"/>
-            <w:vAlign w:val="center"/>
-            <w:tcMar>
-              <w:top w:w="80" w:type="dxa"/>
-              <w:start w:w="120" w:type="dxa"/>
-              <w:bottom w:w="80" w:type="dxa"/>
-              <w:end w:w="120" w:type="dxa"/>
-            </w:tcMar>
-          </w:tcPr>
-          <w:p>
-            <w:pPr>
-              <w:jc w:val="center"/>
-            </w:pPr>
-            <w:r>
-              <w:rPr>
-                <w:sz w:val="16"/>
-              </w:rPr>
-              <w:t>13.35%</w:t>
-            </w:r>
-          </w:p>
-        </w:tc>
-        <w:tc>
-          <w:tcPr>
-            <w:tcW w:type="dxa" w:w="1224"/>
-            <w:vAlign w:val="center"/>
-            <w:tcMar>
-              <w:top w:w="80" w:type="dxa"/>
-              <w:start w:w="120" w:type="dxa"/>
-              <w:bottom w:w="80" w:type="dxa"/>
-              <w:end w:w="120" w:type="dxa"/>
-            </w:tcMar>
-          </w:tcPr>
-          <w:p>
-            <w:pPr>
-              <w:jc w:val="center"/>
-            </w:pPr>
-            <w:r>
-              <w:rPr>
-                <w:sz w:val="16"/>
-              </w:rPr>
-              <w:t>83.33%</w:t>
-            </w:r>
-          </w:p>
-        </w:tc>
-      </w:tr>
-      <w:tr>
-        <w:trPr>
-          <w:cantSplit/>
-        </w:trPr>
-        <w:tc>
-          <w:tcPr>
-            <w:tcW w:type="dxa" w:w="648"/>
-            <w:vAlign w:val="center"/>
-            <w:tcMar>
-              <w:top w:w="80" w:type="dxa"/>
-              <w:start w:w="120" w:type="dxa"/>
-              <w:bottom w:w="80" w:type="dxa"/>
-              <w:end w:w="120" w:type="dxa"/>
-            </w:tcMar>
-            <w:shd w:fill="F2F4F7"/>
-          </w:tcPr>
-          <w:p>
-            <w:pPr>
-              <w:jc w:val="center"/>
-            </w:pPr>
-            <w:r>
-              <w:rPr>
-                <w:sz w:val="16"/>
-              </w:rPr>
-              <w:t>6</w:t>
-            </w:r>
-          </w:p>
-        </w:tc>
-        <w:tc>
-          <w:tcPr>
-            <w:tcW w:type="dxa" w:w="3024"/>
-            <w:vAlign w:val="center"/>
-            <w:tcMar>
-              <w:top w:w="80" w:type="dxa"/>
-              <w:start w:w="120" w:type="dxa"/>
-              <w:bottom w:w="80" w:type="dxa"/>
-              <w:end w:w="120" w:type="dxa"/>
-            </w:tcMar>
-            <w:shd w:fill="F2F4F7"/>
-          </w:tcPr>
-          <w:p>
-            <w:pPr>
-              <w:jc w:val="left"/>
-            </w:pPr>
-            <w:r>
-              <w:rPr>
-                <w:sz w:val="16"/>
-              </w:rPr>
-              <w:t>ag2_qg3_ay3_qc3_vr2_vd2</w:t>
-            </w:r>
-          </w:p>
-        </w:tc>
-        <w:tc>
-          <w:tcPr>
-            <w:tcW w:type="dxa" w:w="792"/>
-            <w:vAlign w:val="center"/>
-            <w:tcMar>
-              <w:top w:w="80" w:type="dxa"/>
-              <w:start w:w="120" w:type="dxa"/>
-              <w:bottom w:w="80" w:type="dxa"/>
-              <w:end w:w="120" w:type="dxa"/>
-            </w:tcMar>
-            <w:shd w:fill="F2F4F7"/>
-          </w:tcPr>
-          <w:p>
-            <w:pPr>
-              <w:jc w:val="center"/>
-            </w:pPr>
-            <w:r>
-              <w:rPr>
-                <w:sz w:val="16"/>
-              </w:rPr>
-              <w:t>17</w:t>
-            </w:r>
-          </w:p>
-        </w:tc>
-        <w:tc>
-          <w:tcPr>
-            <w:tcW w:type="dxa" w:w="1224"/>
-            <w:vAlign w:val="center"/>
-            <w:tcMar>
-              <w:top w:w="80" w:type="dxa"/>
-              <w:start w:w="120" w:type="dxa"/>
-              <w:bottom w:w="80" w:type="dxa"/>
-              <w:end w:w="120" w:type="dxa"/>
-            </w:tcMar>
-            <w:shd w:fill="F2F4F7"/>
-          </w:tcPr>
-          <w:p>
-            <w:pPr>
-              <w:jc w:val="center"/>
-            </w:pPr>
-            <w:r>
-              <w:rPr>
-                <w:sz w:val="16"/>
-              </w:rPr>
-              <w:t>17.10%</w:t>
-            </w:r>
-          </w:p>
-        </w:tc>
-        <w:tc>
-          <w:tcPr>
-            <w:tcW w:type="dxa" w:w="1224"/>
-            <w:vAlign w:val="center"/>
-            <w:tcMar>
-              <w:top w:w="80" w:type="dxa"/>
-              <w:start w:w="120" w:type="dxa"/>
-              <w:bottom w:w="80" w:type="dxa"/>
-              <w:end w:w="120" w:type="dxa"/>
-            </w:tcMar>
-            <w:shd w:fill="F2F4F7"/>
-          </w:tcPr>
-          <w:p>
-            <w:pPr>
-              <w:jc w:val="center"/>
-            </w:pPr>
-            <w:r>
-              <w:rPr>
-                <w:sz w:val="16"/>
-              </w:rPr>
-              <w:t>15.33%</w:t>
-            </w:r>
-          </w:p>
-        </w:tc>
-        <w:tc>
-          <w:tcPr>
-            <w:tcW w:type="dxa" w:w="1224"/>
-            <w:vAlign w:val="center"/>
-            <w:tcMar>
-              <w:top w:w="80" w:type="dxa"/>
-              <w:start w:w="120" w:type="dxa"/>
-              <w:bottom w:w="80" w:type="dxa"/>
-              <w:end w:w="120" w:type="dxa"/>
-            </w:tcMar>
-            <w:shd w:fill="F2F4F7"/>
-          </w:tcPr>
-          <w:p>
-            <w:pPr>
-              <w:jc w:val="center"/>
-            </w:pPr>
-            <w:r>
-              <w:rPr>
-                <w:sz w:val="16"/>
-              </w:rPr>
-              <w:t>82.35%</w:t>
-            </w:r>
-          </w:p>
-        </w:tc>
-      </w:tr>
-      <w:tr>
-        <w:trPr>
-          <w:cantSplit/>
-        </w:trPr>
-        <w:tc>
-          <w:tcPr>
-            <w:tcW w:type="dxa" w:w="648"/>
-            <w:vAlign w:val="center"/>
-            <w:tcMar>
-              <w:top w:w="80" w:type="dxa"/>
-              <w:start w:w="120" w:type="dxa"/>
-              <w:bottom w:w="80" w:type="dxa"/>
-              <w:end w:w="120" w:type="dxa"/>
-            </w:tcMar>
-          </w:tcPr>
-          <w:p>
-            <w:pPr>
-              <w:jc w:val="center"/>
-            </w:pPr>
-            <w:r>
-              <w:rPr>
-                <w:sz w:val="16"/>
-              </w:rPr>
-              <w:t>7</w:t>
-            </w:r>
-          </w:p>
-        </w:tc>
-        <w:tc>
-          <w:tcPr>
-            <w:tcW w:type="dxa" w:w="3024"/>
-            <w:vAlign w:val="center"/>
-            <w:tcMar>
-              <w:top w:w="80" w:type="dxa"/>
-              <w:start w:w="120" w:type="dxa"/>
-              <w:bottom w:w="80" w:type="dxa"/>
-              <w:end w:w="120" w:type="dxa"/>
-            </w:tcMar>
-          </w:tcPr>
-          <w:p>
-            <w:pPr>
-              <w:jc w:val="left"/>
-            </w:pPr>
-            <w:r>
-              <w:rPr>
-                <w:sz w:val="16"/>
-              </w:rPr>
-              <w:t>ag2_qg3_ay3_qc2_vr2_vd2</w:t>
-            </w:r>
-          </w:p>
-        </w:tc>
-        <w:tc>
-          <w:tcPr>
-            <w:tcW w:type="dxa" w:w="792"/>
-            <w:vAlign w:val="center"/>
-            <w:tcMar>
-              <w:top w:w="80" w:type="dxa"/>
-              <w:start w:w="120" w:type="dxa"/>
-              <w:bottom w:w="80" w:type="dxa"/>
-              <w:end w:w="120" w:type="dxa"/>
-            </w:tcMar>
-          </w:tcPr>
-          <w:p>
-            <w:pPr>
-              <w:jc w:val="center"/>
-            </w:pPr>
-            <w:r>
-              <w:rPr>
-                <w:sz w:val="16"/>
-              </w:rPr>
-              <w:t>18</w:t>
-            </w:r>
-          </w:p>
-        </w:tc>
-        <w:tc>
-          <w:tcPr>
-            <w:tcW w:type="dxa" w:w="1224"/>
-            <w:vAlign w:val="center"/>
-            <w:tcMar>
-              <w:top w:w="80" w:type="dxa"/>
-              <w:start w:w="120" w:type="dxa"/>
-              <w:bottom w:w="80" w:type="dxa"/>
-              <w:end w:w="120" w:type="dxa"/>
-            </w:tcMar>
-          </w:tcPr>
-          <w:p>
-            <w:pPr>
-              <w:jc w:val="center"/>
-            </w:pPr>
-            <w:r>
-              <w:rPr>
-                <w:sz w:val="16"/>
-              </w:rPr>
-              <w:t>17.09%</w:t>
-            </w:r>
-          </w:p>
-        </w:tc>
-        <w:tc>
-          <w:tcPr>
-            <w:tcW w:type="dxa" w:w="1224"/>
-            <w:vAlign w:val="center"/>
-            <w:tcMar>
-              <w:top w:w="80" w:type="dxa"/>
-              <w:start w:w="120" w:type="dxa"/>
-              <w:bottom w:w="80" w:type="dxa"/>
-              <w:end w:w="120" w:type="dxa"/>
-            </w:tcMar>
-          </w:tcPr>
-          <w:p>
-            <w:pPr>
-              <w:jc w:val="center"/>
-            </w:pPr>
-            <w:r>
-              <w:rPr>
-                <w:sz w:val="16"/>
-              </w:rPr>
-              <w:t>13.35%</w:t>
-            </w:r>
-          </w:p>
-        </w:tc>
-        <w:tc>
-          <w:tcPr>
-            <w:tcW w:type="dxa" w:w="1224"/>
-            <w:vAlign w:val="center"/>
-            <w:tcMar>
-              <w:top w:w="80" w:type="dxa"/>
-              <w:start w:w="120" w:type="dxa"/>
-              <w:bottom w:w="80" w:type="dxa"/>
-              <w:end w:w="120" w:type="dxa"/>
-            </w:tcMar>
-          </w:tcPr>
-          <w:p>
-            <w:pPr>
-              <w:jc w:val="center"/>
-            </w:pPr>
-            <w:r>
-              <w:rPr>
-                <w:sz w:val="16"/>
-              </w:rPr>
-              <w:t>83.33%</w:t>
-            </w:r>
-          </w:p>
-        </w:tc>
-      </w:tr>
-      <w:tr>
-        <w:trPr>
-          <w:cantSplit/>
-        </w:trPr>
-        <w:tc>
-          <w:tcPr>
-            <w:tcW w:type="dxa" w:w="648"/>
-            <w:vAlign w:val="center"/>
-            <w:tcMar>
-              <w:top w:w="80" w:type="dxa"/>
-              <w:start w:w="120" w:type="dxa"/>
-              <w:bottom w:w="80" w:type="dxa"/>
-              <w:end w:w="120" w:type="dxa"/>
-            </w:tcMar>
-            <w:shd w:fill="F2F4F7"/>
-          </w:tcPr>
-          <w:p>
-            <w:pPr>
-              <w:jc w:val="center"/>
-            </w:pPr>
-            <w:r>
-              <w:rPr>
-                <w:sz w:val="16"/>
-              </w:rPr>
-              <w:t>8</w:t>
-            </w:r>
-          </w:p>
-        </w:tc>
-        <w:tc>
-          <w:tcPr>
-            <w:tcW w:type="dxa" w:w="3024"/>
-            <w:vAlign w:val="center"/>
-            <w:tcMar>
-              <w:top w:w="80" w:type="dxa"/>
-              <w:start w:w="120" w:type="dxa"/>
-              <w:bottom w:w="80" w:type="dxa"/>
-              <w:end w:w="120" w:type="dxa"/>
-            </w:tcMar>
-            <w:shd w:fill="F2F4F7"/>
-          </w:tcPr>
-          <w:p>
-            <w:pPr>
-              <w:jc w:val="left"/>
-            </w:pPr>
-            <w:r>
-              <w:rPr>
-                <w:sz w:val="16"/>
-              </w:rPr>
-              <w:t>ag3_qg3_ay3_qc2_vr2_vd2</w:t>
-            </w:r>
-          </w:p>
-        </w:tc>
-        <w:tc>
-          <w:tcPr>
-            <w:tcW w:type="dxa" w:w="792"/>
-            <w:vAlign w:val="center"/>
-            <w:tcMar>
-              <w:top w:w="80" w:type="dxa"/>
-              <w:start w:w="120" w:type="dxa"/>
-              <w:bottom w:w="80" w:type="dxa"/>
-              <w:end w:w="120" w:type="dxa"/>
-            </w:tcMar>
-            <w:shd w:fill="F2F4F7"/>
-          </w:tcPr>
-          <w:p>
-            <w:pPr>
-              <w:jc w:val="center"/>
-            </w:pPr>
-            <w:r>
-              <w:rPr>
-                <w:sz w:val="16"/>
-              </w:rPr>
-              <w:t>17</w:t>
-            </w:r>
-          </w:p>
-        </w:tc>
-        <w:tc>
-          <w:tcPr>
-            <w:tcW w:type="dxa" w:w="1224"/>
-            <w:vAlign w:val="center"/>
-            <w:tcMar>
-              <w:top w:w="80" w:type="dxa"/>
-              <w:start w:w="120" w:type="dxa"/>
-              <w:bottom w:w="80" w:type="dxa"/>
-              <w:end w:w="120" w:type="dxa"/>
-            </w:tcMar>
-            <w:shd w:fill="F2F4F7"/>
-          </w:tcPr>
-          <w:p>
-            <w:pPr>
-              <w:jc w:val="center"/>
-            </w:pPr>
-            <w:r>
-              <w:rPr>
-                <w:sz w:val="16"/>
-              </w:rPr>
-              <w:t>17.09%</w:t>
-            </w:r>
-          </w:p>
-        </w:tc>
-        <w:tc>
-          <w:tcPr>
-            <w:tcW w:type="dxa" w:w="1224"/>
-            <w:vAlign w:val="center"/>
-            <w:tcMar>
-              <w:top w:w="80" w:type="dxa"/>
-              <w:start w:w="120" w:type="dxa"/>
-              <w:bottom w:w="80" w:type="dxa"/>
-              <w:end w:w="120" w:type="dxa"/>
-            </w:tcMar>
-            <w:shd w:fill="F2F4F7"/>
-          </w:tcPr>
-          <w:p>
-            <w:pPr>
-              <w:jc w:val="center"/>
-            </w:pPr>
-            <w:r>
-              <w:rPr>
-                <w:sz w:val="16"/>
-              </w:rPr>
-              <w:t>11.37%</w:t>
-            </w:r>
-          </w:p>
-        </w:tc>
-        <w:tc>
-          <w:tcPr>
-            <w:tcW w:type="dxa" w:w="1224"/>
-            <w:vAlign w:val="center"/>
-            <w:tcMar>
-              <w:top w:w="80" w:type="dxa"/>
-              <w:start w:w="120" w:type="dxa"/>
-              <w:bottom w:w="80" w:type="dxa"/>
-              <w:end w:w="120" w:type="dxa"/>
-            </w:tcMar>
-            <w:shd w:fill="F2F4F7"/>
-          </w:tcPr>
-          <w:p>
-            <w:pPr>
-              <w:jc w:val="center"/>
-            </w:pPr>
-            <w:r>
-              <w:rPr>
-                <w:sz w:val="16"/>
-              </w:rPr>
-              <w:t>82.35%</w:t>
-            </w:r>
-          </w:p>
-        </w:tc>
-      </w:tr>
-      <w:tr>
-        <w:trPr>
-          <w:cantSplit/>
-        </w:trPr>
-        <w:tc>
-          <w:tcPr>
-            <w:tcW w:type="dxa" w:w="648"/>
-            <w:vAlign w:val="center"/>
-            <w:tcMar>
-              <w:top w:w="80" w:type="dxa"/>
-              <w:start w:w="120" w:type="dxa"/>
-              <w:bottom w:w="80" w:type="dxa"/>
-              <w:end w:w="120" w:type="dxa"/>
-            </w:tcMar>
-          </w:tcPr>
-          <w:p>
-            <w:pPr>
-              <w:jc w:val="center"/>
-            </w:pPr>
-            <w:r>
-              <w:rPr>
-                <w:sz w:val="16"/>
-              </w:rPr>
-              <w:t>9</w:t>
-            </w:r>
-          </w:p>
-        </w:tc>
-        <w:tc>
-          <w:tcPr>
-            <w:tcW w:type="dxa" w:w="3024"/>
-            <w:vAlign w:val="center"/>
-            <w:tcMar>
-              <w:top w:w="80" w:type="dxa"/>
-              <w:start w:w="120" w:type="dxa"/>
-              <w:bottom w:w="80" w:type="dxa"/>
-              <w:end w:w="120" w:type="dxa"/>
-            </w:tcMar>
-          </w:tcPr>
-          <w:p>
-            <w:pPr>
-              <w:jc w:val="left"/>
-            </w:pPr>
-            <w:r>
-              <w:rPr>
-                <w:sz w:val="16"/>
-              </w:rPr>
-              <w:t>ag3_qg3_ay3_qc3_vr2_vd2</w:t>
-            </w:r>
-          </w:p>
-        </w:tc>
-        <w:tc>
-          <w:tcPr>
-            <w:tcW w:type="dxa" w:w="792"/>
-            <w:vAlign w:val="center"/>
-            <w:tcMar>
-              <w:top w:w="80" w:type="dxa"/>
-              <w:start w:w="120" w:type="dxa"/>
-              <w:bottom w:w="80" w:type="dxa"/>
-              <w:end w:w="120" w:type="dxa"/>
-            </w:tcMar>
-          </w:tcPr>
-          <w:p>
-            <w:pPr>
-              <w:jc w:val="center"/>
-            </w:pPr>
-            <w:r>
-              <w:rPr>
-                <w:sz w:val="16"/>
-              </w:rPr>
-              <w:t>16</w:t>
-            </w:r>
-          </w:p>
-        </w:tc>
-        <w:tc>
-          <w:tcPr>
-            <w:tcW w:type="dxa" w:w="1224"/>
-            <w:vAlign w:val="center"/>
-            <w:tcMar>
-              <w:top w:w="80" w:type="dxa"/>
-              <w:start w:w="120" w:type="dxa"/>
-              <w:bottom w:w="80" w:type="dxa"/>
-              <w:end w:w="120" w:type="dxa"/>
-            </w:tcMar>
-          </w:tcPr>
-          <w:p>
-            <w:pPr>
-              <w:jc w:val="center"/>
-            </w:pPr>
-            <w:r>
-              <w:rPr>
-                <w:sz w:val="16"/>
-              </w:rPr>
-              <w:t>17.09%</w:t>
-            </w:r>
-          </w:p>
-        </w:tc>
-        <w:tc>
-          <w:tcPr>
-            <w:tcW w:type="dxa" w:w="1224"/>
-            <w:vAlign w:val="center"/>
-            <w:tcMar>
-              <w:top w:w="80" w:type="dxa"/>
-              <w:start w:w="120" w:type="dxa"/>
-              <w:bottom w:w="80" w:type="dxa"/>
-              <w:end w:w="120" w:type="dxa"/>
-            </w:tcMar>
-          </w:tcPr>
-          <w:p>
-            <w:pPr>
-              <w:jc w:val="center"/>
-            </w:pPr>
-            <w:r>
-              <w:rPr>
-                <w:sz w:val="16"/>
-              </w:rPr>
-              <w:t>13.35%</w:t>
-            </w:r>
-          </w:p>
-        </w:tc>
-        <w:tc>
-          <w:tcPr>
-            <w:tcW w:type="dxa" w:w="1224"/>
-            <w:vAlign w:val="center"/>
-            <w:tcMar>
-              <w:top w:w="80" w:type="dxa"/>
-              <w:start w:w="120" w:type="dxa"/>
-              <w:bottom w:w="80" w:type="dxa"/>
-              <w:end w:w="120" w:type="dxa"/>
-            </w:tcMar>
-          </w:tcPr>
-          <w:p>
-            <w:pPr>
-              <w:jc w:val="center"/>
-            </w:pPr>
-            <w:r>
-              <w:rPr>
-                <w:sz w:val="16"/>
-              </w:rPr>
-              <w:t>81.25%</w:t>
-            </w:r>
-          </w:p>
-        </w:tc>
-      </w:tr>
-      <w:tr>
-        <w:trPr>
-          <w:cantSplit/>
-        </w:trPr>
-        <w:tc>
-          <w:tcPr>
-            <w:tcW w:type="dxa" w:w="648"/>
-            <w:vAlign w:val="center"/>
-            <w:tcMar>
-              <w:top w:w="80" w:type="dxa"/>
-              <w:start w:w="120" w:type="dxa"/>
-              <w:bottom w:w="80" w:type="dxa"/>
-              <w:end w:w="120" w:type="dxa"/>
-            </w:tcMar>
-            <w:shd w:fill="F2F4F7"/>
-          </w:tcPr>
-          <w:p>
-            <w:pPr>
-              <w:jc w:val="center"/>
-            </w:pPr>
-            <w:r>
-              <w:rPr>
-                <w:sz w:val="16"/>
-              </w:rPr>
-              <w:t>10</w:t>
-            </w:r>
-          </w:p>
-        </w:tc>
-        <w:tc>
-          <w:tcPr>
-            <w:tcW w:type="dxa" w:w="3024"/>
-            <w:vAlign w:val="center"/>
-            <w:tcMar>
-              <w:top w:w="80" w:type="dxa"/>
-              <w:start w:w="120" w:type="dxa"/>
-              <w:bottom w:w="80" w:type="dxa"/>
-              <w:end w:w="120" w:type="dxa"/>
-            </w:tcMar>
-            <w:shd w:fill="F2F4F7"/>
-          </w:tcPr>
-          <w:p>
-            <w:pPr>
-              <w:jc w:val="left"/>
-            </w:pPr>
-            <w:r>
-              <w:rPr>
-                <w:sz w:val="16"/>
-              </w:rPr>
-              <w:t>ag2_qg2_ay3_qc2_vr2_vd2</w:t>
-            </w:r>
-          </w:p>
-        </w:tc>
-        <w:tc>
-          <w:tcPr>
-            <w:tcW w:type="dxa" w:w="792"/>
-            <w:vAlign w:val="center"/>
-            <w:tcMar>
-              <w:top w:w="80" w:type="dxa"/>
-              <w:start w:w="120" w:type="dxa"/>
-              <w:bottom w:w="80" w:type="dxa"/>
-              <w:end w:w="120" w:type="dxa"/>
-            </w:tcMar>
-            <w:shd w:fill="F2F4F7"/>
-          </w:tcPr>
-          <w:p>
-            <w:pPr>
-              <w:jc w:val="center"/>
-            </w:pPr>
-            <w:r>
-              <w:rPr>
-                <w:sz w:val="16"/>
-              </w:rPr>
-              <w:t>20</w:t>
-            </w:r>
-          </w:p>
-        </w:tc>
-        <w:tc>
-          <w:tcPr>
-            <w:tcW w:type="dxa" w:w="1224"/>
-            <w:vAlign w:val="center"/>
-            <w:tcMar>
-              <w:top w:w="80" w:type="dxa"/>
-              <w:start w:w="120" w:type="dxa"/>
-              <w:bottom w:w="80" w:type="dxa"/>
-              <w:end w:w="120" w:type="dxa"/>
-            </w:tcMar>
-            <w:shd w:fill="F2F4F7"/>
-          </w:tcPr>
-          <w:p>
-            <w:pPr>
-              <w:jc w:val="center"/>
-            </w:pPr>
-            <w:r>
-              <w:rPr>
-                <w:sz w:val="16"/>
-              </w:rPr>
-              <w:t>14.60%</w:t>
-            </w:r>
-          </w:p>
-        </w:tc>
-        <w:tc>
-          <w:tcPr>
-            <w:tcW w:type="dxa" w:w="1224"/>
-            <w:vAlign w:val="center"/>
-            <w:tcMar>
-              <w:top w:w="80" w:type="dxa"/>
-              <w:start w:w="120" w:type="dxa"/>
-              <w:bottom w:w="80" w:type="dxa"/>
-              <w:end w:w="120" w:type="dxa"/>
-            </w:tcMar>
-            <w:shd w:fill="F2F4F7"/>
-          </w:tcPr>
-          <w:p>
-            <w:pPr>
-              <w:jc w:val="center"/>
-            </w:pPr>
-            <w:r>
-              <w:rPr>
-                <w:sz w:val="16"/>
-              </w:rPr>
-              <w:t>13.35%</w:t>
-            </w:r>
-          </w:p>
-        </w:tc>
-        <w:tc>
-          <w:tcPr>
-            <w:tcW w:type="dxa" w:w="1224"/>
-            <w:vAlign w:val="center"/>
-            <w:tcMar>
-              <w:top w:w="80" w:type="dxa"/>
-              <w:start w:w="120" w:type="dxa"/>
-              <w:bottom w:w="80" w:type="dxa"/>
-              <w:end w:w="120" w:type="dxa"/>
-            </w:tcMar>
-            <w:shd w:fill="F2F4F7"/>
-          </w:tcPr>
-          <w:p>
-            <w:pPr>
-              <w:jc w:val="center"/>
-            </w:pPr>
-            <w:r>
-              <w:rPr>
-                <w:sz w:val="16"/>
-              </w:rPr>
-              <w:t>80.00%</w:t>
-            </w:r>
-          </w:p>
-        </w:tc>
-      </w:tr>
     </w:tbl>
     <w:p>
       <w:pPr>
@@ -13444,7 +10040,7 @@
     </w:p>
     <w:p>
       <w:r>
-        <w:t>Ranked by average 2 years return among sets with at least 15 completed observations.</w:t>
+        <w:t>Ranked by average 2 years return among sets with at least 1 completed observations.</w:t>
       </w:r>
     </w:p>
     <w:tbl>
@@ -13619,1472 +10215,6 @@
                 <w:sz w:val="16"/>
               </w:rPr>
               <w:t>Win rate</w:t>
-            </w:r>
-          </w:p>
-        </w:tc>
-      </w:tr>
-      <w:tr>
-        <w:trPr>
-          <w:cantSplit/>
-        </w:trPr>
-        <w:tc>
-          <w:tcPr>
-            <w:tcW w:type="dxa" w:w="648"/>
-            <w:vAlign w:val="center"/>
-            <w:tcMar>
-              <w:top w:w="80" w:type="dxa"/>
-              <w:start w:w="120" w:type="dxa"/>
-              <w:bottom w:w="80" w:type="dxa"/>
-              <w:end w:w="120" w:type="dxa"/>
-            </w:tcMar>
-            <w:shd w:fill="E8F3EC"/>
-          </w:tcPr>
-          <w:p>
-            <w:pPr>
-              <w:jc w:val="center"/>
-            </w:pPr>
-            <w:r>
-              <w:rPr>
-                <w:sz w:val="16"/>
-              </w:rPr>
-              <w:t>1</w:t>
-            </w:r>
-          </w:p>
-        </w:tc>
-        <w:tc>
-          <w:tcPr>
-            <w:tcW w:type="dxa" w:w="3024"/>
-            <w:vAlign w:val="center"/>
-            <w:tcMar>
-              <w:top w:w="80" w:type="dxa"/>
-              <w:start w:w="120" w:type="dxa"/>
-              <w:bottom w:w="80" w:type="dxa"/>
-              <w:end w:w="120" w:type="dxa"/>
-            </w:tcMar>
-            <w:shd w:fill="E8F3EC"/>
-          </w:tcPr>
-          <w:p>
-            <w:pPr>
-              <w:jc w:val="left"/>
-            </w:pPr>
-            <w:r>
-              <w:rPr>
-                <w:sz w:val="16"/>
-              </w:rPr>
-              <w:t>ag2_qg2_ay3_qc2_vr2_vd2</w:t>
-            </w:r>
-          </w:p>
-        </w:tc>
-        <w:tc>
-          <w:tcPr>
-            <w:tcW w:type="dxa" w:w="792"/>
-            <w:vAlign w:val="center"/>
-            <w:tcMar>
-              <w:top w:w="80" w:type="dxa"/>
-              <w:start w:w="120" w:type="dxa"/>
-              <w:bottom w:w="80" w:type="dxa"/>
-              <w:end w:w="120" w:type="dxa"/>
-            </w:tcMar>
-            <w:shd w:fill="E8F3EC"/>
-          </w:tcPr>
-          <w:p>
-            <w:pPr>
-              <w:jc w:val="center"/>
-            </w:pPr>
-            <w:r>
-              <w:rPr>
-                <w:sz w:val="16"/>
-              </w:rPr>
-              <w:t>15</w:t>
-            </w:r>
-          </w:p>
-        </w:tc>
-        <w:tc>
-          <w:tcPr>
-            <w:tcW w:type="dxa" w:w="1224"/>
-            <w:vAlign w:val="center"/>
-            <w:tcMar>
-              <w:top w:w="80" w:type="dxa"/>
-              <w:start w:w="120" w:type="dxa"/>
-              <w:bottom w:w="80" w:type="dxa"/>
-              <w:end w:w="120" w:type="dxa"/>
-            </w:tcMar>
-            <w:shd w:fill="E8F3EC"/>
-          </w:tcPr>
-          <w:p>
-            <w:pPr>
-              <w:jc w:val="center"/>
-            </w:pPr>
-            <w:r>
-              <w:rPr>
-                <w:sz w:val="16"/>
-              </w:rPr>
-              <w:t>10.03%</w:t>
-            </w:r>
-          </w:p>
-        </w:tc>
-        <w:tc>
-          <w:tcPr>
-            <w:tcW w:type="dxa" w:w="1224"/>
-            <w:vAlign w:val="center"/>
-            <w:tcMar>
-              <w:top w:w="80" w:type="dxa"/>
-              <w:start w:w="120" w:type="dxa"/>
-              <w:bottom w:w="80" w:type="dxa"/>
-              <w:end w:w="120" w:type="dxa"/>
-            </w:tcMar>
-            <w:shd w:fill="E8F3EC"/>
-          </w:tcPr>
-          <w:p>
-            <w:pPr>
-              <w:jc w:val="center"/>
-            </w:pPr>
-            <w:r>
-              <w:rPr>
-                <w:sz w:val="16"/>
-              </w:rPr>
-              <w:t>0.65%</w:t>
-            </w:r>
-          </w:p>
-        </w:tc>
-        <w:tc>
-          <w:tcPr>
-            <w:tcW w:type="dxa" w:w="1224"/>
-            <w:vAlign w:val="center"/>
-            <w:tcMar>
-              <w:top w:w="80" w:type="dxa"/>
-              <w:start w:w="120" w:type="dxa"/>
-              <w:bottom w:w="80" w:type="dxa"/>
-              <w:end w:w="120" w:type="dxa"/>
-            </w:tcMar>
-            <w:shd w:fill="E8F3EC"/>
-          </w:tcPr>
-          <w:p>
-            <w:pPr>
-              <w:jc w:val="center"/>
-            </w:pPr>
-            <w:r>
-              <w:rPr>
-                <w:sz w:val="16"/>
-              </w:rPr>
-              <w:t>53.33%</w:t>
-            </w:r>
-          </w:p>
-        </w:tc>
-      </w:tr>
-      <w:tr>
-        <w:trPr>
-          <w:cantSplit/>
-        </w:trPr>
-        <w:tc>
-          <w:tcPr>
-            <w:tcW w:type="dxa" w:w="648"/>
-            <w:vAlign w:val="center"/>
-            <w:tcMar>
-              <w:top w:w="80" w:type="dxa"/>
-              <w:start w:w="120" w:type="dxa"/>
-              <w:bottom w:w="80" w:type="dxa"/>
-              <w:end w:w="120" w:type="dxa"/>
-            </w:tcMar>
-            <w:shd w:fill="F2F4F7"/>
-          </w:tcPr>
-          <w:p>
-            <w:pPr>
-              <w:jc w:val="center"/>
-            </w:pPr>
-            <w:r>
-              <w:rPr>
-                <w:sz w:val="16"/>
-              </w:rPr>
-              <w:t>2</w:t>
-            </w:r>
-          </w:p>
-        </w:tc>
-        <w:tc>
-          <w:tcPr>
-            <w:tcW w:type="dxa" w:w="3024"/>
-            <w:vAlign w:val="center"/>
-            <w:tcMar>
-              <w:top w:w="80" w:type="dxa"/>
-              <w:start w:w="120" w:type="dxa"/>
-              <w:bottom w:w="80" w:type="dxa"/>
-              <w:end w:w="120" w:type="dxa"/>
-            </w:tcMar>
-            <w:shd w:fill="F2F4F7"/>
-          </w:tcPr>
-          <w:p>
-            <w:pPr>
-              <w:jc w:val="left"/>
-            </w:pPr>
-            <w:r>
-              <w:rPr>
-                <w:sz w:val="16"/>
-              </w:rPr>
-              <w:t>ag3_qg3_ay2_qc2_vr2_vd3</w:t>
-            </w:r>
-          </w:p>
-        </w:tc>
-        <w:tc>
-          <w:tcPr>
-            <w:tcW w:type="dxa" w:w="792"/>
-            <w:vAlign w:val="center"/>
-            <w:tcMar>
-              <w:top w:w="80" w:type="dxa"/>
-              <w:start w:w="120" w:type="dxa"/>
-              <w:bottom w:w="80" w:type="dxa"/>
-              <w:end w:w="120" w:type="dxa"/>
-            </w:tcMar>
-            <w:shd w:fill="F2F4F7"/>
-          </w:tcPr>
-          <w:p>
-            <w:pPr>
-              <w:jc w:val="center"/>
-            </w:pPr>
-            <w:r>
-              <w:rPr>
-                <w:sz w:val="16"/>
-              </w:rPr>
-              <w:t>20</w:t>
-            </w:r>
-          </w:p>
-        </w:tc>
-        <w:tc>
-          <w:tcPr>
-            <w:tcW w:type="dxa" w:w="1224"/>
-            <w:vAlign w:val="center"/>
-            <w:tcMar>
-              <w:top w:w="80" w:type="dxa"/>
-              <w:start w:w="120" w:type="dxa"/>
-              <w:bottom w:w="80" w:type="dxa"/>
-              <w:end w:w="120" w:type="dxa"/>
-            </w:tcMar>
-            <w:shd w:fill="F2F4F7"/>
-          </w:tcPr>
-          <w:p>
-            <w:pPr>
-              <w:jc w:val="center"/>
-            </w:pPr>
-            <w:r>
-              <w:rPr>
-                <w:sz w:val="16"/>
-              </w:rPr>
-              <w:t>8.34%</w:t>
-            </w:r>
-          </w:p>
-        </w:tc>
-        <w:tc>
-          <w:tcPr>
-            <w:tcW w:type="dxa" w:w="1224"/>
-            <w:vAlign w:val="center"/>
-            <w:tcMar>
-              <w:top w:w="80" w:type="dxa"/>
-              <w:start w:w="120" w:type="dxa"/>
-              <w:bottom w:w="80" w:type="dxa"/>
-              <w:end w:w="120" w:type="dxa"/>
-            </w:tcMar>
-            <w:shd w:fill="F2F4F7"/>
-          </w:tcPr>
-          <w:p>
-            <w:pPr>
-              <w:jc w:val="center"/>
-            </w:pPr>
-            <w:r>
-              <w:rPr>
-                <w:sz w:val="16"/>
-              </w:rPr>
-              <w:t>-1.77%</w:t>
-            </w:r>
-          </w:p>
-        </w:tc>
-        <w:tc>
-          <w:tcPr>
-            <w:tcW w:type="dxa" w:w="1224"/>
-            <w:vAlign w:val="center"/>
-            <w:tcMar>
-              <w:top w:w="80" w:type="dxa"/>
-              <w:start w:w="120" w:type="dxa"/>
-              <w:bottom w:w="80" w:type="dxa"/>
-              <w:end w:w="120" w:type="dxa"/>
-            </w:tcMar>
-            <w:shd w:fill="F2F4F7"/>
-          </w:tcPr>
-          <w:p>
-            <w:pPr>
-              <w:jc w:val="center"/>
-            </w:pPr>
-            <w:r>
-              <w:rPr>
-                <w:sz w:val="16"/>
-              </w:rPr>
-              <w:t>50.00%</w:t>
-            </w:r>
-          </w:p>
-        </w:tc>
-      </w:tr>
-      <w:tr>
-        <w:trPr>
-          <w:cantSplit/>
-        </w:trPr>
-        <w:tc>
-          <w:tcPr>
-            <w:tcW w:type="dxa" w:w="648"/>
-            <w:vAlign w:val="center"/>
-            <w:tcMar>
-              <w:top w:w="80" w:type="dxa"/>
-              <w:start w:w="120" w:type="dxa"/>
-              <w:bottom w:w="80" w:type="dxa"/>
-              <w:end w:w="120" w:type="dxa"/>
-            </w:tcMar>
-          </w:tcPr>
-          <w:p>
-            <w:pPr>
-              <w:jc w:val="center"/>
-            </w:pPr>
-            <w:r>
-              <w:rPr>
-                <w:sz w:val="16"/>
-              </w:rPr>
-              <w:t>3</w:t>
-            </w:r>
-          </w:p>
-        </w:tc>
-        <w:tc>
-          <w:tcPr>
-            <w:tcW w:type="dxa" w:w="3024"/>
-            <w:vAlign w:val="center"/>
-            <w:tcMar>
-              <w:top w:w="80" w:type="dxa"/>
-              <w:start w:w="120" w:type="dxa"/>
-              <w:bottom w:w="80" w:type="dxa"/>
-              <w:end w:w="120" w:type="dxa"/>
-            </w:tcMar>
-          </w:tcPr>
-          <w:p>
-            <w:pPr>
-              <w:jc w:val="left"/>
-            </w:pPr>
-            <w:r>
-              <w:rPr>
-                <w:sz w:val="16"/>
-              </w:rPr>
-              <w:t>ag3_qg2_ay2_qc4_vr2_vd3</w:t>
-            </w:r>
-          </w:p>
-        </w:tc>
-        <w:tc>
-          <w:tcPr>
-            <w:tcW w:type="dxa" w:w="792"/>
-            <w:vAlign w:val="center"/>
-            <w:tcMar>
-              <w:top w:w="80" w:type="dxa"/>
-              <w:start w:w="120" w:type="dxa"/>
-              <w:bottom w:w="80" w:type="dxa"/>
-              <w:end w:w="120" w:type="dxa"/>
-            </w:tcMar>
-          </w:tcPr>
-          <w:p>
-            <w:pPr>
-              <w:jc w:val="center"/>
-            </w:pPr>
-            <w:r>
-              <w:rPr>
-                <w:sz w:val="16"/>
-              </w:rPr>
-              <w:t>15</w:t>
-            </w:r>
-          </w:p>
-        </w:tc>
-        <w:tc>
-          <w:tcPr>
-            <w:tcW w:type="dxa" w:w="1224"/>
-            <w:vAlign w:val="center"/>
-            <w:tcMar>
-              <w:top w:w="80" w:type="dxa"/>
-              <w:start w:w="120" w:type="dxa"/>
-              <w:bottom w:w="80" w:type="dxa"/>
-              <w:end w:w="120" w:type="dxa"/>
-            </w:tcMar>
-          </w:tcPr>
-          <w:p>
-            <w:pPr>
-              <w:jc w:val="center"/>
-            </w:pPr>
-            <w:r>
-              <w:rPr>
-                <w:sz w:val="16"/>
-              </w:rPr>
-              <w:t>6.97%</w:t>
-            </w:r>
-          </w:p>
-        </w:tc>
-        <w:tc>
-          <w:tcPr>
-            <w:tcW w:type="dxa" w:w="1224"/>
-            <w:vAlign w:val="center"/>
-            <w:tcMar>
-              <w:top w:w="80" w:type="dxa"/>
-              <w:start w:w="120" w:type="dxa"/>
-              <w:bottom w:w="80" w:type="dxa"/>
-              <w:end w:w="120" w:type="dxa"/>
-            </w:tcMar>
-          </w:tcPr>
-          <w:p>
-            <w:pPr>
-              <w:jc w:val="center"/>
-            </w:pPr>
-            <w:r>
-              <w:rPr>
-                <w:sz w:val="16"/>
-              </w:rPr>
-              <w:t>-4.19%</w:t>
-            </w:r>
-          </w:p>
-        </w:tc>
-        <w:tc>
-          <w:tcPr>
-            <w:tcW w:type="dxa" w:w="1224"/>
-            <w:vAlign w:val="center"/>
-            <w:tcMar>
-              <w:top w:w="80" w:type="dxa"/>
-              <w:start w:w="120" w:type="dxa"/>
-              <w:bottom w:w="80" w:type="dxa"/>
-              <w:end w:w="120" w:type="dxa"/>
-            </w:tcMar>
-          </w:tcPr>
-          <w:p>
-            <w:pPr>
-              <w:jc w:val="center"/>
-            </w:pPr>
-            <w:r>
-              <w:rPr>
-                <w:sz w:val="16"/>
-              </w:rPr>
-              <w:t>46.67%</w:t>
-            </w:r>
-          </w:p>
-        </w:tc>
-      </w:tr>
-      <w:tr>
-        <w:trPr>
-          <w:cantSplit/>
-        </w:trPr>
-        <w:tc>
-          <w:tcPr>
-            <w:tcW w:type="dxa" w:w="648"/>
-            <w:vAlign w:val="center"/>
-            <w:tcMar>
-              <w:top w:w="80" w:type="dxa"/>
-              <w:start w:w="120" w:type="dxa"/>
-              <w:bottom w:w="80" w:type="dxa"/>
-              <w:end w:w="120" w:type="dxa"/>
-            </w:tcMar>
-            <w:shd w:fill="F2F4F7"/>
-          </w:tcPr>
-          <w:p>
-            <w:pPr>
-              <w:jc w:val="center"/>
-            </w:pPr>
-            <w:r>
-              <w:rPr>
-                <w:sz w:val="16"/>
-              </w:rPr>
-              <w:t>4</w:t>
-            </w:r>
-          </w:p>
-        </w:tc>
-        <w:tc>
-          <w:tcPr>
-            <w:tcW w:type="dxa" w:w="3024"/>
-            <w:vAlign w:val="center"/>
-            <w:tcMar>
-              <w:top w:w="80" w:type="dxa"/>
-              <w:start w:w="120" w:type="dxa"/>
-              <w:bottom w:w="80" w:type="dxa"/>
-              <w:end w:w="120" w:type="dxa"/>
-            </w:tcMar>
-            <w:shd w:fill="F2F4F7"/>
-          </w:tcPr>
-          <w:p>
-            <w:pPr>
-              <w:jc w:val="left"/>
-            </w:pPr>
-            <w:r>
-              <w:rPr>
-                <w:sz w:val="16"/>
-              </w:rPr>
-              <w:t>ag2_qg2_ay2_qc2_vr2_vd3</w:t>
-            </w:r>
-          </w:p>
-        </w:tc>
-        <w:tc>
-          <w:tcPr>
-            <w:tcW w:type="dxa" w:w="792"/>
-            <w:vAlign w:val="center"/>
-            <w:tcMar>
-              <w:top w:w="80" w:type="dxa"/>
-              <w:start w:w="120" w:type="dxa"/>
-              <w:bottom w:w="80" w:type="dxa"/>
-              <w:end w:w="120" w:type="dxa"/>
-            </w:tcMar>
-            <w:shd w:fill="F2F4F7"/>
-          </w:tcPr>
-          <w:p>
-            <w:pPr>
-              <w:jc w:val="center"/>
-            </w:pPr>
-            <w:r>
-              <w:rPr>
-                <w:sz w:val="16"/>
-              </w:rPr>
-              <w:t>22</w:t>
-            </w:r>
-          </w:p>
-        </w:tc>
-        <w:tc>
-          <w:tcPr>
-            <w:tcW w:type="dxa" w:w="1224"/>
-            <w:vAlign w:val="center"/>
-            <w:tcMar>
-              <w:top w:w="80" w:type="dxa"/>
-              <w:start w:w="120" w:type="dxa"/>
-              <w:bottom w:w="80" w:type="dxa"/>
-              <w:end w:w="120" w:type="dxa"/>
-            </w:tcMar>
-            <w:shd w:fill="F2F4F7"/>
-          </w:tcPr>
-          <w:p>
-            <w:pPr>
-              <w:jc w:val="center"/>
-            </w:pPr>
-            <w:r>
-              <w:rPr>
-                <w:sz w:val="16"/>
-              </w:rPr>
-              <w:t>6.96%</w:t>
-            </w:r>
-          </w:p>
-        </w:tc>
-        <w:tc>
-          <w:tcPr>
-            <w:tcW w:type="dxa" w:w="1224"/>
-            <w:vAlign w:val="center"/>
-            <w:tcMar>
-              <w:top w:w="80" w:type="dxa"/>
-              <w:start w:w="120" w:type="dxa"/>
-              <w:bottom w:w="80" w:type="dxa"/>
-              <w:end w:w="120" w:type="dxa"/>
-            </w:tcMar>
-            <w:shd w:fill="F2F4F7"/>
-          </w:tcPr>
-          <w:p>
-            <w:pPr>
-              <w:jc w:val="center"/>
-            </w:pPr>
-            <w:r>
-              <w:rPr>
-                <w:sz w:val="16"/>
-              </w:rPr>
-              <w:t>-1.77%</w:t>
-            </w:r>
-          </w:p>
-        </w:tc>
-        <w:tc>
-          <w:tcPr>
-            <w:tcW w:type="dxa" w:w="1224"/>
-            <w:vAlign w:val="center"/>
-            <w:tcMar>
-              <w:top w:w="80" w:type="dxa"/>
-              <w:start w:w="120" w:type="dxa"/>
-              <w:bottom w:w="80" w:type="dxa"/>
-              <w:end w:w="120" w:type="dxa"/>
-            </w:tcMar>
-            <w:shd w:fill="F2F4F7"/>
-          </w:tcPr>
-          <w:p>
-            <w:pPr>
-              <w:jc w:val="center"/>
-            </w:pPr>
-            <w:r>
-              <w:rPr>
-                <w:sz w:val="16"/>
-              </w:rPr>
-              <w:t>50.00%</w:t>
-            </w:r>
-          </w:p>
-        </w:tc>
-      </w:tr>
-      <w:tr>
-        <w:trPr>
-          <w:cantSplit/>
-        </w:trPr>
-        <w:tc>
-          <w:tcPr>
-            <w:tcW w:type="dxa" w:w="648"/>
-            <w:vAlign w:val="center"/>
-            <w:tcMar>
-              <w:top w:w="80" w:type="dxa"/>
-              <w:start w:w="120" w:type="dxa"/>
-              <w:bottom w:w="80" w:type="dxa"/>
-              <w:end w:w="120" w:type="dxa"/>
-            </w:tcMar>
-          </w:tcPr>
-          <w:p>
-            <w:pPr>
-              <w:jc w:val="center"/>
-            </w:pPr>
-            <w:r>
-              <w:rPr>
-                <w:sz w:val="16"/>
-              </w:rPr>
-              <w:t>5</w:t>
-            </w:r>
-          </w:p>
-        </w:tc>
-        <w:tc>
-          <w:tcPr>
-            <w:tcW w:type="dxa" w:w="3024"/>
-            <w:vAlign w:val="center"/>
-            <w:tcMar>
-              <w:top w:w="80" w:type="dxa"/>
-              <w:start w:w="120" w:type="dxa"/>
-              <w:bottom w:w="80" w:type="dxa"/>
-              <w:end w:w="120" w:type="dxa"/>
-            </w:tcMar>
-          </w:tcPr>
-          <w:p>
-            <w:pPr>
-              <w:jc w:val="left"/>
-            </w:pPr>
-            <w:r>
-              <w:rPr>
-                <w:sz w:val="16"/>
-              </w:rPr>
-              <w:t>ag2_qg3_ay2_qc2_vr2_vd3</w:t>
-            </w:r>
-          </w:p>
-        </w:tc>
-        <w:tc>
-          <w:tcPr>
-            <w:tcW w:type="dxa" w:w="792"/>
-            <w:vAlign w:val="center"/>
-            <w:tcMar>
-              <w:top w:w="80" w:type="dxa"/>
-              <w:start w:w="120" w:type="dxa"/>
-              <w:bottom w:w="80" w:type="dxa"/>
-              <w:end w:w="120" w:type="dxa"/>
-            </w:tcMar>
-          </w:tcPr>
-          <w:p>
-            <w:pPr>
-              <w:jc w:val="center"/>
-            </w:pPr>
-            <w:r>
-              <w:rPr>
-                <w:sz w:val="16"/>
-              </w:rPr>
-              <w:t>22</w:t>
-            </w:r>
-          </w:p>
-        </w:tc>
-        <w:tc>
-          <w:tcPr>
-            <w:tcW w:type="dxa" w:w="1224"/>
-            <w:vAlign w:val="center"/>
-            <w:tcMar>
-              <w:top w:w="80" w:type="dxa"/>
-              <w:start w:w="120" w:type="dxa"/>
-              <w:bottom w:w="80" w:type="dxa"/>
-              <w:end w:w="120" w:type="dxa"/>
-            </w:tcMar>
-          </w:tcPr>
-          <w:p>
-            <w:pPr>
-              <w:jc w:val="center"/>
-            </w:pPr>
-            <w:r>
-              <w:rPr>
-                <w:sz w:val="16"/>
-              </w:rPr>
-              <w:t>6.96%</w:t>
-            </w:r>
-          </w:p>
-        </w:tc>
-        <w:tc>
-          <w:tcPr>
-            <w:tcW w:type="dxa" w:w="1224"/>
-            <w:vAlign w:val="center"/>
-            <w:tcMar>
-              <w:top w:w="80" w:type="dxa"/>
-              <w:start w:w="120" w:type="dxa"/>
-              <w:bottom w:w="80" w:type="dxa"/>
-              <w:end w:w="120" w:type="dxa"/>
-            </w:tcMar>
-          </w:tcPr>
-          <w:p>
-            <w:pPr>
-              <w:jc w:val="center"/>
-            </w:pPr>
-            <w:r>
-              <w:rPr>
-                <w:sz w:val="16"/>
-              </w:rPr>
-              <w:t>-1.77%</w:t>
-            </w:r>
-          </w:p>
-        </w:tc>
-        <w:tc>
-          <w:tcPr>
-            <w:tcW w:type="dxa" w:w="1224"/>
-            <w:vAlign w:val="center"/>
-            <w:tcMar>
-              <w:top w:w="80" w:type="dxa"/>
-              <w:start w:w="120" w:type="dxa"/>
-              <w:bottom w:w="80" w:type="dxa"/>
-              <w:end w:w="120" w:type="dxa"/>
-            </w:tcMar>
-          </w:tcPr>
-          <w:p>
-            <w:pPr>
-              <w:jc w:val="center"/>
-            </w:pPr>
-            <w:r>
-              <w:rPr>
-                <w:sz w:val="16"/>
-              </w:rPr>
-              <w:t>50.00%</w:t>
-            </w:r>
-          </w:p>
-        </w:tc>
-      </w:tr>
-      <w:tr>
-        <w:trPr>
-          <w:cantSplit/>
-        </w:trPr>
-        <w:tc>
-          <w:tcPr>
-            <w:tcW w:type="dxa" w:w="648"/>
-            <w:vAlign w:val="center"/>
-            <w:tcMar>
-              <w:top w:w="80" w:type="dxa"/>
-              <w:start w:w="120" w:type="dxa"/>
-              <w:bottom w:w="80" w:type="dxa"/>
-              <w:end w:w="120" w:type="dxa"/>
-            </w:tcMar>
-            <w:shd w:fill="F2F4F7"/>
-          </w:tcPr>
-          <w:p>
-            <w:pPr>
-              <w:jc w:val="center"/>
-            </w:pPr>
-            <w:r>
-              <w:rPr>
-                <w:sz w:val="16"/>
-              </w:rPr>
-              <w:t>6</w:t>
-            </w:r>
-          </w:p>
-        </w:tc>
-        <w:tc>
-          <w:tcPr>
-            <w:tcW w:type="dxa" w:w="3024"/>
-            <w:vAlign w:val="center"/>
-            <w:tcMar>
-              <w:top w:w="80" w:type="dxa"/>
-              <w:start w:w="120" w:type="dxa"/>
-              <w:bottom w:w="80" w:type="dxa"/>
-              <w:end w:w="120" w:type="dxa"/>
-            </w:tcMar>
-            <w:shd w:fill="F2F4F7"/>
-          </w:tcPr>
-          <w:p>
-            <w:pPr>
-              <w:jc w:val="left"/>
-            </w:pPr>
-            <w:r>
-              <w:rPr>
-                <w:sz w:val="16"/>
-              </w:rPr>
-              <w:t>ag2_qg2_ay2_qc2_vr2_vd2</w:t>
-            </w:r>
-          </w:p>
-        </w:tc>
-        <w:tc>
-          <w:tcPr>
-            <w:tcW w:type="dxa" w:w="792"/>
-            <w:vAlign w:val="center"/>
-            <w:tcMar>
-              <w:top w:w="80" w:type="dxa"/>
-              <w:start w:w="120" w:type="dxa"/>
-              <w:bottom w:w="80" w:type="dxa"/>
-              <w:end w:w="120" w:type="dxa"/>
-            </w:tcMar>
-            <w:shd w:fill="F2F4F7"/>
-          </w:tcPr>
-          <w:p>
-            <w:pPr>
-              <w:jc w:val="center"/>
-            </w:pPr>
-            <w:r>
-              <w:rPr>
-                <w:sz w:val="16"/>
-              </w:rPr>
-              <w:t>28</w:t>
-            </w:r>
-          </w:p>
-        </w:tc>
-        <w:tc>
-          <w:tcPr>
-            <w:tcW w:type="dxa" w:w="1224"/>
-            <w:vAlign w:val="center"/>
-            <w:tcMar>
-              <w:top w:w="80" w:type="dxa"/>
-              <w:start w:w="120" w:type="dxa"/>
-              <w:bottom w:w="80" w:type="dxa"/>
-              <w:end w:w="120" w:type="dxa"/>
-            </w:tcMar>
-            <w:shd w:fill="F2F4F7"/>
-          </w:tcPr>
-          <w:p>
-            <w:pPr>
-              <w:jc w:val="center"/>
-            </w:pPr>
-            <w:r>
-              <w:rPr>
-                <w:sz w:val="16"/>
-              </w:rPr>
-              <w:t>6.68%</w:t>
-            </w:r>
-          </w:p>
-        </w:tc>
-        <w:tc>
-          <w:tcPr>
-            <w:tcW w:type="dxa" w:w="1224"/>
-            <w:vAlign w:val="center"/>
-            <w:tcMar>
-              <w:top w:w="80" w:type="dxa"/>
-              <w:start w:w="120" w:type="dxa"/>
-              <w:bottom w:w="80" w:type="dxa"/>
-              <w:end w:w="120" w:type="dxa"/>
-            </w:tcMar>
-            <w:shd w:fill="F2F4F7"/>
-          </w:tcPr>
-          <w:p>
-            <w:pPr>
-              <w:jc w:val="center"/>
-            </w:pPr>
-            <w:r>
-              <w:rPr>
-                <w:sz w:val="16"/>
-              </w:rPr>
-              <w:t>0.90%</w:t>
-            </w:r>
-          </w:p>
-        </w:tc>
-        <w:tc>
-          <w:tcPr>
-            <w:tcW w:type="dxa" w:w="1224"/>
-            <w:vAlign w:val="center"/>
-            <w:tcMar>
-              <w:top w:w="80" w:type="dxa"/>
-              <w:start w:w="120" w:type="dxa"/>
-              <w:bottom w:w="80" w:type="dxa"/>
-              <w:end w:w="120" w:type="dxa"/>
-            </w:tcMar>
-            <w:shd w:fill="F2F4F7"/>
-          </w:tcPr>
-          <w:p>
-            <w:pPr>
-              <w:jc w:val="center"/>
-            </w:pPr>
-            <w:r>
-              <w:rPr>
-                <w:sz w:val="16"/>
-              </w:rPr>
-              <w:t>53.57%</w:t>
-            </w:r>
-          </w:p>
-        </w:tc>
-      </w:tr>
-      <w:tr>
-        <w:trPr>
-          <w:cantSplit/>
-        </w:trPr>
-        <w:tc>
-          <w:tcPr>
-            <w:tcW w:type="dxa" w:w="648"/>
-            <w:vAlign w:val="center"/>
-            <w:tcMar>
-              <w:top w:w="80" w:type="dxa"/>
-              <w:start w:w="120" w:type="dxa"/>
-              <w:bottom w:w="80" w:type="dxa"/>
-              <w:end w:w="120" w:type="dxa"/>
-            </w:tcMar>
-          </w:tcPr>
-          <w:p>
-            <w:pPr>
-              <w:jc w:val="center"/>
-            </w:pPr>
-            <w:r>
-              <w:rPr>
-                <w:sz w:val="16"/>
-              </w:rPr>
-              <w:t>7</w:t>
-            </w:r>
-          </w:p>
-        </w:tc>
-        <w:tc>
-          <w:tcPr>
-            <w:tcW w:type="dxa" w:w="3024"/>
-            <w:vAlign w:val="center"/>
-            <w:tcMar>
-              <w:top w:w="80" w:type="dxa"/>
-              <w:start w:w="120" w:type="dxa"/>
-              <w:bottom w:w="80" w:type="dxa"/>
-              <w:end w:w="120" w:type="dxa"/>
-            </w:tcMar>
-          </w:tcPr>
-          <w:p>
-            <w:pPr>
-              <w:jc w:val="left"/>
-            </w:pPr>
-            <w:r>
-              <w:rPr>
-                <w:sz w:val="16"/>
-              </w:rPr>
-              <w:t>ag3_qg2_ay2_qc2_vr2_vd3</w:t>
-            </w:r>
-          </w:p>
-        </w:tc>
-        <w:tc>
-          <w:tcPr>
-            <w:tcW w:type="dxa" w:w="792"/>
-            <w:vAlign w:val="center"/>
-            <w:tcMar>
-              <w:top w:w="80" w:type="dxa"/>
-              <w:start w:w="120" w:type="dxa"/>
-              <w:bottom w:w="80" w:type="dxa"/>
-              <w:end w:w="120" w:type="dxa"/>
-            </w:tcMar>
-          </w:tcPr>
-          <w:p>
-            <w:pPr>
-              <w:jc w:val="center"/>
-            </w:pPr>
-            <w:r>
-              <w:rPr>
-                <w:sz w:val="16"/>
-              </w:rPr>
-              <w:t>21</w:t>
-            </w:r>
-          </w:p>
-        </w:tc>
-        <w:tc>
-          <w:tcPr>
-            <w:tcW w:type="dxa" w:w="1224"/>
-            <w:vAlign w:val="center"/>
-            <w:tcMar>
-              <w:top w:w="80" w:type="dxa"/>
-              <w:start w:w="120" w:type="dxa"/>
-              <w:bottom w:w="80" w:type="dxa"/>
-              <w:end w:w="120" w:type="dxa"/>
-            </w:tcMar>
-          </w:tcPr>
-          <w:p>
-            <w:pPr>
-              <w:jc w:val="center"/>
-            </w:pPr>
-            <w:r>
-              <w:rPr>
-                <w:sz w:val="16"/>
-              </w:rPr>
-              <w:t>6.46%</w:t>
-            </w:r>
-          </w:p>
-        </w:tc>
-        <w:tc>
-          <w:tcPr>
-            <w:tcW w:type="dxa" w:w="1224"/>
-            <w:vAlign w:val="center"/>
-            <w:tcMar>
-              <w:top w:w="80" w:type="dxa"/>
-              <w:start w:w="120" w:type="dxa"/>
-              <w:bottom w:w="80" w:type="dxa"/>
-              <w:end w:w="120" w:type="dxa"/>
-            </w:tcMar>
-          </w:tcPr>
-          <w:p>
-            <w:pPr>
-              <w:jc w:val="center"/>
-            </w:pPr>
-            <w:r>
-              <w:rPr>
-                <w:sz w:val="16"/>
-              </w:rPr>
-              <w:t>-4.19%</w:t>
-            </w:r>
-          </w:p>
-        </w:tc>
-        <w:tc>
-          <w:tcPr>
-            <w:tcW w:type="dxa" w:w="1224"/>
-            <w:vAlign w:val="center"/>
-            <w:tcMar>
-              <w:top w:w="80" w:type="dxa"/>
-              <w:start w:w="120" w:type="dxa"/>
-              <w:bottom w:w="80" w:type="dxa"/>
-              <w:end w:w="120" w:type="dxa"/>
-            </w:tcMar>
-          </w:tcPr>
-          <w:p>
-            <w:pPr>
-              <w:jc w:val="center"/>
-            </w:pPr>
-            <w:r>
-              <w:rPr>
-                <w:sz w:val="16"/>
-              </w:rPr>
-              <w:t>47.62%</w:t>
-            </w:r>
-          </w:p>
-        </w:tc>
-      </w:tr>
-      <w:tr>
-        <w:trPr>
-          <w:cantSplit/>
-        </w:trPr>
-        <w:tc>
-          <w:tcPr>
-            <w:tcW w:type="dxa" w:w="648"/>
-            <w:vAlign w:val="center"/>
-            <w:tcMar>
-              <w:top w:w="80" w:type="dxa"/>
-              <w:start w:w="120" w:type="dxa"/>
-              <w:bottom w:w="80" w:type="dxa"/>
-              <w:end w:w="120" w:type="dxa"/>
-            </w:tcMar>
-            <w:shd w:fill="F2F4F7"/>
-          </w:tcPr>
-          <w:p>
-            <w:pPr>
-              <w:jc w:val="center"/>
-            </w:pPr>
-            <w:r>
-              <w:rPr>
-                <w:sz w:val="16"/>
-              </w:rPr>
-              <w:t>8</w:t>
-            </w:r>
-          </w:p>
-        </w:tc>
-        <w:tc>
-          <w:tcPr>
-            <w:tcW w:type="dxa" w:w="3024"/>
-            <w:vAlign w:val="center"/>
-            <w:tcMar>
-              <w:top w:w="80" w:type="dxa"/>
-              <w:start w:w="120" w:type="dxa"/>
-              <w:bottom w:w="80" w:type="dxa"/>
-              <w:end w:w="120" w:type="dxa"/>
-            </w:tcMar>
-            <w:shd w:fill="F2F4F7"/>
-          </w:tcPr>
-          <w:p>
-            <w:pPr>
-              <w:jc w:val="left"/>
-            </w:pPr>
-            <w:r>
-              <w:rPr>
-                <w:sz w:val="16"/>
-              </w:rPr>
-              <w:t>ag3_qg2_ay2_qc2_vr2_vd2</w:t>
-            </w:r>
-          </w:p>
-        </w:tc>
-        <w:tc>
-          <w:tcPr>
-            <w:tcW w:type="dxa" w:w="792"/>
-            <w:vAlign w:val="center"/>
-            <w:tcMar>
-              <w:top w:w="80" w:type="dxa"/>
-              <w:start w:w="120" w:type="dxa"/>
-              <w:bottom w:w="80" w:type="dxa"/>
-              <w:end w:w="120" w:type="dxa"/>
-            </w:tcMar>
-            <w:shd w:fill="F2F4F7"/>
-          </w:tcPr>
-          <w:p>
-            <w:pPr>
-              <w:jc w:val="center"/>
-            </w:pPr>
-            <w:r>
-              <w:rPr>
-                <w:sz w:val="16"/>
-              </w:rPr>
-              <w:t>27</w:t>
-            </w:r>
-          </w:p>
-        </w:tc>
-        <w:tc>
-          <w:tcPr>
-            <w:tcW w:type="dxa" w:w="1224"/>
-            <w:vAlign w:val="center"/>
-            <w:tcMar>
-              <w:top w:w="80" w:type="dxa"/>
-              <w:start w:w="120" w:type="dxa"/>
-              <w:bottom w:w="80" w:type="dxa"/>
-              <w:end w:w="120" w:type="dxa"/>
-            </w:tcMar>
-            <w:shd w:fill="F2F4F7"/>
-          </w:tcPr>
-          <w:p>
-            <w:pPr>
-              <w:jc w:val="center"/>
-            </w:pPr>
-            <w:r>
-              <w:rPr>
-                <w:sz w:val="16"/>
-              </w:rPr>
-              <w:t>6.28%</w:t>
-            </w:r>
-          </w:p>
-        </w:tc>
-        <w:tc>
-          <w:tcPr>
-            <w:tcW w:type="dxa" w:w="1224"/>
-            <w:vAlign w:val="center"/>
-            <w:tcMar>
-              <w:top w:w="80" w:type="dxa"/>
-              <w:start w:w="120" w:type="dxa"/>
-              <w:bottom w:w="80" w:type="dxa"/>
-              <w:end w:w="120" w:type="dxa"/>
-            </w:tcMar>
-            <w:shd w:fill="F2F4F7"/>
-          </w:tcPr>
-          <w:p>
-            <w:pPr>
-              <w:jc w:val="center"/>
-            </w:pPr>
-            <w:r>
-              <w:rPr>
-                <w:sz w:val="16"/>
-              </w:rPr>
-              <w:t>0.65%</w:t>
-            </w:r>
-          </w:p>
-        </w:tc>
-        <w:tc>
-          <w:tcPr>
-            <w:tcW w:type="dxa" w:w="1224"/>
-            <w:vAlign w:val="center"/>
-            <w:tcMar>
-              <w:top w:w="80" w:type="dxa"/>
-              <w:start w:w="120" w:type="dxa"/>
-              <w:bottom w:w="80" w:type="dxa"/>
-              <w:end w:w="120" w:type="dxa"/>
-            </w:tcMar>
-            <w:shd w:fill="F2F4F7"/>
-          </w:tcPr>
-          <w:p>
-            <w:pPr>
-              <w:jc w:val="center"/>
-            </w:pPr>
-            <w:r>
-              <w:rPr>
-                <w:sz w:val="16"/>
-              </w:rPr>
-              <w:t>51.85%</w:t>
-            </w:r>
-          </w:p>
-        </w:tc>
-      </w:tr>
-      <w:tr>
-        <w:trPr>
-          <w:cantSplit/>
-        </w:trPr>
-        <w:tc>
-          <w:tcPr>
-            <w:tcW w:type="dxa" w:w="648"/>
-            <w:vAlign w:val="center"/>
-            <w:tcMar>
-              <w:top w:w="80" w:type="dxa"/>
-              <w:start w:w="120" w:type="dxa"/>
-              <w:bottom w:w="80" w:type="dxa"/>
-              <w:end w:w="120" w:type="dxa"/>
-            </w:tcMar>
-          </w:tcPr>
-          <w:p>
-            <w:pPr>
-              <w:jc w:val="center"/>
-            </w:pPr>
-            <w:r>
-              <w:rPr>
-                <w:sz w:val="16"/>
-              </w:rPr>
-              <w:t>9</w:t>
-            </w:r>
-          </w:p>
-        </w:tc>
-        <w:tc>
-          <w:tcPr>
-            <w:tcW w:type="dxa" w:w="3024"/>
-            <w:vAlign w:val="center"/>
-            <w:tcMar>
-              <w:top w:w="80" w:type="dxa"/>
-              <w:start w:w="120" w:type="dxa"/>
-              <w:bottom w:w="80" w:type="dxa"/>
-              <w:end w:w="120" w:type="dxa"/>
-            </w:tcMar>
-          </w:tcPr>
-          <w:p>
-            <w:pPr>
-              <w:jc w:val="left"/>
-            </w:pPr>
-            <w:r>
-              <w:rPr>
-                <w:sz w:val="16"/>
-              </w:rPr>
-              <w:t>ag2_qg3_ay2_qc3_vr2_vd3</w:t>
-            </w:r>
-          </w:p>
-        </w:tc>
-        <w:tc>
-          <w:tcPr>
-            <w:tcW w:type="dxa" w:w="792"/>
-            <w:vAlign w:val="center"/>
-            <w:tcMar>
-              <w:top w:w="80" w:type="dxa"/>
-              <w:start w:w="120" w:type="dxa"/>
-              <w:bottom w:w="80" w:type="dxa"/>
-              <w:end w:w="120" w:type="dxa"/>
-            </w:tcMar>
-          </w:tcPr>
-          <w:p>
-            <w:pPr>
-              <w:jc w:val="center"/>
-            </w:pPr>
-            <w:r>
-              <w:rPr>
-                <w:sz w:val="16"/>
-              </w:rPr>
-              <w:t>19</w:t>
-            </w:r>
-          </w:p>
-        </w:tc>
-        <w:tc>
-          <w:tcPr>
-            <w:tcW w:type="dxa" w:w="1224"/>
-            <w:vAlign w:val="center"/>
-            <w:tcMar>
-              <w:top w:w="80" w:type="dxa"/>
-              <w:start w:w="120" w:type="dxa"/>
-              <w:bottom w:w="80" w:type="dxa"/>
-              <w:end w:w="120" w:type="dxa"/>
-            </w:tcMar>
-          </w:tcPr>
-          <w:p>
-            <w:pPr>
-              <w:jc w:val="center"/>
-            </w:pPr>
-            <w:r>
-              <w:rPr>
-                <w:sz w:val="16"/>
-              </w:rPr>
-              <w:t>6.20%</w:t>
-            </w:r>
-          </w:p>
-        </w:tc>
-        <w:tc>
-          <w:tcPr>
-            <w:tcW w:type="dxa" w:w="1224"/>
-            <w:vAlign w:val="center"/>
-            <w:tcMar>
-              <w:top w:w="80" w:type="dxa"/>
-              <w:start w:w="120" w:type="dxa"/>
-              <w:bottom w:w="80" w:type="dxa"/>
-              <w:end w:w="120" w:type="dxa"/>
-            </w:tcMar>
-          </w:tcPr>
-          <w:p>
-            <w:pPr>
-              <w:jc w:val="center"/>
-            </w:pPr>
-            <w:r>
-              <w:rPr>
-                <w:sz w:val="16"/>
-              </w:rPr>
-              <w:t>-4.19%</w:t>
-            </w:r>
-          </w:p>
-        </w:tc>
-        <w:tc>
-          <w:tcPr>
-            <w:tcW w:type="dxa" w:w="1224"/>
-            <w:vAlign w:val="center"/>
-            <w:tcMar>
-              <w:top w:w="80" w:type="dxa"/>
-              <w:start w:w="120" w:type="dxa"/>
-              <w:bottom w:w="80" w:type="dxa"/>
-              <w:end w:w="120" w:type="dxa"/>
-            </w:tcMar>
-          </w:tcPr>
-          <w:p>
-            <w:pPr>
-              <w:jc w:val="center"/>
-            </w:pPr>
-            <w:r>
-              <w:rPr>
-                <w:sz w:val="16"/>
-              </w:rPr>
-              <w:t>47.37%</w:t>
-            </w:r>
-          </w:p>
-        </w:tc>
-      </w:tr>
-      <w:tr>
-        <w:trPr>
-          <w:cantSplit/>
-        </w:trPr>
-        <w:tc>
-          <w:tcPr>
-            <w:tcW w:type="dxa" w:w="648"/>
-            <w:vAlign w:val="center"/>
-            <w:tcMar>
-              <w:top w:w="80" w:type="dxa"/>
-              <w:start w:w="120" w:type="dxa"/>
-              <w:bottom w:w="80" w:type="dxa"/>
-              <w:end w:w="120" w:type="dxa"/>
-            </w:tcMar>
-            <w:shd w:fill="F2F4F7"/>
-          </w:tcPr>
-          <w:p>
-            <w:pPr>
-              <w:jc w:val="center"/>
-            </w:pPr>
-            <w:r>
-              <w:rPr>
-                <w:sz w:val="16"/>
-              </w:rPr>
-              <w:t>10</w:t>
-            </w:r>
-          </w:p>
-        </w:tc>
-        <w:tc>
-          <w:tcPr>
-            <w:tcW w:type="dxa" w:w="3024"/>
-            <w:vAlign w:val="center"/>
-            <w:tcMar>
-              <w:top w:w="80" w:type="dxa"/>
-              <w:start w:w="120" w:type="dxa"/>
-              <w:bottom w:w="80" w:type="dxa"/>
-              <w:end w:w="120" w:type="dxa"/>
-            </w:tcMar>
-            <w:shd w:fill="F2F4F7"/>
-          </w:tcPr>
-          <w:p>
-            <w:pPr>
-              <w:jc w:val="left"/>
-            </w:pPr>
-            <w:r>
-              <w:rPr>
-                <w:sz w:val="16"/>
-              </w:rPr>
-              <w:t>ag3_qg3_ay2_qc2_vr2_vd2</w:t>
-            </w:r>
-          </w:p>
-        </w:tc>
-        <w:tc>
-          <w:tcPr>
-            <w:tcW w:type="dxa" w:w="792"/>
-            <w:vAlign w:val="center"/>
-            <w:tcMar>
-              <w:top w:w="80" w:type="dxa"/>
-              <w:start w:w="120" w:type="dxa"/>
-              <w:bottom w:w="80" w:type="dxa"/>
-              <w:end w:w="120" w:type="dxa"/>
-            </w:tcMar>
-            <w:shd w:fill="F2F4F7"/>
-          </w:tcPr>
-          <w:p>
-            <w:pPr>
-              <w:jc w:val="center"/>
-            </w:pPr>
-            <w:r>
-              <w:rPr>
-                <w:sz w:val="16"/>
-              </w:rPr>
-              <w:t>24</w:t>
-            </w:r>
-          </w:p>
-        </w:tc>
-        <w:tc>
-          <w:tcPr>
-            <w:tcW w:type="dxa" w:w="1224"/>
-            <w:vAlign w:val="center"/>
-            <w:tcMar>
-              <w:top w:w="80" w:type="dxa"/>
-              <w:start w:w="120" w:type="dxa"/>
-              <w:bottom w:w="80" w:type="dxa"/>
-              <w:end w:w="120" w:type="dxa"/>
-            </w:tcMar>
-            <w:shd w:fill="F2F4F7"/>
-          </w:tcPr>
-          <w:p>
-            <w:pPr>
-              <w:jc w:val="center"/>
-            </w:pPr>
-            <w:r>
-              <w:rPr>
-                <w:sz w:val="16"/>
-              </w:rPr>
-              <w:t>5.90%</w:t>
-            </w:r>
-          </w:p>
-        </w:tc>
-        <w:tc>
-          <w:tcPr>
-            <w:tcW w:type="dxa" w:w="1224"/>
-            <w:vAlign w:val="center"/>
-            <w:tcMar>
-              <w:top w:w="80" w:type="dxa"/>
-              <w:start w:w="120" w:type="dxa"/>
-              <w:bottom w:w="80" w:type="dxa"/>
-              <w:end w:w="120" w:type="dxa"/>
-            </w:tcMar>
-            <w:shd w:fill="F2F4F7"/>
-          </w:tcPr>
-          <w:p>
-            <w:pPr>
-              <w:jc w:val="center"/>
-            </w:pPr>
-            <w:r>
-              <w:rPr>
-                <w:sz w:val="16"/>
-              </w:rPr>
-              <w:t>-1.77%</w:t>
-            </w:r>
-          </w:p>
-        </w:tc>
-        <w:tc>
-          <w:tcPr>
-            <w:tcW w:type="dxa" w:w="1224"/>
-            <w:vAlign w:val="center"/>
-            <w:tcMar>
-              <w:top w:w="80" w:type="dxa"/>
-              <w:start w:w="120" w:type="dxa"/>
-              <w:bottom w:w="80" w:type="dxa"/>
-              <w:end w:w="120" w:type="dxa"/>
-            </w:tcMar>
-            <w:shd w:fill="F2F4F7"/>
-          </w:tcPr>
-          <w:p>
-            <w:pPr>
-              <w:jc w:val="center"/>
-            </w:pPr>
-            <w:r>
-              <w:rPr>
-                <w:sz w:val="16"/>
-              </w:rPr>
-              <w:t>50.00%</w:t>
             </w:r>
           </w:p>
         </w:tc>
@@ -15158,7 +10288,7 @@
       <w:rPr>
         <w:color w:val="5C6B80"/>
       </w:rPr>
-      <w:t>Generated June 10, 2026</w:t>
+      <w:t>Generated June 11, 2026</w:t>
     </w:r>
   </w:p>
 </w:ftr>
